--- a/docs/SplitStack_Prompt_Log.docx
+++ b/docs/SplitStack_Prompt_Log.docx
@@ -132,7 +132,7 @@
           <w:sz w:val="21"/>
           <w:szCs w:val="21"/>
         </w:rPr>
-        <w:t xml:space="preserve">6</w:t>
+        <w:t xml:space="preserve">12</w:t>
       </w:r>
     </w:p>
     <w:p>
@@ -494,7 +494,7 @@
                 <w:sz w:val="18"/>
                 <w:szCs w:val="18"/>
               </w:rPr>
-              <w:t xml:space="preserve">0</w:t>
+              <w:t xml:space="preserve">6</w:t>
             </w:r>
           </w:p>
         </w:tc>
@@ -1589,6 +1589,723 @@
           </w:p>
         </w:tc>
       </w:tr>
+      <w:tr>
+        <w:tc>
+          <w:tcPr>
+            <w:tcW w:type="dxa" w:w="700"/>
+            <w:tcMar>
+              <w:top w:type="dxa" w:w="60"/>
+              <w:left w:type="dxa" w:w="100"/>
+              <w:bottom w:type="dxa" w:w="60"/>
+              <w:right w:type="dxa" w:w="100"/>
+            </w:tcMar>
+          </w:tcPr>
+          <w:p>
+            <w:r>
+              <w:rPr>
+                <w:b w:val="false"/>
+                <w:bCs w:val="false"/>
+                <w:color w:val="222222"/>
+                <w:sz w:val="18"/>
+                <w:szCs w:val="18"/>
+              </w:rPr>
+              <w:t xml:space="preserve">7</w:t>
+            </w:r>
+          </w:p>
+        </w:tc>
+        <w:tc>
+          <w:tcPr>
+            <w:tcW w:type="dxa" w:w="1500"/>
+            <w:tcMar>
+              <w:top w:type="dxa" w:w="60"/>
+              <w:left w:type="dxa" w:w="100"/>
+              <w:bottom w:type="dxa" w:w="60"/>
+              <w:right w:type="dxa" w:w="100"/>
+            </w:tcMar>
+          </w:tcPr>
+          <w:p>
+            <w:r>
+              <w:rPr>
+                <w:b w:val="false"/>
+                <w:bCs w:val="false"/>
+                <w:color w:val="222222"/>
+                <w:sz w:val="18"/>
+                <w:szCs w:val="18"/>
+              </w:rPr>
+              <w:t xml:space="preserve">Review 1</w:t>
+            </w:r>
+          </w:p>
+        </w:tc>
+        <w:tc>
+          <w:tcPr>
+            <w:tcW w:type="dxa" w:w="4538"/>
+            <w:tcMar>
+              <w:top w:type="dxa" w:w="60"/>
+              <w:left w:type="dxa" w:w="100"/>
+              <w:bottom w:type="dxa" w:w="60"/>
+              <w:right w:type="dxa" w:w="100"/>
+            </w:tcMar>
+          </w:tcPr>
+          <w:p>
+            <w:r>
+              <w:rPr>
+                <w:b w:val="false"/>
+                <w:bCs w:val="false"/>
+                <w:color w:val="222222"/>
+                <w:sz w:val="18"/>
+                <w:szCs w:val="18"/>
+              </w:rPr>
+              <w:t xml:space="preserve">CSS design system with cascade layers</w:t>
+            </w:r>
+          </w:p>
+        </w:tc>
+        <w:tc>
+          <w:tcPr>
+            <w:tcW w:type="dxa" w:w="1500"/>
+            <w:tcMar>
+              <w:top w:type="dxa" w:w="60"/>
+              <w:left w:type="dxa" w:w="100"/>
+              <w:bottom w:type="dxa" w:w="60"/>
+              <w:right w:type="dxa" w:w="100"/>
+            </w:tcMar>
+          </w:tcPr>
+          <w:p>
+            <w:r>
+              <w:rPr>
+                <w:b w:val="false"/>
+                <w:bCs w:val="false"/>
+                <w:color w:val="222222"/>
+                <w:sz w:val="18"/>
+                <w:szCs w:val="18"/>
+              </w:rPr>
+              <w:t xml:space="preserve">Working prompt</w:t>
+            </w:r>
+          </w:p>
+        </w:tc>
+        <w:tc>
+          <w:tcPr>
+            <w:tcW w:type="dxa" w:w="1400"/>
+            <w:tcMar>
+              <w:top w:type="dxa" w:w="60"/>
+              <w:left w:type="dxa" w:w="100"/>
+              <w:bottom w:type="dxa" w:w="60"/>
+              <w:right w:type="dxa" w:w="100"/>
+            </w:tcMar>
+          </w:tcPr>
+          <w:p>
+            <w:r>
+              <w:rPr>
+                <w:b w:val="false"/>
+                <w:bCs w:val="false"/>
+                <w:color w:val="222222"/>
+                <w:sz w:val="18"/>
+                <w:szCs w:val="18"/>
+              </w:rPr>
+              <w:t xml:space="preserve">2026-10-14</w:t>
+            </w:r>
+          </w:p>
+        </w:tc>
+      </w:tr>
+      <w:tr>
+        <w:tc>
+          <w:tcPr>
+            <w:tcW w:type="dxa" w:w="700"/>
+            <w:shd w:fill="F7F7FB" w:color="auto" w:val="clear"/>
+            <w:tcMar>
+              <w:top w:type="dxa" w:w="60"/>
+              <w:left w:type="dxa" w:w="100"/>
+              <w:bottom w:type="dxa" w:w="60"/>
+              <w:right w:type="dxa" w:w="100"/>
+            </w:tcMar>
+          </w:tcPr>
+          <w:p>
+            <w:r>
+              <w:rPr>
+                <w:b w:val="false"/>
+                <w:bCs w:val="false"/>
+                <w:color w:val="222222"/>
+                <w:sz w:val="18"/>
+                <w:szCs w:val="18"/>
+              </w:rPr>
+              <w:t xml:space="preserve">8</w:t>
+            </w:r>
+          </w:p>
+        </w:tc>
+        <w:tc>
+          <w:tcPr>
+            <w:tcW w:type="dxa" w:w="1500"/>
+            <w:shd w:fill="F7F7FB" w:color="auto" w:val="clear"/>
+            <w:tcMar>
+              <w:top w:type="dxa" w:w="60"/>
+              <w:left w:type="dxa" w:w="100"/>
+              <w:bottom w:type="dxa" w:w="60"/>
+              <w:right w:type="dxa" w:w="100"/>
+            </w:tcMar>
+          </w:tcPr>
+          <w:p>
+            <w:r>
+              <w:rPr>
+                <w:b w:val="false"/>
+                <w:bCs w:val="false"/>
+                <w:color w:val="222222"/>
+                <w:sz w:val="18"/>
+                <w:szCs w:val="18"/>
+              </w:rPr>
+              <w:t xml:space="preserve">Review 1</w:t>
+            </w:r>
+          </w:p>
+        </w:tc>
+        <w:tc>
+          <w:tcPr>
+            <w:tcW w:type="dxa" w:w="4538"/>
+            <w:shd w:fill="F7F7FB" w:color="auto" w:val="clear"/>
+            <w:tcMar>
+              <w:top w:type="dxa" w:w="60"/>
+              <w:left w:type="dxa" w:w="100"/>
+              <w:bottom w:type="dxa" w:w="60"/>
+              <w:right w:type="dxa" w:w="100"/>
+            </w:tcMar>
+          </w:tcPr>
+          <w:p>
+            <w:r>
+              <w:rPr>
+                <w:b w:val="false"/>
+                <w:bCs w:val="false"/>
+                <w:color w:val="222222"/>
+                <w:sz w:val="18"/>
+                <w:szCs w:val="18"/>
+              </w:rPr>
+              <w:t xml:space="preserve">Static semantic HTML pages (25 pages)</w:t>
+            </w:r>
+          </w:p>
+        </w:tc>
+        <w:tc>
+          <w:tcPr>
+            <w:tcW w:type="dxa" w:w="1500"/>
+            <w:shd w:fill="F7F7FB" w:color="auto" w:val="clear"/>
+            <w:tcMar>
+              <w:top w:type="dxa" w:w="60"/>
+              <w:left w:type="dxa" w:w="100"/>
+              <w:bottom w:type="dxa" w:w="60"/>
+              <w:right w:type="dxa" w:w="100"/>
+            </w:tcMar>
+          </w:tcPr>
+          <w:p>
+            <w:r>
+              <w:rPr>
+                <w:b w:val="false"/>
+                <w:bCs w:val="false"/>
+                <w:color w:val="222222"/>
+                <w:sz w:val="18"/>
+                <w:szCs w:val="18"/>
+              </w:rPr>
+              <w:t xml:space="preserve">Working prompt</w:t>
+            </w:r>
+          </w:p>
+        </w:tc>
+        <w:tc>
+          <w:tcPr>
+            <w:tcW w:type="dxa" w:w="1400"/>
+            <w:shd w:fill="F7F7FB" w:color="auto" w:val="clear"/>
+            <w:tcMar>
+              <w:top w:type="dxa" w:w="60"/>
+              <w:left w:type="dxa" w:w="100"/>
+              <w:bottom w:type="dxa" w:w="60"/>
+              <w:right w:type="dxa" w:w="100"/>
+            </w:tcMar>
+          </w:tcPr>
+          <w:p>
+            <w:r>
+              <w:rPr>
+                <w:b w:val="false"/>
+                <w:bCs w:val="false"/>
+                <w:color w:val="222222"/>
+                <w:sz w:val="18"/>
+                <w:szCs w:val="18"/>
+              </w:rPr>
+              <w:t xml:space="preserve">2026-10-14</w:t>
+            </w:r>
+          </w:p>
+        </w:tc>
+      </w:tr>
+      <w:tr>
+        <w:tc>
+          <w:tcPr>
+            <w:tcW w:type="dxa" w:w="700"/>
+            <w:tcMar>
+              <w:top w:type="dxa" w:w="60"/>
+              <w:left w:type="dxa" w:w="100"/>
+              <w:bottom w:type="dxa" w:w="60"/>
+              <w:right w:type="dxa" w:w="100"/>
+            </w:tcMar>
+          </w:tcPr>
+          <w:p>
+            <w:r>
+              <w:rPr>
+                <w:b w:val="false"/>
+                <w:bCs w:val="false"/>
+                <w:color w:val="222222"/>
+                <w:sz w:val="18"/>
+                <w:szCs w:val="18"/>
+              </w:rPr>
+              <w:t xml:space="preserve">9</w:t>
+            </w:r>
+          </w:p>
+        </w:tc>
+        <w:tc>
+          <w:tcPr>
+            <w:tcW w:type="dxa" w:w="1500"/>
+            <w:tcMar>
+              <w:top w:type="dxa" w:w="60"/>
+              <w:left w:type="dxa" w:w="100"/>
+              <w:bottom w:type="dxa" w:w="60"/>
+              <w:right w:type="dxa" w:w="100"/>
+            </w:tcMar>
+          </w:tcPr>
+          <w:p>
+            <w:r>
+              <w:rPr>
+                <w:b w:val="false"/>
+                <w:bCs w:val="false"/>
+                <w:color w:val="222222"/>
+                <w:sz w:val="18"/>
+                <w:szCs w:val="18"/>
+              </w:rPr>
+              <w:t xml:space="preserve">Review 1</w:t>
+            </w:r>
+          </w:p>
+        </w:tc>
+        <w:tc>
+          <w:tcPr>
+            <w:tcW w:type="dxa" w:w="4538"/>
+            <w:tcMar>
+              <w:top w:type="dxa" w:w="60"/>
+              <w:left w:type="dxa" w:w="100"/>
+              <w:bottom w:type="dxa" w:w="60"/>
+              <w:right w:type="dxa" w:w="100"/>
+            </w:tcMar>
+          </w:tcPr>
+          <w:p>
+            <w:r>
+              <w:rPr>
+                <w:b w:val="false"/>
+                <w:bCs w:val="false"/>
+                <w:color w:val="222222"/>
+                <w:sz w:val="18"/>
+                <w:szCs w:val="18"/>
+              </w:rPr>
+              <w:t xml:space="preserve">Local static server for previewing the client</w:t>
+            </w:r>
+          </w:p>
+        </w:tc>
+        <w:tc>
+          <w:tcPr>
+            <w:tcW w:type="dxa" w:w="1500"/>
+            <w:tcMar>
+              <w:top w:type="dxa" w:w="60"/>
+              <w:left w:type="dxa" w:w="100"/>
+              <w:bottom w:type="dxa" w:w="60"/>
+              <w:right w:type="dxa" w:w="100"/>
+            </w:tcMar>
+          </w:tcPr>
+          <w:p>
+            <w:r>
+              <w:rPr>
+                <w:b w:val="false"/>
+                <w:bCs w:val="false"/>
+                <w:color w:val="222222"/>
+                <w:sz w:val="18"/>
+                <w:szCs w:val="18"/>
+              </w:rPr>
+              <w:t xml:space="preserve">Working prompt</w:t>
+            </w:r>
+          </w:p>
+        </w:tc>
+        <w:tc>
+          <w:tcPr>
+            <w:tcW w:type="dxa" w:w="1400"/>
+            <w:tcMar>
+              <w:top w:type="dxa" w:w="60"/>
+              <w:left w:type="dxa" w:w="100"/>
+              <w:bottom w:type="dxa" w:w="60"/>
+              <w:right w:type="dxa" w:w="100"/>
+            </w:tcMar>
+          </w:tcPr>
+          <w:p>
+            <w:r>
+              <w:rPr>
+                <w:b w:val="false"/>
+                <w:bCs w:val="false"/>
+                <w:color w:val="222222"/>
+                <w:sz w:val="18"/>
+                <w:szCs w:val="18"/>
+              </w:rPr>
+              <w:t xml:space="preserve">2026-10-14</w:t>
+            </w:r>
+          </w:p>
+        </w:tc>
+      </w:tr>
+      <w:tr>
+        <w:tc>
+          <w:tcPr>
+            <w:tcW w:type="dxa" w:w="700"/>
+            <w:shd w:fill="F7F7FB" w:color="auto" w:val="clear"/>
+            <w:tcMar>
+              <w:top w:type="dxa" w:w="60"/>
+              <w:left w:type="dxa" w:w="100"/>
+              <w:bottom w:type="dxa" w:w="60"/>
+              <w:right w:type="dxa" w:w="100"/>
+            </w:tcMar>
+          </w:tcPr>
+          <w:p>
+            <w:r>
+              <w:rPr>
+                <w:b w:val="false"/>
+                <w:bCs w:val="false"/>
+                <w:color w:val="222222"/>
+                <w:sz w:val="18"/>
+                <w:szCs w:val="18"/>
+              </w:rPr>
+              <w:t xml:space="preserve">10</w:t>
+            </w:r>
+          </w:p>
+        </w:tc>
+        <w:tc>
+          <w:tcPr>
+            <w:tcW w:type="dxa" w:w="1500"/>
+            <w:shd w:fill="F7F7FB" w:color="auto" w:val="clear"/>
+            <w:tcMar>
+              <w:top w:type="dxa" w:w="60"/>
+              <w:left w:type="dxa" w:w="100"/>
+              <w:bottom w:type="dxa" w:w="60"/>
+              <w:right w:type="dxa" w:w="100"/>
+            </w:tcMar>
+          </w:tcPr>
+          <w:p>
+            <w:r>
+              <w:rPr>
+                <w:b w:val="false"/>
+                <w:bCs w:val="false"/>
+                <w:color w:val="222222"/>
+                <w:sz w:val="18"/>
+                <w:szCs w:val="18"/>
+              </w:rPr>
+              <w:t xml:space="preserve">Review 1</w:t>
+            </w:r>
+          </w:p>
+        </w:tc>
+        <w:tc>
+          <w:tcPr>
+            <w:tcW w:type="dxa" w:w="4538"/>
+            <w:shd w:fill="F7F7FB" w:color="auto" w:val="clear"/>
+            <w:tcMar>
+              <w:top w:type="dxa" w:w="60"/>
+              <w:left w:type="dxa" w:w="100"/>
+              <w:bottom w:type="dxa" w:w="60"/>
+              <w:right w:type="dxa" w:w="100"/>
+            </w:tcMar>
+          </w:tcPr>
+          <w:p>
+            <w:r>
+              <w:rPr>
+                <w:b w:val="false"/>
+                <w:bCs w:val="false"/>
+                <w:color w:val="222222"/>
+                <w:sz w:val="18"/>
+                <w:szCs w:val="18"/>
+              </w:rPr>
+              <w:t xml:space="preserve">Validate HTML and fix issues</w:t>
+            </w:r>
+          </w:p>
+        </w:tc>
+        <w:tc>
+          <w:tcPr>
+            <w:tcW w:type="dxa" w:w="1500"/>
+            <w:shd w:fill="F7F7FB" w:color="auto" w:val="clear"/>
+            <w:tcMar>
+              <w:top w:type="dxa" w:w="60"/>
+              <w:left w:type="dxa" w:w="100"/>
+              <w:bottom w:type="dxa" w:w="60"/>
+              <w:right w:type="dxa" w:w="100"/>
+            </w:tcMar>
+          </w:tcPr>
+          <w:p>
+            <w:r>
+              <w:rPr>
+                <w:b w:val="false"/>
+                <w:bCs w:val="false"/>
+                <w:color w:val="222222"/>
+                <w:sz w:val="18"/>
+                <w:szCs w:val="18"/>
+              </w:rPr>
+              <w:t xml:space="preserve">Working prompt</w:t>
+            </w:r>
+          </w:p>
+        </w:tc>
+        <w:tc>
+          <w:tcPr>
+            <w:tcW w:type="dxa" w:w="1400"/>
+            <w:shd w:fill="F7F7FB" w:color="auto" w:val="clear"/>
+            <w:tcMar>
+              <w:top w:type="dxa" w:w="60"/>
+              <w:left w:type="dxa" w:w="100"/>
+              <w:bottom w:type="dxa" w:w="60"/>
+              <w:right w:type="dxa" w:w="100"/>
+            </w:tcMar>
+          </w:tcPr>
+          <w:p>
+            <w:r>
+              <w:rPr>
+                <w:b w:val="false"/>
+                <w:bCs w:val="false"/>
+                <w:color w:val="222222"/>
+                <w:sz w:val="18"/>
+                <w:szCs w:val="18"/>
+              </w:rPr>
+              <w:t xml:space="preserve">2026-10-14</w:t>
+            </w:r>
+          </w:p>
+        </w:tc>
+      </w:tr>
+      <w:tr>
+        <w:tc>
+          <w:tcPr>
+            <w:tcW w:type="dxa" w:w="700"/>
+            <w:tcMar>
+              <w:top w:type="dxa" w:w="60"/>
+              <w:left w:type="dxa" w:w="100"/>
+              <w:bottom w:type="dxa" w:w="60"/>
+              <w:right w:type="dxa" w:w="100"/>
+            </w:tcMar>
+          </w:tcPr>
+          <w:p>
+            <w:r>
+              <w:rPr>
+                <w:b w:val="false"/>
+                <w:bCs w:val="false"/>
+                <w:color w:val="222222"/>
+                <w:sz w:val="18"/>
+                <w:szCs w:val="18"/>
+              </w:rPr>
+              <w:t xml:space="preserve">11</w:t>
+            </w:r>
+          </w:p>
+        </w:tc>
+        <w:tc>
+          <w:tcPr>
+            <w:tcW w:type="dxa" w:w="1500"/>
+            <w:tcMar>
+              <w:top w:type="dxa" w:w="60"/>
+              <w:left w:type="dxa" w:w="100"/>
+              <w:bottom w:type="dxa" w:w="60"/>
+              <w:right w:type="dxa" w:w="100"/>
+            </w:tcMar>
+          </w:tcPr>
+          <w:p>
+            <w:r>
+              <w:rPr>
+                <w:b w:val="false"/>
+                <w:bCs w:val="false"/>
+                <w:color w:val="222222"/>
+                <w:sz w:val="18"/>
+                <w:szCs w:val="18"/>
+              </w:rPr>
+              <w:t xml:space="preserve">Review 1</w:t>
+            </w:r>
+          </w:p>
+        </w:tc>
+        <w:tc>
+          <w:tcPr>
+            <w:tcW w:type="dxa" w:w="4538"/>
+            <w:tcMar>
+              <w:top w:type="dxa" w:w="60"/>
+              <w:left w:type="dxa" w:w="100"/>
+              <w:bottom w:type="dxa" w:w="60"/>
+              <w:right w:type="dxa" w:w="100"/>
+            </w:tcMar>
+          </w:tcPr>
+          <w:p>
+            <w:r>
+              <w:rPr>
+                <w:b w:val="false"/>
+                <w:bCs w:val="false"/>
+                <w:color w:val="222222"/>
+                <w:sz w:val="18"/>
+                <w:szCs w:val="18"/>
+              </w:rPr>
+              <w:t xml:space="preserve">Visual QA and layout bug fixes</w:t>
+            </w:r>
+          </w:p>
+        </w:tc>
+        <w:tc>
+          <w:tcPr>
+            <w:tcW w:type="dxa" w:w="1500"/>
+            <w:tcMar>
+              <w:top w:type="dxa" w:w="60"/>
+              <w:left w:type="dxa" w:w="100"/>
+              <w:bottom w:type="dxa" w:w="60"/>
+              <w:right w:type="dxa" w:w="100"/>
+            </w:tcMar>
+          </w:tcPr>
+          <w:p>
+            <w:r>
+              <w:rPr>
+                <w:b w:val="false"/>
+                <w:bCs w:val="false"/>
+                <w:color w:val="222222"/>
+                <w:sz w:val="18"/>
+                <w:szCs w:val="18"/>
+              </w:rPr>
+              <w:t xml:space="preserve">Working prompt</w:t>
+            </w:r>
+          </w:p>
+        </w:tc>
+        <w:tc>
+          <w:tcPr>
+            <w:tcW w:type="dxa" w:w="1400"/>
+            <w:tcMar>
+              <w:top w:type="dxa" w:w="60"/>
+              <w:left w:type="dxa" w:w="100"/>
+              <w:bottom w:type="dxa" w:w="60"/>
+              <w:right w:type="dxa" w:w="100"/>
+            </w:tcMar>
+          </w:tcPr>
+          <w:p>
+            <w:r>
+              <w:rPr>
+                <w:b w:val="false"/>
+                <w:bCs w:val="false"/>
+                <w:color w:val="222222"/>
+                <w:sz w:val="18"/>
+                <w:szCs w:val="18"/>
+              </w:rPr>
+              <w:t xml:space="preserve">2026-10-14</w:t>
+            </w:r>
+          </w:p>
+        </w:tc>
+      </w:tr>
+      <w:tr>
+        <w:tc>
+          <w:tcPr>
+            <w:tcW w:type="dxa" w:w="700"/>
+            <w:shd w:fill="F7F7FB" w:color="auto" w:val="clear"/>
+            <w:tcMar>
+              <w:top w:type="dxa" w:w="60"/>
+              <w:left w:type="dxa" w:w="100"/>
+              <w:bottom w:type="dxa" w:w="60"/>
+              <w:right w:type="dxa" w:w="100"/>
+            </w:tcMar>
+          </w:tcPr>
+          <w:p>
+            <w:r>
+              <w:rPr>
+                <w:b w:val="false"/>
+                <w:bCs w:val="false"/>
+                <w:color w:val="222222"/>
+                <w:sz w:val="18"/>
+                <w:szCs w:val="18"/>
+              </w:rPr>
+              <w:t xml:space="preserve">12</w:t>
+            </w:r>
+          </w:p>
+        </w:tc>
+        <w:tc>
+          <w:tcPr>
+            <w:tcW w:type="dxa" w:w="1500"/>
+            <w:shd w:fill="F7F7FB" w:color="auto" w:val="clear"/>
+            <w:tcMar>
+              <w:top w:type="dxa" w:w="60"/>
+              <w:left w:type="dxa" w:w="100"/>
+              <w:bottom w:type="dxa" w:w="60"/>
+              <w:right w:type="dxa" w:w="100"/>
+            </w:tcMar>
+          </w:tcPr>
+          <w:p>
+            <w:r>
+              <w:rPr>
+                <w:b w:val="false"/>
+                <w:bCs w:val="false"/>
+                <w:color w:val="222222"/>
+                <w:sz w:val="18"/>
+                <w:szCs w:val="18"/>
+              </w:rPr>
+              <w:t xml:space="preserve">Review 1</w:t>
+            </w:r>
+          </w:p>
+        </w:tc>
+        <w:tc>
+          <w:tcPr>
+            <w:tcW w:type="dxa" w:w="4538"/>
+            <w:shd w:fill="F7F7FB" w:color="auto" w:val="clear"/>
+            <w:tcMar>
+              <w:top w:type="dxa" w:w="60"/>
+              <w:left w:type="dxa" w:w="100"/>
+              <w:bottom w:type="dxa" w:w="60"/>
+              <w:right w:type="dxa" w:w="100"/>
+            </w:tcMar>
+          </w:tcPr>
+          <w:p>
+            <w:r>
+              <w:rPr>
+                <w:b w:val="false"/>
+                <w:bCs w:val="false"/>
+                <w:color w:val="222222"/>
+                <w:sz w:val="18"/>
+                <w:szCs w:val="18"/>
+              </w:rPr>
+              <w:t xml:space="preserve">Client README and Review 1 checkpoint commit</w:t>
+            </w:r>
+          </w:p>
+        </w:tc>
+        <w:tc>
+          <w:tcPr>
+            <w:tcW w:type="dxa" w:w="1500"/>
+            <w:shd w:fill="F7F7FB" w:color="auto" w:val="clear"/>
+            <w:tcMar>
+              <w:top w:type="dxa" w:w="60"/>
+              <w:left w:type="dxa" w:w="100"/>
+              <w:bottom w:type="dxa" w:w="60"/>
+              <w:right w:type="dxa" w:w="100"/>
+            </w:tcMar>
+          </w:tcPr>
+          <w:p>
+            <w:r>
+              <w:rPr>
+                <w:b w:val="false"/>
+                <w:bCs w:val="false"/>
+                <w:color w:val="222222"/>
+                <w:sz w:val="18"/>
+                <w:szCs w:val="18"/>
+              </w:rPr>
+              <w:t xml:space="preserve">Working prompt</w:t>
+            </w:r>
+          </w:p>
+        </w:tc>
+        <w:tc>
+          <w:tcPr>
+            <w:tcW w:type="dxa" w:w="1400"/>
+            <w:shd w:fill="F7F7FB" w:color="auto" w:val="clear"/>
+            <w:tcMar>
+              <w:top w:type="dxa" w:w="60"/>
+              <w:left w:type="dxa" w:w="100"/>
+              <w:bottom w:type="dxa" w:w="60"/>
+              <w:right w:type="dxa" w:w="100"/>
+            </w:tcMar>
+          </w:tcPr>
+          <w:p>
+            <w:r>
+              <w:rPr>
+                <w:b w:val="false"/>
+                <w:bCs w:val="false"/>
+                <w:color w:val="222222"/>
+                <w:sz w:val="18"/>
+                <w:szCs w:val="18"/>
+              </w:rPr>
+              <w:t xml:space="preserve">2026-10-14</w:t>
+            </w:r>
+          </w:p>
+        </w:tc>
+      </w:tr>
     </w:tbl>
     <w:p>
       <w:r>
@@ -2888,6 +3605,1397 @@
           <w:szCs w:val="21"/>
         </w:rPr>
         <w:t xml:space="preserve">npm run log produces the .docx; contents read back with python-docx.</w:t>
+      </w:r>
+    </w:p>
+    <w:p>
+      <w:pPr>
+        <w:pBdr>
+          <w:bottom w:val="single" w:color="D9DBE5" w:sz="4" w:space="4"/>
+        </w:pBdr>
+        <w:spacing w:after="200"/>
+      </w:pPr>
+      <w:r>
+        <w:t xml:space="preserve"/>
+      </w:r>
+    </w:p>
+    <w:p>
+      <w:pPr>
+        <w:pStyle w:val="Heading2"/>
+        <w:spacing w:before="360"/>
+      </w:pPr>
+      <w:r>
+        <w:t xml:space="preserve">Review 1 - HTML + CSS - static, semantic pages and a token-based design system</w:t>
+      </w:r>
+    </w:p>
+    <w:p>
+      <w:pPr>
+        <w:pStyle w:val="Heading3"/>
+        <w:keepNext/>
+      </w:pPr>
+      <w:r>
+        <w:t xml:space="preserve">#7  CSS design system with cascade layers</w:t>
+      </w:r>
+    </w:p>
+    <w:p>
+      <w:pPr>
+        <w:keepNext/>
+        <w:spacing w:after="60"/>
+      </w:pPr>
+      <w:r>
+        <w:rPr>
+          <w:color w:val="5B6475"/>
+          <w:sz w:val="18"/>
+          <w:szCs w:val="18"/>
+        </w:rPr>
+        <w:t xml:space="preserve">Working prompt  |  2026-10-14</w:t>
+      </w:r>
+    </w:p>
+    <w:p>
+      <w:pPr>
+        <w:spacing w:after="60" w:before="160"/>
+      </w:pPr>
+      <w:r>
+        <w:rPr>
+          <w:b/>
+          <w:bCs/>
+          <w:color w:val="4F46E5"/>
+          <w:spacing w:val="20"/>
+          <w:sz w:val="17"/>
+          <w:szCs w:val="17"/>
+        </w:rPr>
+        <w:t xml:space="preserve">PROMPT</w:t>
+      </w:r>
+    </w:p>
+    <w:p>
+      <w:pPr>
+        <w:pBdr>
+          <w:left w:val="single" w:color="4F46E5" w:sz="18" w:space="8"/>
+        </w:pBdr>
+        <w:shd w:fill="F1F2F8" w:color="auto" w:val="clear"/>
+        <w:spacing w:after="120" w:before="40" w:line="276"/>
+        <w:ind w:left="160" w:right="160"/>
+      </w:pPr>
+      <w:r>
+        <w:rPr>
+          <w:rFonts w:ascii="Consolas" w:cs="Consolas" w:eastAsia="Consolas" w:hAnsi="Consolas"/>
+          <w:sz w:val="19"/>
+          <w:szCs w:val="19"/>
+        </w:rPr>
+        <w:t xml:space="preserve">Rebuild SplitStack's stylesheet as a token-based design system split into files and ordered with CSS cascade layers: tokens.css (colours, type scale, spacing, radii, shadows; dark default plus a light theme via prefers-color-scheme and a [data-theme] attribute for later JavaScript), base.css (reset, typography, focus ring, skip link, visually-hidden), layout.css (app shell with sticky sidebar and topbar, grids, auth and landing layouts, responsive breakpoints at 1100/900/640px, CSS-only mobile drawer using a hidden checkbox and :has()), components.css (cards, buttons, badges, category tags via a --cat custom property, stat cards, budget meters, forms with :user-invalid feedback, segmented radios, switches, tables that become stacked cards under 640px using data-label, alerts, empty states, lists, CSS-only bar and conic-gradient doughnut charts, transfer cards, checklist, file drop zone), pages.css and utilities.css. main.css imports them with @layer. Fix the audit findings: muted text must reach at least 4.5:1 contrast, the light theme must be complete, and tables must not scroll sideways on mobile.</w:t>
+      </w:r>
+    </w:p>
+    <w:p>
+      <w:pPr>
+        <w:spacing w:after="60" w:before="160"/>
+      </w:pPr>
+      <w:r>
+        <w:rPr>
+          <w:b/>
+          <w:bCs/>
+          <w:color w:val="4F46E5"/>
+          <w:spacing w:val="20"/>
+          <w:sz w:val="17"/>
+          <w:szCs w:val="17"/>
+        </w:rPr>
+        <w:t xml:space="preserve">PURPOSE</w:t>
+      </w:r>
+    </w:p>
+    <w:p>
+      <w:pPr>
+        <w:spacing w:after="80"/>
+      </w:pPr>
+      <w:r>
+        <w:rPr>
+          <w:sz w:val="21"/>
+          <w:szCs w:val="21"/>
+        </w:rPr>
+        <w:t xml:space="preserve">Review 1 requires a clean, well-structured CSS codebase; this also fixes audit items SEC-06 (contrast), B.1 (light theme) and B.2 (responsive tables).</w:t>
+      </w:r>
+    </w:p>
+    <w:p>
+      <w:pPr>
+        <w:spacing w:after="60" w:before="160"/>
+      </w:pPr>
+      <w:r>
+        <w:rPr>
+          <w:b/>
+          <w:bCs/>
+          <w:color w:val="4F46E5"/>
+          <w:spacing w:val="20"/>
+          <w:sz w:val="17"/>
+          <w:szCs w:val="17"/>
+        </w:rPr>
+        <w:t xml:space="preserve">FILES</w:t>
+      </w:r>
+    </w:p>
+    <w:p>
+      <w:pPr>
+        <w:pStyle w:val="ListParagraph"/>
+        <w:numPr>
+          <w:ilvl w:val="0"/>
+          <w:numId w:val="2"/>
+        </w:numPr>
+      </w:pPr>
+      <w:r>
+        <w:rPr>
+          <w:rFonts w:ascii="Consolas" w:cs="Consolas" w:eastAsia="Consolas" w:hAnsi="Consolas"/>
+          <w:sz w:val="19"/>
+          <w:szCs w:val="19"/>
+        </w:rPr>
+        <w:t xml:space="preserve">client/css/main.css</w:t>
+      </w:r>
+    </w:p>
+    <w:p>
+      <w:pPr>
+        <w:pStyle w:val="ListParagraph"/>
+        <w:numPr>
+          <w:ilvl w:val="0"/>
+          <w:numId w:val="2"/>
+        </w:numPr>
+      </w:pPr>
+      <w:r>
+        <w:rPr>
+          <w:rFonts w:ascii="Consolas" w:cs="Consolas" w:eastAsia="Consolas" w:hAnsi="Consolas"/>
+          <w:sz w:val="19"/>
+          <w:szCs w:val="19"/>
+        </w:rPr>
+        <w:t xml:space="preserve">client/css/tokens.css</w:t>
+      </w:r>
+    </w:p>
+    <w:p>
+      <w:pPr>
+        <w:pStyle w:val="ListParagraph"/>
+        <w:numPr>
+          <w:ilvl w:val="0"/>
+          <w:numId w:val="2"/>
+        </w:numPr>
+      </w:pPr>
+      <w:r>
+        <w:rPr>
+          <w:rFonts w:ascii="Consolas" w:cs="Consolas" w:eastAsia="Consolas" w:hAnsi="Consolas"/>
+          <w:sz w:val="19"/>
+          <w:szCs w:val="19"/>
+        </w:rPr>
+        <w:t xml:space="preserve">client/css/base.css</w:t>
+      </w:r>
+    </w:p>
+    <w:p>
+      <w:pPr>
+        <w:pStyle w:val="ListParagraph"/>
+        <w:numPr>
+          <w:ilvl w:val="0"/>
+          <w:numId w:val="2"/>
+        </w:numPr>
+      </w:pPr>
+      <w:r>
+        <w:rPr>
+          <w:rFonts w:ascii="Consolas" w:cs="Consolas" w:eastAsia="Consolas" w:hAnsi="Consolas"/>
+          <w:sz w:val="19"/>
+          <w:szCs w:val="19"/>
+        </w:rPr>
+        <w:t xml:space="preserve">client/css/layout.css</w:t>
+      </w:r>
+    </w:p>
+    <w:p>
+      <w:pPr>
+        <w:pStyle w:val="ListParagraph"/>
+        <w:numPr>
+          <w:ilvl w:val="0"/>
+          <w:numId w:val="2"/>
+        </w:numPr>
+      </w:pPr>
+      <w:r>
+        <w:rPr>
+          <w:rFonts w:ascii="Consolas" w:cs="Consolas" w:eastAsia="Consolas" w:hAnsi="Consolas"/>
+          <w:sz w:val="19"/>
+          <w:szCs w:val="19"/>
+        </w:rPr>
+        <w:t xml:space="preserve">client/css/components.css</w:t>
+      </w:r>
+    </w:p>
+    <w:p>
+      <w:pPr>
+        <w:pStyle w:val="ListParagraph"/>
+        <w:numPr>
+          <w:ilvl w:val="0"/>
+          <w:numId w:val="2"/>
+        </w:numPr>
+      </w:pPr>
+      <w:r>
+        <w:rPr>
+          <w:rFonts w:ascii="Consolas" w:cs="Consolas" w:eastAsia="Consolas" w:hAnsi="Consolas"/>
+          <w:sz w:val="19"/>
+          <w:szCs w:val="19"/>
+        </w:rPr>
+        <w:t xml:space="preserve">client/css/pages.css</w:t>
+      </w:r>
+    </w:p>
+    <w:p>
+      <w:pPr>
+        <w:pStyle w:val="ListParagraph"/>
+        <w:numPr>
+          <w:ilvl w:val="0"/>
+          <w:numId w:val="2"/>
+        </w:numPr>
+      </w:pPr>
+      <w:r>
+        <w:rPr>
+          <w:rFonts w:ascii="Consolas" w:cs="Consolas" w:eastAsia="Consolas" w:hAnsi="Consolas"/>
+          <w:sz w:val="19"/>
+          <w:szCs w:val="19"/>
+        </w:rPr>
+        <w:t xml:space="preserve">client/css/utilities.css</w:t>
+      </w:r>
+    </w:p>
+    <w:p>
+      <w:pPr>
+        <w:spacing w:after="60" w:before="160"/>
+      </w:pPr>
+      <w:r>
+        <w:rPr>
+          <w:b/>
+          <w:bCs/>
+          <w:color w:val="4F46E5"/>
+          <w:spacing w:val="20"/>
+          <w:sz w:val="17"/>
+          <w:szCs w:val="17"/>
+        </w:rPr>
+        <w:t xml:space="preserve">RESULT</w:t>
+      </w:r>
+    </w:p>
+    <w:p>
+      <w:pPr>
+        <w:spacing w:after="80"/>
+      </w:pPr>
+      <w:r>
+        <w:rPr>
+          <w:sz w:val="21"/>
+          <w:szCs w:val="21"/>
+        </w:rPr>
+        <w:t xml:space="preserve">Six layered stylesheets. --text-dim raised from #64748b (3.8:1) to #8794a9 (about 5.6:1) on dark and #5d6879 on light surfaces.</w:t>
+      </w:r>
+    </w:p>
+    <w:p>
+      <w:pPr>
+        <w:spacing w:after="60" w:before="160"/>
+      </w:pPr>
+      <w:r>
+        <w:rPr>
+          <w:b/>
+          <w:bCs/>
+          <w:color w:val="4F46E5"/>
+          <w:spacing w:val="20"/>
+          <w:sz w:val="17"/>
+          <w:szCs w:val="17"/>
+        </w:rPr>
+        <w:t xml:space="preserve">VERIFICATION</w:t>
+      </w:r>
+    </w:p>
+    <w:p>
+      <w:pPr>
+        <w:spacing w:after="80"/>
+      </w:pPr>
+      <w:r>
+        <w:rPr>
+          <w:sz w:val="21"/>
+          <w:szCs w:val="21"/>
+        </w:rPr>
+        <w:t xml:space="preserve">Rendered in the browser at 1366px and 375px; computed styles inspected.</w:t>
+      </w:r>
+    </w:p>
+    <w:p>
+      <w:pPr>
+        <w:pBdr>
+          <w:bottom w:val="single" w:color="D9DBE5" w:sz="4" w:space="4"/>
+        </w:pBdr>
+        <w:spacing w:after="200"/>
+      </w:pPr>
+      <w:r>
+        <w:t xml:space="preserve"/>
+      </w:r>
+    </w:p>
+    <w:p>
+      <w:pPr>
+        <w:pStyle w:val="Heading3"/>
+        <w:keepNext/>
+      </w:pPr>
+      <w:r>
+        <w:t xml:space="preserve">#8  Static semantic HTML pages (25 pages)</w:t>
+      </w:r>
+    </w:p>
+    <w:p>
+      <w:pPr>
+        <w:keepNext/>
+        <w:spacing w:after="60"/>
+      </w:pPr>
+      <w:r>
+        <w:rPr>
+          <w:color w:val="5B6475"/>
+          <w:sz w:val="18"/>
+          <w:szCs w:val="18"/>
+        </w:rPr>
+        <w:t xml:space="preserve">Working prompt  |  2026-10-14</w:t>
+      </w:r>
+    </w:p>
+    <w:p>
+      <w:pPr>
+        <w:spacing w:after="60" w:before="160"/>
+      </w:pPr>
+      <w:r>
+        <w:rPr>
+          <w:b/>
+          <w:bCs/>
+          <w:color w:val="4F46E5"/>
+          <w:spacing w:val="20"/>
+          <w:sz w:val="17"/>
+          <w:szCs w:val="17"/>
+        </w:rPr>
+        <w:t xml:space="preserve">PROMPT</w:t>
+      </w:r>
+    </w:p>
+    <w:p>
+      <w:pPr>
+        <w:pBdr>
+          <w:left w:val="single" w:color="4F46E5" w:sz="18" w:space="8"/>
+        </w:pBdr>
+        <w:shd w:fill="F1F2F8" w:color="auto" w:val="clear"/>
+        <w:spacing w:after="120" w:before="40" w:line="276"/>
+        <w:ind w:left="160" w:right="160"/>
+      </w:pPr>
+      <w:r>
+        <w:rPr>
+          <w:rFonts w:ascii="Consolas" w:cs="Consolas" w:eastAsia="Consolas" w:hAnsi="Consolas"/>
+          <w:sz w:val="19"/>
+          <w:szCs w:val="19"/>
+        </w:rPr>
+        <w:t xml:space="preserve">Convert every Jinja template of the Flask app into a standalone static HTML5 page under client/ that opens without a server-side framework, using realistic sample data in Indian rupees for one demo user (Priya Raman) as of 28 Oct 2026. Pages: landing (index.html), login, register, 404, dashboard, analytics, expenses, add expense, edit expense, income, log income, budgets, recurring payments, categories, groups, create group, group detail, add shared expense, settle up, shopping lists, new list, list detail, receipt scan, receipt confirm, profile. Every app page shares the same sidebar, topbar (search, notifications, avatar) and footer. Use semantic landmarks (header, nav, main, aside, section, footer), a skip link, breadcrumbs, labelled forms with HTML5 validation (required, min, max, step, pattern, type=email/date/number), tables with captions and scope, time elements, aria-current for the active link, role=progressbar with values for budget meters, and a text alternative for every chart. Keep the sample numbers internally consistent (category totals, group balances, the debt-simplification plan). Avoid inline styles except CSS custom properties such as --value or --cat. Generate the repeated layout with a throwaway script so that the committed output is plain HTML.</w:t>
+      </w:r>
+    </w:p>
+    <w:p>
+      <w:pPr>
+        <w:spacing w:after="60" w:before="160"/>
+      </w:pPr>
+      <w:r>
+        <w:rPr>
+          <w:b/>
+          <w:bCs/>
+          <w:color w:val="4F46E5"/>
+          <w:spacing w:val="20"/>
+          <w:sz w:val="17"/>
+          <w:szCs w:val="17"/>
+        </w:rPr>
+        <w:t xml:space="preserve">PURPOSE</w:t>
+      </w:r>
+    </w:p>
+    <w:p>
+      <w:pPr>
+        <w:spacing w:after="80"/>
+      </w:pPr>
+      <w:r>
+        <w:rPr>
+          <w:sz w:val="21"/>
+          <w:szCs w:val="21"/>
+        </w:rPr>
+        <w:t xml:space="preserve">Deliver the Review 1 HTML+CSS milestone: every screen of SplitStack, demonstrable with only HTML and CSS.</w:t>
+      </w:r>
+    </w:p>
+    <w:p>
+      <w:pPr>
+        <w:spacing w:after="60" w:before="160"/>
+      </w:pPr>
+      <w:r>
+        <w:rPr>
+          <w:b/>
+          <w:bCs/>
+          <w:color w:val="4F46E5"/>
+          <w:spacing w:val="20"/>
+          <w:sz w:val="17"/>
+          <w:szCs w:val="17"/>
+        </w:rPr>
+        <w:t xml:space="preserve">FILES</w:t>
+      </w:r>
+    </w:p>
+    <w:p>
+      <w:pPr>
+        <w:pStyle w:val="ListParagraph"/>
+        <w:numPr>
+          <w:ilvl w:val="0"/>
+          <w:numId w:val="2"/>
+        </w:numPr>
+      </w:pPr>
+      <w:r>
+        <w:rPr>
+          <w:rFonts w:ascii="Consolas" w:cs="Consolas" w:eastAsia="Consolas" w:hAnsi="Consolas"/>
+          <w:sz w:val="19"/>
+          <w:szCs w:val="19"/>
+        </w:rPr>
+        <w:t xml:space="preserve">client/index.html</w:t>
+      </w:r>
+    </w:p>
+    <w:p>
+      <w:pPr>
+        <w:pStyle w:val="ListParagraph"/>
+        <w:numPr>
+          <w:ilvl w:val="0"/>
+          <w:numId w:val="2"/>
+        </w:numPr>
+      </w:pPr>
+      <w:r>
+        <w:rPr>
+          <w:rFonts w:ascii="Consolas" w:cs="Consolas" w:eastAsia="Consolas" w:hAnsi="Consolas"/>
+          <w:sz w:val="19"/>
+          <w:szCs w:val="19"/>
+        </w:rPr>
+        <w:t xml:space="preserve">client/pages/*.html (24 pages)</w:t>
+      </w:r>
+    </w:p>
+    <w:p>
+      <w:pPr>
+        <w:pStyle w:val="ListParagraph"/>
+        <w:numPr>
+          <w:ilvl w:val="0"/>
+          <w:numId w:val="2"/>
+        </w:numPr>
+      </w:pPr>
+      <w:r>
+        <w:rPr>
+          <w:rFonts w:ascii="Consolas" w:cs="Consolas" w:eastAsia="Consolas" w:hAnsi="Consolas"/>
+          <w:sz w:val="19"/>
+          <w:szCs w:val="19"/>
+        </w:rPr>
+        <w:t xml:space="preserve">client/assets/favicon.svg</w:t>
+      </w:r>
+    </w:p>
+    <w:p>
+      <w:pPr>
+        <w:pStyle w:val="ListParagraph"/>
+        <w:numPr>
+          <w:ilvl w:val="0"/>
+          <w:numId w:val="2"/>
+        </w:numPr>
+      </w:pPr>
+      <w:r>
+        <w:rPr>
+          <w:rFonts w:ascii="Consolas" w:cs="Consolas" w:eastAsia="Consolas" w:hAnsi="Consolas"/>
+          <w:sz w:val="19"/>
+          <w:szCs w:val="19"/>
+        </w:rPr>
+        <w:t xml:space="preserve">client/assets/sample-receipt.webp</w:t>
+      </w:r>
+    </w:p>
+    <w:p>
+      <w:pPr>
+        <w:spacing w:after="60" w:before="160"/>
+      </w:pPr>
+      <w:r>
+        <w:rPr>
+          <w:b/>
+          <w:bCs/>
+          <w:color w:val="4F46E5"/>
+          <w:spacing w:val="20"/>
+          <w:sz w:val="17"/>
+          <w:szCs w:val="17"/>
+        </w:rPr>
+        <w:t xml:space="preserve">RESULT</w:t>
+      </w:r>
+    </w:p>
+    <w:p>
+      <w:pPr>
+        <w:spacing w:after="80"/>
+      </w:pPr>
+      <w:r>
+        <w:rPr>
+          <w:sz w:val="21"/>
+          <w:szCs w:val="21"/>
+        </w:rPr>
+        <w:t xml:space="preserve">25 static pages. CSS-only interactions: mobile drawer (checkbox + :has), equal/custom split toggle (:has(#split-custom:checked)), purchased items struck through (:has(input:checked)), click-or-drop file input.</w:t>
+      </w:r>
+    </w:p>
+    <w:p>
+      <w:pPr>
+        <w:spacing w:after="60" w:before="160"/>
+      </w:pPr>
+      <w:r>
+        <w:rPr>
+          <w:b/>
+          <w:bCs/>
+          <w:color w:val="4F46E5"/>
+          <w:spacing w:val="20"/>
+          <w:sz w:val="17"/>
+          <w:szCs w:val="17"/>
+        </w:rPr>
+        <w:t xml:space="preserve">VERIFICATION</w:t>
+      </w:r>
+    </w:p>
+    <w:p>
+      <w:pPr>
+        <w:spacing w:after="80"/>
+      </w:pPr>
+      <w:r>
+        <w:rPr>
+          <w:sz w:val="21"/>
+          <w:szCs w:val="21"/>
+        </w:rPr>
+        <w:t xml:space="preserve">See the validation entry.</w:t>
+      </w:r>
+    </w:p>
+    <w:p>
+      <w:pPr>
+        <w:pBdr>
+          <w:bottom w:val="single" w:color="D9DBE5" w:sz="4" w:space="4"/>
+        </w:pBdr>
+        <w:spacing w:after="200"/>
+      </w:pPr>
+      <w:r>
+        <w:t xml:space="preserve"/>
+      </w:r>
+    </w:p>
+    <w:p>
+      <w:pPr>
+        <w:pStyle w:val="Heading3"/>
+        <w:keepNext/>
+      </w:pPr>
+      <w:r>
+        <w:t xml:space="preserve">#9  Local static server for previewing the client</w:t>
+      </w:r>
+    </w:p>
+    <w:p>
+      <w:pPr>
+        <w:keepNext/>
+        <w:spacing w:after="60"/>
+      </w:pPr>
+      <w:r>
+        <w:rPr>
+          <w:color w:val="5B6475"/>
+          <w:sz w:val="18"/>
+          <w:szCs w:val="18"/>
+        </w:rPr>
+        <w:t xml:space="preserve">Working prompt  |  2026-10-14</w:t>
+      </w:r>
+    </w:p>
+    <w:p>
+      <w:pPr>
+        <w:spacing w:after="60" w:before="160"/>
+      </w:pPr>
+      <w:r>
+        <w:rPr>
+          <w:b/>
+          <w:bCs/>
+          <w:color w:val="4F46E5"/>
+          <w:spacing w:val="20"/>
+          <w:sz w:val="17"/>
+          <w:szCs w:val="17"/>
+        </w:rPr>
+        <w:t xml:space="preserve">PROMPT</w:t>
+      </w:r>
+    </w:p>
+    <w:p>
+      <w:pPr>
+        <w:pBdr>
+          <w:left w:val="single" w:color="4F46E5" w:sz="18" w:space="8"/>
+        </w:pBdr>
+        <w:shd w:fill="F1F2F8" w:color="auto" w:val="clear"/>
+        <w:spacing w:after="120" w:before="40" w:line="276"/>
+        <w:ind w:left="160" w:right="160"/>
+      </w:pPr>
+      <w:r>
+        <w:rPr>
+          <w:rFonts w:ascii="Consolas" w:cs="Consolas" w:eastAsia="Consolas" w:hAnsi="Consolas"/>
+          <w:sz w:val="19"/>
+          <w:szCs w:val="19"/>
+        </w:rPr>
+        <w:t xml:space="preserve">Add a dependency-free Node static file server (scripts/serve-client.js) that serves client/ on http://localhost:5500, refuses paths outside client/, falls back to pages/404.html, and is started with "npm run client". Opening pages straight from disk also works, but Review 2 ES modules will need an http:// origin.</w:t>
+      </w:r>
+    </w:p>
+    <w:p>
+      <w:pPr>
+        <w:spacing w:after="60" w:before="160"/>
+      </w:pPr>
+      <w:r>
+        <w:rPr>
+          <w:b/>
+          <w:bCs/>
+          <w:color w:val="4F46E5"/>
+          <w:spacing w:val="20"/>
+          <w:sz w:val="17"/>
+          <w:szCs w:val="17"/>
+        </w:rPr>
+        <w:t xml:space="preserve">PURPOSE</w:t>
+      </w:r>
+    </w:p>
+    <w:p>
+      <w:pPr>
+        <w:spacing w:after="80"/>
+      </w:pPr>
+      <w:r>
+        <w:rPr>
+          <w:sz w:val="21"/>
+          <w:szCs w:val="21"/>
+        </w:rPr>
+        <w:t xml:space="preserve">Preview the site reliably now and prepare for JavaScript modules in Review 2.</w:t>
+      </w:r>
+    </w:p>
+    <w:p>
+      <w:pPr>
+        <w:spacing w:after="60" w:before="160"/>
+      </w:pPr>
+      <w:r>
+        <w:rPr>
+          <w:b/>
+          <w:bCs/>
+          <w:color w:val="4F46E5"/>
+          <w:spacing w:val="20"/>
+          <w:sz w:val="17"/>
+          <w:szCs w:val="17"/>
+        </w:rPr>
+        <w:t xml:space="preserve">FILES</w:t>
+      </w:r>
+    </w:p>
+    <w:p>
+      <w:pPr>
+        <w:pStyle w:val="ListParagraph"/>
+        <w:numPr>
+          <w:ilvl w:val="0"/>
+          <w:numId w:val="2"/>
+        </w:numPr>
+      </w:pPr>
+      <w:r>
+        <w:rPr>
+          <w:rFonts w:ascii="Consolas" w:cs="Consolas" w:eastAsia="Consolas" w:hAnsi="Consolas"/>
+          <w:sz w:val="19"/>
+          <w:szCs w:val="19"/>
+        </w:rPr>
+        <w:t xml:space="preserve">scripts/serve-client.js</w:t>
+      </w:r>
+    </w:p>
+    <w:p>
+      <w:pPr>
+        <w:pStyle w:val="ListParagraph"/>
+        <w:numPr>
+          <w:ilvl w:val="0"/>
+          <w:numId w:val="2"/>
+        </w:numPr>
+      </w:pPr>
+      <w:r>
+        <w:rPr>
+          <w:rFonts w:ascii="Consolas" w:cs="Consolas" w:eastAsia="Consolas" w:hAnsi="Consolas"/>
+          <w:sz w:val="19"/>
+          <w:szCs w:val="19"/>
+        </w:rPr>
+        <w:t xml:space="preserve">package.json</w:t>
+      </w:r>
+    </w:p>
+    <w:p>
+      <w:pPr>
+        <w:pStyle w:val="ListParagraph"/>
+        <w:numPr>
+          <w:ilvl w:val="0"/>
+          <w:numId w:val="2"/>
+        </w:numPr>
+      </w:pPr>
+      <w:r>
+        <w:rPr>
+          <w:rFonts w:ascii="Consolas" w:cs="Consolas" w:eastAsia="Consolas" w:hAnsi="Consolas"/>
+          <w:sz w:val="19"/>
+          <w:szCs w:val="19"/>
+        </w:rPr>
+        <w:t xml:space="preserve">.claude/launch.json</w:t>
+      </w:r>
+    </w:p>
+    <w:p>
+      <w:pPr>
+        <w:spacing w:after="60" w:before="160"/>
+      </w:pPr>
+      <w:r>
+        <w:rPr>
+          <w:b/>
+          <w:bCs/>
+          <w:color w:val="4F46E5"/>
+          <w:spacing w:val="20"/>
+          <w:sz w:val="17"/>
+          <w:szCs w:val="17"/>
+        </w:rPr>
+        <w:t xml:space="preserve">RESULT</w:t>
+      </w:r>
+    </w:p>
+    <w:p>
+      <w:pPr>
+        <w:spacing w:after="80"/>
+      </w:pPr>
+      <w:r>
+        <w:rPr>
+          <w:sz w:val="21"/>
+          <w:szCs w:val="21"/>
+        </w:rPr>
+        <w:t xml:space="preserve">npm run client serves the site.</w:t>
+      </w:r>
+    </w:p>
+    <w:p>
+      <w:pPr>
+        <w:spacing w:after="60" w:before="160"/>
+      </w:pPr>
+      <w:r>
+        <w:rPr>
+          <w:b/>
+          <w:bCs/>
+          <w:color w:val="4F46E5"/>
+          <w:spacing w:val="20"/>
+          <w:sz w:val="17"/>
+          <w:szCs w:val="17"/>
+        </w:rPr>
+        <w:t xml:space="preserve">VERIFICATION</w:t>
+      </w:r>
+    </w:p>
+    <w:p>
+      <w:pPr>
+        <w:spacing w:after="80"/>
+      </w:pPr>
+      <w:r>
+        <w:rPr>
+          <w:sz w:val="21"/>
+          <w:szCs w:val="21"/>
+        </w:rPr>
+        <w:t xml:space="preserve">Pages loaded in the in-app browser at localhost:5500.</w:t>
+      </w:r>
+    </w:p>
+    <w:p>
+      <w:pPr>
+        <w:pBdr>
+          <w:bottom w:val="single" w:color="D9DBE5" w:sz="4" w:space="4"/>
+        </w:pBdr>
+        <w:spacing w:after="200"/>
+      </w:pPr>
+      <w:r>
+        <w:t xml:space="preserve"/>
+      </w:r>
+    </w:p>
+    <w:p>
+      <w:pPr>
+        <w:pStyle w:val="Heading3"/>
+        <w:keepNext/>
+      </w:pPr>
+      <w:r>
+        <w:t xml:space="preserve">#10  Validate HTML and fix issues</w:t>
+      </w:r>
+    </w:p>
+    <w:p>
+      <w:pPr>
+        <w:keepNext/>
+        <w:spacing w:after="60"/>
+      </w:pPr>
+      <w:r>
+        <w:rPr>
+          <w:color w:val="5B6475"/>
+          <w:sz w:val="18"/>
+          <w:szCs w:val="18"/>
+        </w:rPr>
+        <w:t xml:space="preserve">Working prompt  |  2026-10-14</w:t>
+      </w:r>
+    </w:p>
+    <w:p>
+      <w:pPr>
+        <w:spacing w:after="60" w:before="160"/>
+      </w:pPr>
+      <w:r>
+        <w:rPr>
+          <w:b/>
+          <w:bCs/>
+          <w:color w:val="4F46E5"/>
+          <w:spacing w:val="20"/>
+          <w:sz w:val="17"/>
+          <w:szCs w:val="17"/>
+        </w:rPr>
+        <w:t xml:space="preserve">PROMPT</w:t>
+      </w:r>
+    </w:p>
+    <w:p>
+      <w:pPr>
+        <w:pBdr>
+          <w:left w:val="single" w:color="4F46E5" w:sz="18" w:space="8"/>
+        </w:pBdr>
+        <w:shd w:fill="F1F2F8" w:color="auto" w:val="clear"/>
+        <w:spacing w:after="120" w:before="40" w:line="276"/>
+        <w:ind w:left="160" w:right="160"/>
+      </w:pPr>
+      <w:r>
+        <w:rPr>
+          <w:rFonts w:ascii="Consolas" w:cs="Consolas" w:eastAsia="Consolas" w:hAnsi="Consolas"/>
+          <w:sz w:val="19"/>
+          <w:szCs w:val="19"/>
+        </w:rPr>
+        <w:t xml:space="preserve">Install html-validate as a dev dependency with a project config (.htmlvalidate.json) based on html-validate:recommended, run it on client/**/*.html and fix every error: unescaped ampersands, a search form without a submit button, unnamed duplicate landmarks, aria-label on a plain div, a form without a submit button, redundant ARIA roles. Allow shared names for checkbox groups and the custom progressbar (needed for over-100% budget states). Then check that every relative href/src resolves to a real file.</w:t>
+      </w:r>
+    </w:p>
+    <w:p>
+      <w:pPr>
+        <w:spacing w:after="60" w:before="160"/>
+      </w:pPr>
+      <w:r>
+        <w:rPr>
+          <w:b/>
+          <w:bCs/>
+          <w:color w:val="4F46E5"/>
+          <w:spacing w:val="20"/>
+          <w:sz w:val="17"/>
+          <w:szCs w:val="17"/>
+        </w:rPr>
+        <w:t xml:space="preserve">PURPOSE</w:t>
+      </w:r>
+    </w:p>
+    <w:p>
+      <w:pPr>
+        <w:spacing w:after="80"/>
+      </w:pPr>
+      <w:r>
+        <w:rPr>
+          <w:sz w:val="21"/>
+          <w:szCs w:val="21"/>
+        </w:rPr>
+        <w:t xml:space="preserve">Show that the Review 1 markup is standards-compliant and accessible.</w:t>
+      </w:r>
+    </w:p>
+    <w:p>
+      <w:pPr>
+        <w:spacing w:after="60" w:before="160"/>
+      </w:pPr>
+      <w:r>
+        <w:rPr>
+          <w:b/>
+          <w:bCs/>
+          <w:color w:val="4F46E5"/>
+          <w:spacing w:val="20"/>
+          <w:sz w:val="17"/>
+          <w:szCs w:val="17"/>
+        </w:rPr>
+        <w:t xml:space="preserve">FILES</w:t>
+      </w:r>
+    </w:p>
+    <w:p>
+      <w:pPr>
+        <w:pStyle w:val="ListParagraph"/>
+        <w:numPr>
+          <w:ilvl w:val="0"/>
+          <w:numId w:val="2"/>
+        </w:numPr>
+      </w:pPr>
+      <w:r>
+        <w:rPr>
+          <w:rFonts w:ascii="Consolas" w:cs="Consolas" w:eastAsia="Consolas" w:hAnsi="Consolas"/>
+          <w:sz w:val="19"/>
+          <w:szCs w:val="19"/>
+        </w:rPr>
+        <w:t xml:space="preserve">.htmlvalidate.json</w:t>
+      </w:r>
+    </w:p>
+    <w:p>
+      <w:pPr>
+        <w:pStyle w:val="ListParagraph"/>
+        <w:numPr>
+          <w:ilvl w:val="0"/>
+          <w:numId w:val="2"/>
+        </w:numPr>
+      </w:pPr>
+      <w:r>
+        <w:rPr>
+          <w:rFonts w:ascii="Consolas" w:cs="Consolas" w:eastAsia="Consolas" w:hAnsi="Consolas"/>
+          <w:sz w:val="19"/>
+          <w:szCs w:val="19"/>
+        </w:rPr>
+        <w:t xml:space="preserve">package.json</w:t>
+      </w:r>
+    </w:p>
+    <w:p>
+      <w:pPr>
+        <w:pStyle w:val="ListParagraph"/>
+        <w:numPr>
+          <w:ilvl w:val="0"/>
+          <w:numId w:val="2"/>
+        </w:numPr>
+      </w:pPr>
+      <w:r>
+        <w:rPr>
+          <w:rFonts w:ascii="Consolas" w:cs="Consolas" w:eastAsia="Consolas" w:hAnsi="Consolas"/>
+          <w:sz w:val="19"/>
+          <w:szCs w:val="19"/>
+        </w:rPr>
+        <w:t xml:space="preserve">client/**/*.html</w:t>
+      </w:r>
+    </w:p>
+    <w:p>
+      <w:pPr>
+        <w:spacing w:after="60" w:before="160"/>
+      </w:pPr>
+      <w:r>
+        <w:rPr>
+          <w:b/>
+          <w:bCs/>
+          <w:color w:val="4F46E5"/>
+          <w:spacing w:val="20"/>
+          <w:sz w:val="17"/>
+          <w:szCs w:val="17"/>
+        </w:rPr>
+        <w:t xml:space="preserve">RESULT</w:t>
+      </w:r>
+    </w:p>
+    <w:p>
+      <w:pPr>
+        <w:spacing w:after="80"/>
+      </w:pPr>
+      <w:r>
+        <w:rPr>
+          <w:sz w:val="21"/>
+          <w:szCs w:val="21"/>
+        </w:rPr>
+        <w:t xml:space="preserve">First run: 100 errors. After fixes: 0 errors across 25 pages; 0 broken internal links.</w:t>
+      </w:r>
+    </w:p>
+    <w:p>
+      <w:pPr>
+        <w:spacing w:after="60" w:before="160"/>
+      </w:pPr>
+      <w:r>
+        <w:rPr>
+          <w:b/>
+          <w:bCs/>
+          <w:color w:val="4F46E5"/>
+          <w:spacing w:val="20"/>
+          <w:sz w:val="17"/>
+          <w:szCs w:val="17"/>
+        </w:rPr>
+        <w:t xml:space="preserve">VERIFICATION</w:t>
+      </w:r>
+    </w:p>
+    <w:p>
+      <w:pPr>
+        <w:spacing w:after="80"/>
+      </w:pPr>
+      <w:r>
+        <w:rPr>
+          <w:sz w:val="21"/>
+          <w:szCs w:val="21"/>
+        </w:rPr>
+        <w:t xml:space="preserve">npx html-validate "client/**/*.html" exits 0.</w:t>
+      </w:r>
+    </w:p>
+    <w:p>
+      <w:pPr>
+        <w:pBdr>
+          <w:bottom w:val="single" w:color="D9DBE5" w:sz="4" w:space="4"/>
+        </w:pBdr>
+        <w:spacing w:after="200"/>
+      </w:pPr>
+      <w:r>
+        <w:t xml:space="preserve"/>
+      </w:r>
+    </w:p>
+    <w:p>
+      <w:pPr>
+        <w:pStyle w:val="Heading3"/>
+        <w:keepNext/>
+      </w:pPr>
+      <w:r>
+        <w:t xml:space="preserve">#11  Visual QA and layout bug fixes</w:t>
+      </w:r>
+    </w:p>
+    <w:p>
+      <w:pPr>
+        <w:keepNext/>
+        <w:spacing w:after="60"/>
+      </w:pPr>
+      <w:r>
+        <w:rPr>
+          <w:color w:val="5B6475"/>
+          <w:sz w:val="18"/>
+          <w:szCs w:val="18"/>
+        </w:rPr>
+        <w:t xml:space="preserve">Working prompt  |  2026-10-14</w:t>
+      </w:r>
+    </w:p>
+    <w:p>
+      <w:pPr>
+        <w:spacing w:after="60" w:before="160"/>
+      </w:pPr>
+      <w:r>
+        <w:rPr>
+          <w:b/>
+          <w:bCs/>
+          <w:color w:val="4F46E5"/>
+          <w:spacing w:val="20"/>
+          <w:sz w:val="17"/>
+          <w:szCs w:val="17"/>
+        </w:rPr>
+        <w:t xml:space="preserve">PROMPT</w:t>
+      </w:r>
+    </w:p>
+    <w:p>
+      <w:pPr>
+        <w:pBdr>
+          <w:left w:val="single" w:color="4F46E5" w:sz="18" w:space="8"/>
+        </w:pBdr>
+        <w:shd w:fill="F1F2F8" w:color="auto" w:val="clear"/>
+        <w:spacing w:after="120" w:before="40" w:line="276"/>
+        <w:ind w:left="160" w:right="160"/>
+      </w:pPr>
+      <w:r>
+        <w:rPr>
+          <w:rFonts w:ascii="Consolas" w:cs="Consolas" w:eastAsia="Consolas" w:hAnsi="Consolas"/>
+          <w:sz w:val="19"/>
+          <w:szCs w:val="19"/>
+        </w:rPr>
+        <w:t xml:space="preserve">Open the pages in the browser at desktop (1366px) and mobile (375px) widths, look for layout bugs and fix them in the CSS. Then load every page in a 375px and a 1280px iframe and report any element that overflows the viewport horizontally.</w:t>
+      </w:r>
+    </w:p>
+    <w:p>
+      <w:pPr>
+        <w:spacing w:after="60" w:before="160"/>
+      </w:pPr>
+      <w:r>
+        <w:rPr>
+          <w:b/>
+          <w:bCs/>
+          <w:color w:val="4F46E5"/>
+          <w:spacing w:val="20"/>
+          <w:sz w:val="17"/>
+          <w:szCs w:val="17"/>
+        </w:rPr>
+        <w:t xml:space="preserve">PURPOSE</w:t>
+      </w:r>
+    </w:p>
+    <w:p>
+      <w:pPr>
+        <w:spacing w:after="80"/>
+      </w:pPr>
+      <w:r>
+        <w:rPr>
+          <w:sz w:val="21"/>
+          <w:szCs w:val="21"/>
+        </w:rPr>
+        <w:t xml:space="preserve">Catch rendering problems that a validator cannot see.</w:t>
+      </w:r>
+    </w:p>
+    <w:p>
+      <w:pPr>
+        <w:spacing w:after="60" w:before="160"/>
+      </w:pPr>
+      <w:r>
+        <w:rPr>
+          <w:b/>
+          <w:bCs/>
+          <w:color w:val="4F46E5"/>
+          <w:spacing w:val="20"/>
+          <w:sz w:val="17"/>
+          <w:szCs w:val="17"/>
+        </w:rPr>
+        <w:t xml:space="preserve">FILES</w:t>
+      </w:r>
+    </w:p>
+    <w:p>
+      <w:pPr>
+        <w:pStyle w:val="ListParagraph"/>
+        <w:numPr>
+          <w:ilvl w:val="0"/>
+          <w:numId w:val="2"/>
+        </w:numPr>
+      </w:pPr>
+      <w:r>
+        <w:rPr>
+          <w:rFonts w:ascii="Consolas" w:cs="Consolas" w:eastAsia="Consolas" w:hAnsi="Consolas"/>
+          <w:sz w:val="19"/>
+          <w:szCs w:val="19"/>
+        </w:rPr>
+        <w:t xml:space="preserve">client/css/layout.css</w:t>
+      </w:r>
+    </w:p>
+    <w:p>
+      <w:pPr>
+        <w:pStyle w:val="ListParagraph"/>
+        <w:numPr>
+          <w:ilvl w:val="0"/>
+          <w:numId w:val="2"/>
+        </w:numPr>
+      </w:pPr>
+      <w:r>
+        <w:rPr>
+          <w:rFonts w:ascii="Consolas" w:cs="Consolas" w:eastAsia="Consolas" w:hAnsi="Consolas"/>
+          <w:sz w:val="19"/>
+          <w:szCs w:val="19"/>
+        </w:rPr>
+        <w:t xml:space="preserve">client/css/components.css</w:t>
+      </w:r>
+    </w:p>
+    <w:p>
+      <w:pPr>
+        <w:spacing w:after="60" w:before="160"/>
+      </w:pPr>
+      <w:r>
+        <w:rPr>
+          <w:b/>
+          <w:bCs/>
+          <w:color w:val="4F46E5"/>
+          <w:spacing w:val="20"/>
+          <w:sz w:val="17"/>
+          <w:szCs w:val="17"/>
+        </w:rPr>
+        <w:t xml:space="preserve">RESULT</w:t>
+      </w:r>
+    </w:p>
+    <w:p>
+      <w:pPr>
+        <w:spacing w:after="80"/>
+      </w:pPr>
+      <w:r>
+        <w:rPr>
+          <w:sz w:val="21"/>
+          <w:szCs w:val="21"/>
+        </w:rPr>
+        <w:t xml:space="preserve">Fixed: (1) the scrim &lt;label&gt; occupied a grid cell on desktop and pushed the main column below the sidebar; (2) the mobile menu button showed on desktop and the search icon overlapped the placeholder, because the components layer overrides the layout layer; those elements now have layout-only classes; (3) table dates wrapped onto two lines.</w:t>
+      </w:r>
+    </w:p>
+    <w:p>
+      <w:pPr>
+        <w:spacing w:after="60" w:before="160"/>
+      </w:pPr>
+      <w:r>
+        <w:rPr>
+          <w:b/>
+          <w:bCs/>
+          <w:color w:val="4F46E5"/>
+          <w:spacing w:val="20"/>
+          <w:sz w:val="17"/>
+          <w:szCs w:val="17"/>
+        </w:rPr>
+        <w:t xml:space="preserve">VERIFICATION</w:t>
+      </w:r>
+    </w:p>
+    <w:p>
+      <w:pPr>
+        <w:spacing w:after="80"/>
+      </w:pPr>
+      <w:r>
+        <w:rPr>
+          <w:sz w:val="21"/>
+          <w:szCs w:val="21"/>
+        </w:rPr>
+        <w:t xml:space="preserve">Screenshots at both widths; scripted overflow check across all pages.</w:t>
+      </w:r>
+    </w:p>
+    <w:p>
+      <w:pPr>
+        <w:pBdr>
+          <w:bottom w:val="single" w:color="D9DBE5" w:sz="4" w:space="4"/>
+        </w:pBdr>
+        <w:spacing w:after="200"/>
+      </w:pPr>
+      <w:r>
+        <w:t xml:space="preserve"/>
+      </w:r>
+    </w:p>
+    <w:p>
+      <w:pPr>
+        <w:pStyle w:val="Heading3"/>
+        <w:keepNext/>
+      </w:pPr>
+      <w:r>
+        <w:t xml:space="preserve">#12  Client README and Review 1 checkpoint commit</w:t>
+      </w:r>
+    </w:p>
+    <w:p>
+      <w:pPr>
+        <w:keepNext/>
+        <w:spacing w:after="60"/>
+      </w:pPr>
+      <w:r>
+        <w:rPr>
+          <w:color w:val="5B6475"/>
+          <w:sz w:val="18"/>
+          <w:szCs w:val="18"/>
+        </w:rPr>
+        <w:t xml:space="preserve">Working prompt  |  2026-10-14</w:t>
+      </w:r>
+    </w:p>
+    <w:p>
+      <w:pPr>
+        <w:spacing w:after="60" w:before="160"/>
+      </w:pPr>
+      <w:r>
+        <w:rPr>
+          <w:b/>
+          <w:bCs/>
+          <w:color w:val="4F46E5"/>
+          <w:spacing w:val="20"/>
+          <w:sz w:val="17"/>
+          <w:szCs w:val="17"/>
+        </w:rPr>
+        <w:t xml:space="preserve">PROMPT</w:t>
+      </w:r>
+    </w:p>
+    <w:p>
+      <w:pPr>
+        <w:pBdr>
+          <w:left w:val="single" w:color="4F46E5" w:sz="18" w:space="8"/>
+        </w:pBdr>
+        <w:shd w:fill="F1F2F8" w:color="auto" w:val="clear"/>
+        <w:spacing w:after="120" w:before="40" w:line="276"/>
+        <w:ind w:left="160" w:right="160"/>
+      </w:pPr>
+      <w:r>
+        <w:rPr>
+          <w:rFonts w:ascii="Consolas" w:cs="Consolas" w:eastAsia="Consolas" w:hAnsi="Consolas"/>
+          <w:sz w:val="19"/>
+          <w:szCs w:val="19"/>
+        </w:rPr>
+        <w:t xml:space="preserve">Write client/README.md explaining how to view the site (npm run client), the folder structure, and a table of the CSS techniques used, with the file each one is in, so the Review 1 demo can point to them. Add an "npm run lint:html" script. Re-run validation, regenerate the prompt log, and commit Review 1 on the refurbish branch.</w:t>
+      </w:r>
+    </w:p>
+    <w:p>
+      <w:pPr>
+        <w:spacing w:after="60" w:before="160"/>
+      </w:pPr>
+      <w:r>
+        <w:rPr>
+          <w:b/>
+          <w:bCs/>
+          <w:color w:val="4F46E5"/>
+          <w:spacing w:val="20"/>
+          <w:sz w:val="17"/>
+          <w:szCs w:val="17"/>
+        </w:rPr>
+        <w:t xml:space="preserve">PURPOSE</w:t>
+      </w:r>
+    </w:p>
+    <w:p>
+      <w:pPr>
+        <w:spacing w:after="80"/>
+      </w:pPr>
+      <w:r>
+        <w:rPr>
+          <w:sz w:val="21"/>
+          <w:szCs w:val="21"/>
+        </w:rPr>
+        <w:t xml:space="preserve">Make Review 1 easy to present and record a clean checkpoint.</w:t>
+      </w:r>
+    </w:p>
+    <w:p>
+      <w:pPr>
+        <w:spacing w:after="60" w:before="160"/>
+      </w:pPr>
+      <w:r>
+        <w:rPr>
+          <w:b/>
+          <w:bCs/>
+          <w:color w:val="4F46E5"/>
+          <w:spacing w:val="20"/>
+          <w:sz w:val="17"/>
+          <w:szCs w:val="17"/>
+        </w:rPr>
+        <w:t xml:space="preserve">FILES</w:t>
+      </w:r>
+    </w:p>
+    <w:p>
+      <w:pPr>
+        <w:pStyle w:val="ListParagraph"/>
+        <w:numPr>
+          <w:ilvl w:val="0"/>
+          <w:numId w:val="2"/>
+        </w:numPr>
+      </w:pPr>
+      <w:r>
+        <w:rPr>
+          <w:rFonts w:ascii="Consolas" w:cs="Consolas" w:eastAsia="Consolas" w:hAnsi="Consolas"/>
+          <w:sz w:val="19"/>
+          <w:szCs w:val="19"/>
+        </w:rPr>
+        <w:t xml:space="preserve">client/README.md</w:t>
+      </w:r>
+    </w:p>
+    <w:p>
+      <w:pPr>
+        <w:pStyle w:val="ListParagraph"/>
+        <w:numPr>
+          <w:ilvl w:val="0"/>
+          <w:numId w:val="2"/>
+        </w:numPr>
+      </w:pPr>
+      <w:r>
+        <w:rPr>
+          <w:rFonts w:ascii="Consolas" w:cs="Consolas" w:eastAsia="Consolas" w:hAnsi="Consolas"/>
+          <w:sz w:val="19"/>
+          <w:szCs w:val="19"/>
+        </w:rPr>
+        <w:t xml:space="preserve">package.json</w:t>
+      </w:r>
+    </w:p>
+    <w:p>
+      <w:pPr>
+        <w:pStyle w:val="ListParagraph"/>
+        <w:numPr>
+          <w:ilvl w:val="0"/>
+          <w:numId w:val="2"/>
+        </w:numPr>
+      </w:pPr>
+      <w:r>
+        <w:rPr>
+          <w:rFonts w:ascii="Consolas" w:cs="Consolas" w:eastAsia="Consolas" w:hAnsi="Consolas"/>
+          <w:sz w:val="19"/>
+          <w:szCs w:val="19"/>
+        </w:rPr>
+        <w:t xml:space="preserve">docs/SplitStack_Prompt_Log.docx</w:t>
+      </w:r>
+    </w:p>
+    <w:p>
+      <w:pPr>
+        <w:spacing w:after="60" w:before="160"/>
+      </w:pPr>
+      <w:r>
+        <w:rPr>
+          <w:b/>
+          <w:bCs/>
+          <w:color w:val="4F46E5"/>
+          <w:spacing w:val="20"/>
+          <w:sz w:val="17"/>
+          <w:szCs w:val="17"/>
+        </w:rPr>
+        <w:t xml:space="preserve">RESULT</w:t>
+      </w:r>
+    </w:p>
+    <w:p>
+      <w:pPr>
+        <w:spacing w:after="80"/>
+      </w:pPr>
+      <w:r>
+        <w:rPr>
+          <w:sz w:val="21"/>
+          <w:szCs w:val="21"/>
+        </w:rPr>
+        <w:t xml:space="preserve">Review 1 committed. Next: Review 2 (vanilla JavaScript modules).</w:t>
+      </w:r>
+    </w:p>
+    <w:p>
+      <w:pPr>
+        <w:spacing w:after="60" w:before="160"/>
+      </w:pPr>
+      <w:r>
+        <w:rPr>
+          <w:b/>
+          <w:bCs/>
+          <w:color w:val="4F46E5"/>
+          <w:spacing w:val="20"/>
+          <w:sz w:val="17"/>
+          <w:szCs w:val="17"/>
+        </w:rPr>
+        <w:t xml:space="preserve">VERIFICATION</w:t>
+      </w:r>
+    </w:p>
+    <w:p>
+      <w:pPr>
+        <w:spacing w:after="80"/>
+      </w:pPr>
+      <w:r>
+        <w:rPr>
+          <w:sz w:val="21"/>
+          <w:szCs w:val="21"/>
+        </w:rPr>
+        <w:t xml:space="preserve">npm run lint:html passes; git log shows the Review 1 commit.</w:t>
       </w:r>
     </w:p>
     <w:p>

--- a/docs/SplitStack_Prompt_Log.docx
+++ b/docs/SplitStack_Prompt_Log.docx
@@ -111,7 +111,7 @@
           <w:sz w:val="21"/>
           <w:szCs w:val="21"/>
         </w:rPr>
-        <w:t xml:space="preserve">github.com/PAVITHRAN1511/SplitStack (branch: refurbish)</w:t>
+        <w:t xml:space="preserve">https://github.com/MahaprabhuK/SplitStack</w:t>
       </w:r>
     </w:p>
     <w:p>
@@ -132,7 +132,7 @@
           <w:sz w:val="21"/>
           <w:szCs w:val="21"/>
         </w:rPr>
-        <w:t xml:space="preserve">12</w:t>
+        <w:t xml:space="preserve">15</w:t>
       </w:r>
     </w:p>
     <w:p>
@@ -153,7 +153,7 @@
           <w:sz w:val="21"/>
           <w:szCs w:val="21"/>
         </w:rPr>
-        <w:t xml:space="preserve">2026-10-14</w:t>
+        <w:t xml:space="preserve">2026-10-15</w:t>
       </w:r>
     </w:p>
     <w:p>
@@ -713,7 +713,7 @@
                 <w:sz w:val="18"/>
                 <w:szCs w:val="18"/>
               </w:rPr>
-              <w:t xml:space="preserve">0</w:t>
+              <w:t xml:space="preserve">3</w:t>
             </w:r>
           </w:p>
         </w:tc>
@@ -2306,6 +2306,362 @@
           </w:p>
         </w:tc>
       </w:tr>
+      <w:tr>
+        <w:tc>
+          <w:tcPr>
+            <w:tcW w:type="dxa" w:w="700"/>
+            <w:tcMar>
+              <w:top w:type="dxa" w:w="60"/>
+              <w:left w:type="dxa" w:w="100"/>
+              <w:bottom w:type="dxa" w:w="60"/>
+              <w:right w:type="dxa" w:w="100"/>
+            </w:tcMar>
+          </w:tcPr>
+          <w:p>
+            <w:r>
+              <w:rPr>
+                <w:b w:val="false"/>
+                <w:bCs w:val="false"/>
+                <w:color w:val="222222"/>
+                <w:sz w:val="18"/>
+                <w:szCs w:val="18"/>
+              </w:rPr>
+              <w:t xml:space="preserve">13</w:t>
+            </w:r>
+          </w:p>
+        </w:tc>
+        <w:tc>
+          <w:tcPr>
+            <w:tcW w:type="dxa" w:w="1500"/>
+            <w:tcMar>
+              <w:top w:type="dxa" w:w="60"/>
+              <w:left w:type="dxa" w:w="100"/>
+              <w:bottom w:type="dxa" w:w="60"/>
+              <w:right w:type="dxa" w:w="100"/>
+            </w:tcMar>
+          </w:tcPr>
+          <w:p>
+            <w:r>
+              <w:rPr>
+                <w:b w:val="false"/>
+                <w:bCs w:val="false"/>
+                <w:color w:val="222222"/>
+                <w:sz w:val="18"/>
+                <w:szCs w:val="18"/>
+              </w:rPr>
+              <w:t xml:space="preserve">Wrap-up</w:t>
+            </w:r>
+          </w:p>
+        </w:tc>
+        <w:tc>
+          <w:tcPr>
+            <w:tcW w:type="dxa" w:w="4538"/>
+            <w:tcMar>
+              <w:top w:type="dxa" w:w="60"/>
+              <w:left w:type="dxa" w:w="100"/>
+              <w:bottom w:type="dxa" w:w="60"/>
+              <w:right w:type="dxa" w:w="100"/>
+            </w:tcMar>
+          </w:tcPr>
+          <w:p>
+            <w:r>
+              <w:rPr>
+                <w:b w:val="false"/>
+                <w:bCs w:val="false"/>
+                <w:color w:val="222222"/>
+                <w:sz w:val="18"/>
+                <w:szCs w:val="18"/>
+              </w:rPr>
+              <w:t xml:space="preserve">Request: GitHub repository, website link and PDF of prompts</w:t>
+            </w:r>
+          </w:p>
+        </w:tc>
+        <w:tc>
+          <w:tcPr>
+            <w:tcW w:type="dxa" w:w="1500"/>
+            <w:tcMar>
+              <w:top w:type="dxa" w:w="60"/>
+              <w:left w:type="dxa" w:w="100"/>
+              <w:bottom w:type="dxa" w:w="60"/>
+              <w:right w:type="dxa" w:w="100"/>
+            </w:tcMar>
+          </w:tcPr>
+          <w:p>
+            <w:r>
+              <w:rPr>
+                <w:b w:val="false"/>
+                <w:bCs w:val="false"/>
+                <w:color w:val="222222"/>
+                <w:sz w:val="18"/>
+                <w:szCs w:val="18"/>
+              </w:rPr>
+              <w:t xml:space="preserve">User prompt</w:t>
+            </w:r>
+          </w:p>
+        </w:tc>
+        <w:tc>
+          <w:tcPr>
+            <w:tcW w:type="dxa" w:w="1400"/>
+            <w:tcMar>
+              <w:top w:type="dxa" w:w="60"/>
+              <w:left w:type="dxa" w:w="100"/>
+              <w:bottom w:type="dxa" w:w="60"/>
+              <w:right w:type="dxa" w:w="100"/>
+            </w:tcMar>
+          </w:tcPr>
+          <w:p>
+            <w:r>
+              <w:rPr>
+                <w:b w:val="false"/>
+                <w:bCs w:val="false"/>
+                <w:color w:val="222222"/>
+                <w:sz w:val="18"/>
+                <w:szCs w:val="18"/>
+              </w:rPr>
+              <w:t xml:space="preserve">2026-10-15</w:t>
+            </w:r>
+          </w:p>
+        </w:tc>
+      </w:tr>
+      <w:tr>
+        <w:tc>
+          <w:tcPr>
+            <w:tcW w:type="dxa" w:w="700"/>
+            <w:shd w:fill="F7F7FB" w:color="auto" w:val="clear"/>
+            <w:tcMar>
+              <w:top w:type="dxa" w:w="60"/>
+              <w:left w:type="dxa" w:w="100"/>
+              <w:bottom w:type="dxa" w:w="60"/>
+              <w:right w:type="dxa" w:w="100"/>
+            </w:tcMar>
+          </w:tcPr>
+          <w:p>
+            <w:r>
+              <w:rPr>
+                <w:b w:val="false"/>
+                <w:bCs w:val="false"/>
+                <w:color w:val="222222"/>
+                <w:sz w:val="18"/>
+                <w:szCs w:val="18"/>
+              </w:rPr>
+              <w:t xml:space="preserve">14</w:t>
+            </w:r>
+          </w:p>
+        </w:tc>
+        <w:tc>
+          <w:tcPr>
+            <w:tcW w:type="dxa" w:w="1500"/>
+            <w:shd w:fill="F7F7FB" w:color="auto" w:val="clear"/>
+            <w:tcMar>
+              <w:top w:type="dxa" w:w="60"/>
+              <w:left w:type="dxa" w:w="100"/>
+              <w:bottom w:type="dxa" w:w="60"/>
+              <w:right w:type="dxa" w:w="100"/>
+            </w:tcMar>
+          </w:tcPr>
+          <w:p>
+            <w:r>
+              <w:rPr>
+                <w:b w:val="false"/>
+                <w:bCs w:val="false"/>
+                <w:color w:val="222222"/>
+                <w:sz w:val="18"/>
+                <w:szCs w:val="18"/>
+              </w:rPr>
+              <w:t xml:space="preserve">Wrap-up</w:t>
+            </w:r>
+          </w:p>
+        </w:tc>
+        <w:tc>
+          <w:tcPr>
+            <w:tcW w:type="dxa" w:w="4538"/>
+            <w:shd w:fill="F7F7FB" w:color="auto" w:val="clear"/>
+            <w:tcMar>
+              <w:top w:type="dxa" w:w="60"/>
+              <w:left w:type="dxa" w:w="100"/>
+              <w:bottom w:type="dxa" w:w="60"/>
+              <w:right w:type="dxa" w:w="100"/>
+            </w:tcMar>
+          </w:tcPr>
+          <w:p>
+            <w:r>
+              <w:rPr>
+                <w:b w:val="false"/>
+                <w:bCs w:val="false"/>
+                <w:color w:val="222222"/>
+                <w:sz w:val="18"/>
+                <w:szCs w:val="18"/>
+              </w:rPr>
+              <w:t xml:space="preserve">PDF export of the prompt log, including planned prompts</w:t>
+            </w:r>
+          </w:p>
+        </w:tc>
+        <w:tc>
+          <w:tcPr>
+            <w:tcW w:type="dxa" w:w="1500"/>
+            <w:shd w:fill="F7F7FB" w:color="auto" w:val="clear"/>
+            <w:tcMar>
+              <w:top w:type="dxa" w:w="60"/>
+              <w:left w:type="dxa" w:w="100"/>
+              <w:bottom w:type="dxa" w:w="60"/>
+              <w:right w:type="dxa" w:w="100"/>
+            </w:tcMar>
+          </w:tcPr>
+          <w:p>
+            <w:r>
+              <w:rPr>
+                <w:b w:val="false"/>
+                <w:bCs w:val="false"/>
+                <w:color w:val="222222"/>
+                <w:sz w:val="18"/>
+                <w:szCs w:val="18"/>
+              </w:rPr>
+              <w:t xml:space="preserve">Working prompt</w:t>
+            </w:r>
+          </w:p>
+        </w:tc>
+        <w:tc>
+          <w:tcPr>
+            <w:tcW w:type="dxa" w:w="1400"/>
+            <w:shd w:fill="F7F7FB" w:color="auto" w:val="clear"/>
+            <w:tcMar>
+              <w:top w:type="dxa" w:w="60"/>
+              <w:left w:type="dxa" w:w="100"/>
+              <w:bottom w:type="dxa" w:w="60"/>
+              <w:right w:type="dxa" w:w="100"/>
+            </w:tcMar>
+          </w:tcPr>
+          <w:p>
+            <w:r>
+              <w:rPr>
+                <w:b w:val="false"/>
+                <w:bCs w:val="false"/>
+                <w:color w:val="222222"/>
+                <w:sz w:val="18"/>
+                <w:szCs w:val="18"/>
+              </w:rPr>
+              <w:t xml:space="preserve">2026-10-15</w:t>
+            </w:r>
+          </w:p>
+        </w:tc>
+      </w:tr>
+      <w:tr>
+        <w:tc>
+          <w:tcPr>
+            <w:tcW w:type="dxa" w:w="700"/>
+            <w:tcMar>
+              <w:top w:type="dxa" w:w="60"/>
+              <w:left w:type="dxa" w:w="100"/>
+              <w:bottom w:type="dxa" w:w="60"/>
+              <w:right w:type="dxa" w:w="100"/>
+            </w:tcMar>
+          </w:tcPr>
+          <w:p>
+            <w:r>
+              <w:rPr>
+                <w:b w:val="false"/>
+                <w:bCs w:val="false"/>
+                <w:color w:val="222222"/>
+                <w:sz w:val="18"/>
+                <w:szCs w:val="18"/>
+              </w:rPr>
+              <w:t xml:space="preserve">15</w:t>
+            </w:r>
+          </w:p>
+        </w:tc>
+        <w:tc>
+          <w:tcPr>
+            <w:tcW w:type="dxa" w:w="1500"/>
+            <w:tcMar>
+              <w:top w:type="dxa" w:w="60"/>
+              <w:left w:type="dxa" w:w="100"/>
+              <w:bottom w:type="dxa" w:w="60"/>
+              <w:right w:type="dxa" w:w="100"/>
+            </w:tcMar>
+          </w:tcPr>
+          <w:p>
+            <w:r>
+              <w:rPr>
+                <w:b w:val="false"/>
+                <w:bCs w:val="false"/>
+                <w:color w:val="222222"/>
+                <w:sz w:val="18"/>
+                <w:szCs w:val="18"/>
+              </w:rPr>
+              <w:t xml:space="preserve">Wrap-up</w:t>
+            </w:r>
+          </w:p>
+        </w:tc>
+        <w:tc>
+          <w:tcPr>
+            <w:tcW w:type="dxa" w:w="4538"/>
+            <w:tcMar>
+              <w:top w:type="dxa" w:w="60"/>
+              <w:left w:type="dxa" w:w="100"/>
+              <w:bottom w:type="dxa" w:w="60"/>
+              <w:right w:type="dxa" w:w="100"/>
+            </w:tcMar>
+          </w:tcPr>
+          <w:p>
+            <w:r>
+              <w:rPr>
+                <w:b w:val="false"/>
+                <w:bCs w:val="false"/>
+                <w:color w:val="222222"/>
+                <w:sz w:val="18"/>
+                <w:szCs w:val="18"/>
+              </w:rPr>
+              <w:t xml:space="preserve">Create the GitHub repository and publish the site</w:t>
+            </w:r>
+          </w:p>
+        </w:tc>
+        <w:tc>
+          <w:tcPr>
+            <w:tcW w:type="dxa" w:w="1500"/>
+            <w:tcMar>
+              <w:top w:type="dxa" w:w="60"/>
+              <w:left w:type="dxa" w:w="100"/>
+              <w:bottom w:type="dxa" w:w="60"/>
+              <w:right w:type="dxa" w:w="100"/>
+            </w:tcMar>
+          </w:tcPr>
+          <w:p>
+            <w:r>
+              <w:rPr>
+                <w:b w:val="false"/>
+                <w:bCs w:val="false"/>
+                <w:color w:val="222222"/>
+                <w:sz w:val="18"/>
+                <w:szCs w:val="18"/>
+              </w:rPr>
+              <w:t xml:space="preserve">Working prompt</w:t>
+            </w:r>
+          </w:p>
+        </w:tc>
+        <w:tc>
+          <w:tcPr>
+            <w:tcW w:type="dxa" w:w="1400"/>
+            <w:tcMar>
+              <w:top w:type="dxa" w:w="60"/>
+              <w:left w:type="dxa" w:w="100"/>
+              <w:bottom w:type="dxa" w:w="60"/>
+              <w:right w:type="dxa" w:w="100"/>
+            </w:tcMar>
+          </w:tcPr>
+          <w:p>
+            <w:r>
+              <w:rPr>
+                <w:b w:val="false"/>
+                <w:bCs w:val="false"/>
+                <w:color w:val="222222"/>
+                <w:sz w:val="18"/>
+                <w:szCs w:val="18"/>
+              </w:rPr>
+              <w:t xml:space="preserve">2026-10-15</w:t>
+            </w:r>
+          </w:p>
+        </w:tc>
+      </w:tr>
     </w:tbl>
     <w:p>
       <w:r>
@@ -5007,6 +5363,2392 @@
       </w:pPr>
       <w:r>
         <w:t xml:space="preserve"/>
+      </w:r>
+    </w:p>
+    <w:p>
+      <w:pPr>
+        <w:pStyle w:val="Heading2"/>
+        <w:spacing w:before="360"/>
+      </w:pPr>
+      <w:r>
+        <w:t xml:space="preserve">Wrap-up - Documentation, cleanup and deployment</w:t>
+      </w:r>
+    </w:p>
+    <w:p>
+      <w:pPr>
+        <w:pStyle w:val="Heading3"/>
+        <w:keepNext/>
+      </w:pPr>
+      <w:r>
+        <w:t xml:space="preserve">#13  Request: GitHub repository, website link and PDF of prompts</w:t>
+      </w:r>
+    </w:p>
+    <w:p>
+      <w:pPr>
+        <w:keepNext/>
+        <w:spacing w:after="60"/>
+      </w:pPr>
+      <w:r>
+        <w:rPr>
+          <w:color w:val="5B6475"/>
+          <w:sz w:val="18"/>
+          <w:szCs w:val="18"/>
+        </w:rPr>
+        <w:t xml:space="preserve">User prompt  |  2026-10-15</w:t>
+      </w:r>
+    </w:p>
+    <w:p>
+      <w:pPr>
+        <w:spacing w:after="60" w:before="160"/>
+      </w:pPr>
+      <w:r>
+        <w:rPr>
+          <w:b/>
+          <w:bCs/>
+          <w:color w:val="4F46E5"/>
+          <w:spacing w:val="20"/>
+          <w:sz w:val="17"/>
+          <w:szCs w:val="17"/>
+        </w:rPr>
+        <w:t xml:space="preserve">PROMPT</w:t>
+      </w:r>
+    </w:p>
+    <w:p>
+      <w:pPr>
+        <w:pBdr>
+          <w:left w:val="single" w:color="4F46E5" w:sz="18" w:space="8"/>
+        </w:pBdr>
+        <w:shd w:fill="F1F2F8" w:color="auto" w:val="clear"/>
+        <w:spacing w:after="120" w:before="40" w:line="276"/>
+        <w:ind w:left="160" w:right="160"/>
+      </w:pPr>
+      <w:r>
+        <w:rPr>
+          <w:rFonts w:ascii="Consolas" w:cs="Consolas" w:eastAsia="Consolas" w:hAnsi="Consolas"/>
+          <w:sz w:val="19"/>
+          <w:szCs w:val="19"/>
+        </w:rPr>
+        <w:t xml:space="preserve">create a new repositry for this project in my gihub , and after than give me the github link and then the website link and also a pdf containing the prompts to complete project.</w:t>
+      </w:r>
+    </w:p>
+    <w:p>
+      <w:pPr>
+        <w:spacing w:after="60" w:before="160"/>
+      </w:pPr>
+      <w:r>
+        <w:rPr>
+          <w:b/>
+          <w:bCs/>
+          <w:color w:val="4F46E5"/>
+          <w:spacing w:val="20"/>
+          <w:sz w:val="17"/>
+          <w:szCs w:val="17"/>
+        </w:rPr>
+        <w:t xml:space="preserve">PURPOSE</w:t>
+      </w:r>
+    </w:p>
+    <w:p>
+      <w:pPr>
+        <w:spacing w:after="80"/>
+      </w:pPr>
+      <w:r>
+        <w:rPr>
+          <w:sz w:val="21"/>
+          <w:szCs w:val="21"/>
+        </w:rPr>
+        <w:t xml:space="preserve">Publish the project under the student's own GitHub account, host the site, and export the prompt log (including the remaining planned prompts) as a PDF.</w:t>
+      </w:r>
+    </w:p>
+    <w:p>
+      <w:pPr>
+        <w:spacing w:after="60" w:before="160"/>
+      </w:pPr>
+      <w:r>
+        <w:rPr>
+          <w:b/>
+          <w:bCs/>
+          <w:color w:val="4F46E5"/>
+          <w:spacing w:val="20"/>
+          <w:sz w:val="17"/>
+          <w:szCs w:val="17"/>
+        </w:rPr>
+        <w:t xml:space="preserve">FILES</w:t>
+      </w:r>
+    </w:p>
+    <w:p>
+      <w:pPr>
+        <w:pStyle w:val="ListParagraph"/>
+        <w:numPr>
+          <w:ilvl w:val="0"/>
+          <w:numId w:val="2"/>
+        </w:numPr>
+      </w:pPr>
+      <w:r>
+        <w:rPr>
+          <w:rFonts w:ascii="Consolas" w:cs="Consolas" w:eastAsia="Consolas" w:hAnsi="Consolas"/>
+          <w:sz w:val="19"/>
+          <w:szCs w:val="19"/>
+        </w:rPr>
+        <w:t xml:space="preserve">-</w:t>
+      </w:r>
+    </w:p>
+    <w:p>
+      <w:pPr>
+        <w:spacing w:after="60" w:before="160"/>
+      </w:pPr>
+      <w:r>
+        <w:rPr>
+          <w:b/>
+          <w:bCs/>
+          <w:color w:val="4F46E5"/>
+          <w:spacing w:val="20"/>
+          <w:sz w:val="17"/>
+          <w:szCs w:val="17"/>
+        </w:rPr>
+        <w:t xml:space="preserve">RESULT</w:t>
+      </w:r>
+    </w:p>
+    <w:p>
+      <w:pPr>
+        <w:spacing w:after="80"/>
+      </w:pPr>
+      <w:r>
+        <w:rPr>
+          <w:sz w:val="21"/>
+          <w:szCs w:val="21"/>
+        </w:rPr>
+        <w:t xml:space="preserve">Done: see the following entries.</w:t>
+      </w:r>
+    </w:p>
+    <w:p>
+      <w:pPr>
+        <w:spacing w:after="60" w:before="160"/>
+      </w:pPr>
+      <w:r>
+        <w:rPr>
+          <w:b/>
+          <w:bCs/>
+          <w:color w:val="4F46E5"/>
+          <w:spacing w:val="20"/>
+          <w:sz w:val="17"/>
+          <w:szCs w:val="17"/>
+        </w:rPr>
+        <w:t xml:space="preserve">VERIFICATION</w:t>
+      </w:r>
+    </w:p>
+    <w:p>
+      <w:pPr>
+        <w:spacing w:after="80"/>
+      </w:pPr>
+      <w:r>
+        <w:rPr>
+          <w:sz w:val="21"/>
+          <w:szCs w:val="21"/>
+        </w:rPr>
+        <w:t xml:space="preserve">-</w:t>
+      </w:r>
+    </w:p>
+    <w:p>
+      <w:pPr>
+        <w:pBdr>
+          <w:bottom w:val="single" w:color="D9DBE5" w:sz="4" w:space="4"/>
+        </w:pBdr>
+        <w:spacing w:after="200"/>
+      </w:pPr>
+      <w:r>
+        <w:t xml:space="preserve"/>
+      </w:r>
+    </w:p>
+    <w:p>
+      <w:pPr>
+        <w:pStyle w:val="Heading3"/>
+        <w:keepNext/>
+      </w:pPr>
+      <w:r>
+        <w:t xml:space="preserve">#14  PDF export of the prompt log, including planned prompts</w:t>
+      </w:r>
+    </w:p>
+    <w:p>
+      <w:pPr>
+        <w:keepNext/>
+        <w:spacing w:after="60"/>
+      </w:pPr>
+      <w:r>
+        <w:rPr>
+          <w:color w:val="5B6475"/>
+          <w:sz w:val="18"/>
+          <w:szCs w:val="18"/>
+        </w:rPr>
+        <w:t xml:space="preserve">Working prompt  |  2026-10-15</w:t>
+      </w:r>
+    </w:p>
+    <w:p>
+      <w:pPr>
+        <w:spacing w:after="60" w:before="160"/>
+      </w:pPr>
+      <w:r>
+        <w:rPr>
+          <w:b/>
+          <w:bCs/>
+          <w:color w:val="4F46E5"/>
+          <w:spacing w:val="20"/>
+          <w:sz w:val="17"/>
+          <w:szCs w:val="17"/>
+        </w:rPr>
+        <w:t xml:space="preserve">PROMPT</w:t>
+      </w:r>
+    </w:p>
+    <w:p>
+      <w:pPr>
+        <w:pBdr>
+          <w:left w:val="single" w:color="4F46E5" w:sz="18" w:space="8"/>
+        </w:pBdr>
+        <w:shd w:fill="F1F2F8" w:color="auto" w:val="clear"/>
+        <w:spacing w:after="120" w:before="40" w:line="276"/>
+        <w:ind w:left="160" w:right="160"/>
+      </w:pPr>
+      <w:r>
+        <w:rPr>
+          <w:rFonts w:ascii="Consolas" w:cs="Consolas" w:eastAsia="Consolas" w:hAnsi="Consolas"/>
+          <w:sz w:val="19"/>
+          <w:szCs w:val="19"/>
+        </w:rPr>
+        <w:t xml:space="preserve">Export the prompt log to PDF with a Python reportlab script (docs/tools/build_prompt_pdf.py) that reads docs/prompt_log.json: a title page, a stage overview table, a summary of every entry, Part A with every executed prompt verbatim in a shaded box with purpose, files, result and verification, and Part B with the planned prompts that complete Review 2, Review 3 and the wrap-up, clearly marked as not yet run. Add the planned prompts to prompt_log.json and to the Word log as well, and make "npm run log" rebuild both documents.</w:t>
+      </w:r>
+    </w:p>
+    <w:p>
+      <w:pPr>
+        <w:spacing w:after="60" w:before="160"/>
+      </w:pPr>
+      <w:r>
+        <w:rPr>
+          <w:b/>
+          <w:bCs/>
+          <w:color w:val="4F46E5"/>
+          <w:spacing w:val="20"/>
+          <w:sz w:val="17"/>
+          <w:szCs w:val="17"/>
+        </w:rPr>
+        <w:t xml:space="preserve">PURPOSE</w:t>
+      </w:r>
+    </w:p>
+    <w:p>
+      <w:pPr>
+        <w:spacing w:after="80"/>
+      </w:pPr>
+      <w:r>
+        <w:rPr>
+          <w:sz w:val="21"/>
+          <w:szCs w:val="21"/>
+        </w:rPr>
+        <w:t xml:space="preserve">Give the student a PDF containing the prompts needed to complete the whole project.</w:t>
+      </w:r>
+    </w:p>
+    <w:p>
+      <w:pPr>
+        <w:spacing w:after="60" w:before="160"/>
+      </w:pPr>
+      <w:r>
+        <w:rPr>
+          <w:b/>
+          <w:bCs/>
+          <w:color w:val="4F46E5"/>
+          <w:spacing w:val="20"/>
+          <w:sz w:val="17"/>
+          <w:szCs w:val="17"/>
+        </w:rPr>
+        <w:t xml:space="preserve">FILES</w:t>
+      </w:r>
+    </w:p>
+    <w:p>
+      <w:pPr>
+        <w:pStyle w:val="ListParagraph"/>
+        <w:numPr>
+          <w:ilvl w:val="0"/>
+          <w:numId w:val="2"/>
+        </w:numPr>
+      </w:pPr>
+      <w:r>
+        <w:rPr>
+          <w:rFonts w:ascii="Consolas" w:cs="Consolas" w:eastAsia="Consolas" w:hAnsi="Consolas"/>
+          <w:sz w:val="19"/>
+          <w:szCs w:val="19"/>
+        </w:rPr>
+        <w:t xml:space="preserve">docs/tools/build_prompt_pdf.py</w:t>
+      </w:r>
+    </w:p>
+    <w:p>
+      <w:pPr>
+        <w:pStyle w:val="ListParagraph"/>
+        <w:numPr>
+          <w:ilvl w:val="0"/>
+          <w:numId w:val="2"/>
+        </w:numPr>
+      </w:pPr>
+      <w:r>
+        <w:rPr>
+          <w:rFonts w:ascii="Consolas" w:cs="Consolas" w:eastAsia="Consolas" w:hAnsi="Consolas"/>
+          <w:sz w:val="19"/>
+          <w:szCs w:val="19"/>
+        </w:rPr>
+        <w:t xml:space="preserve">docs/tools/build-prompt-log.js</w:t>
+      </w:r>
+    </w:p>
+    <w:p>
+      <w:pPr>
+        <w:pStyle w:val="ListParagraph"/>
+        <w:numPr>
+          <w:ilvl w:val="0"/>
+          <w:numId w:val="2"/>
+        </w:numPr>
+      </w:pPr>
+      <w:r>
+        <w:rPr>
+          <w:rFonts w:ascii="Consolas" w:cs="Consolas" w:eastAsia="Consolas" w:hAnsi="Consolas"/>
+          <w:sz w:val="19"/>
+          <w:szCs w:val="19"/>
+        </w:rPr>
+        <w:t xml:space="preserve">docs/prompt_log.json</w:t>
+      </w:r>
+    </w:p>
+    <w:p>
+      <w:pPr>
+        <w:pStyle w:val="ListParagraph"/>
+        <w:numPr>
+          <w:ilvl w:val="0"/>
+          <w:numId w:val="2"/>
+        </w:numPr>
+      </w:pPr>
+      <w:r>
+        <w:rPr>
+          <w:rFonts w:ascii="Consolas" w:cs="Consolas" w:eastAsia="Consolas" w:hAnsi="Consolas"/>
+          <w:sz w:val="19"/>
+          <w:szCs w:val="19"/>
+        </w:rPr>
+        <w:t xml:space="preserve">docs/SplitStack_Prompt_Log.pdf</w:t>
+      </w:r>
+    </w:p>
+    <w:p>
+      <w:pPr>
+        <w:pStyle w:val="ListParagraph"/>
+        <w:numPr>
+          <w:ilvl w:val="0"/>
+          <w:numId w:val="2"/>
+        </w:numPr>
+      </w:pPr>
+      <w:r>
+        <w:rPr>
+          <w:rFonts w:ascii="Consolas" w:cs="Consolas" w:eastAsia="Consolas" w:hAnsi="Consolas"/>
+          <w:sz w:val="19"/>
+          <w:szCs w:val="19"/>
+        </w:rPr>
+        <w:t xml:space="preserve">docs/SplitStack_Prompt_Log.docx</w:t>
+      </w:r>
+    </w:p>
+    <w:p>
+      <w:pPr>
+        <w:pStyle w:val="ListParagraph"/>
+        <w:numPr>
+          <w:ilvl w:val="0"/>
+          <w:numId w:val="2"/>
+        </w:numPr>
+      </w:pPr>
+      <w:r>
+        <w:rPr>
+          <w:rFonts w:ascii="Consolas" w:cs="Consolas" w:eastAsia="Consolas" w:hAnsi="Consolas"/>
+          <w:sz w:val="19"/>
+          <w:szCs w:val="19"/>
+        </w:rPr>
+        <w:t xml:space="preserve">package.json</w:t>
+      </w:r>
+    </w:p>
+    <w:p>
+      <w:pPr>
+        <w:spacing w:after="60" w:before="160"/>
+      </w:pPr>
+      <w:r>
+        <w:rPr>
+          <w:b/>
+          <w:bCs/>
+          <w:color w:val="4F46E5"/>
+          <w:spacing w:val="20"/>
+          <w:sz w:val="17"/>
+          <w:szCs w:val="17"/>
+        </w:rPr>
+        <w:t xml:space="preserve">RESULT</w:t>
+      </w:r>
+    </w:p>
+    <w:p>
+      <w:pPr>
+        <w:spacing w:after="80"/>
+      </w:pPr>
+      <w:r>
+        <w:rPr>
+          <w:sz w:val="21"/>
+          <w:szCs w:val="21"/>
+        </w:rPr>
+        <w:t xml:space="preserve">PDF with the executed prompts and 15 planned prompts; the Word log has the same content.</w:t>
+      </w:r>
+    </w:p>
+    <w:p>
+      <w:pPr>
+        <w:spacing w:after="60" w:before="160"/>
+      </w:pPr>
+      <w:r>
+        <w:rPr>
+          <w:b/>
+          <w:bCs/>
+          <w:color w:val="4F46E5"/>
+          <w:spacing w:val="20"/>
+          <w:sz w:val="17"/>
+          <w:szCs w:val="17"/>
+        </w:rPr>
+        <w:t xml:space="preserve">VERIFICATION</w:t>
+      </w:r>
+    </w:p>
+    <w:p>
+      <w:pPr>
+        <w:spacing w:after="80"/>
+      </w:pPr>
+      <w:r>
+        <w:rPr>
+          <w:sz w:val="21"/>
+          <w:szCs w:val="21"/>
+        </w:rPr>
+        <w:t xml:space="preserve">Pages rendered to images and inspected; text extracted with pypdf.</w:t>
+      </w:r>
+    </w:p>
+    <w:p>
+      <w:pPr>
+        <w:pBdr>
+          <w:bottom w:val="single" w:color="D9DBE5" w:sz="4" w:space="4"/>
+        </w:pBdr>
+        <w:spacing w:after="200"/>
+      </w:pPr>
+      <w:r>
+        <w:t xml:space="preserve"/>
+      </w:r>
+    </w:p>
+    <w:p>
+      <w:pPr>
+        <w:pStyle w:val="Heading3"/>
+        <w:keepNext/>
+      </w:pPr>
+      <w:r>
+        <w:t xml:space="preserve">#15  Create the GitHub repository and publish the site</w:t>
+      </w:r>
+    </w:p>
+    <w:p>
+      <w:pPr>
+        <w:keepNext/>
+        <w:spacing w:after="60"/>
+      </w:pPr>
+      <w:r>
+        <w:rPr>
+          <w:color w:val="5B6475"/>
+          <w:sz w:val="18"/>
+          <w:szCs w:val="18"/>
+        </w:rPr>
+        <w:t xml:space="preserve">Working prompt  |  2026-10-15</w:t>
+      </w:r>
+    </w:p>
+    <w:p>
+      <w:pPr>
+        <w:spacing w:after="60" w:before="160"/>
+      </w:pPr>
+      <w:r>
+        <w:rPr>
+          <w:b/>
+          <w:bCs/>
+          <w:color w:val="4F46E5"/>
+          <w:spacing w:val="20"/>
+          <w:sz w:val="17"/>
+          <w:szCs w:val="17"/>
+        </w:rPr>
+        <w:t xml:space="preserve">PROMPT</w:t>
+      </w:r>
+    </w:p>
+    <w:p>
+      <w:pPr>
+        <w:pBdr>
+          <w:left w:val="single" w:color="4F46E5" w:sz="18" w:space="8"/>
+        </w:pBdr>
+        <w:shd w:fill="F1F2F8" w:color="auto" w:val="clear"/>
+        <w:spacing w:after="120" w:before="40" w:line="276"/>
+        <w:ind w:left="160" w:right="160"/>
+      </w:pPr>
+      <w:r>
+        <w:rPr>
+          <w:rFonts w:ascii="Consolas" w:cs="Consolas" w:eastAsia="Consolas" w:hAnsi="Consolas"/>
+          <w:sz w:val="19"/>
+          <w:szCs w:val="19"/>
+        </w:rPr>
+        <w:t xml:space="preserve">Install the official GitHub CLI with winget and sign in through the device-code flow (the student approves it in the browser). Before publishing, check that no secrets or databases are tracked, review the receipt images that are still in the commit history (they are generic sample invoices), and confirm with the student that a public repository is acceptable because the team's original repository is private. Then create the public repository MahaprabhuK/SplitStack, push the refurbish branch as main together with the legacy branch, add a GitHub Actions workflow (.github/workflows/pages.yml) that deploys the client/ folder to GitHub Pages, enable Pages with the "GitHub Actions" source, and confirm that the site responds.</w:t>
+      </w:r>
+    </w:p>
+    <w:p>
+      <w:pPr>
+        <w:spacing w:after="60" w:before="160"/>
+      </w:pPr>
+      <w:r>
+        <w:rPr>
+          <w:b/>
+          <w:bCs/>
+          <w:color w:val="4F46E5"/>
+          <w:spacing w:val="20"/>
+          <w:sz w:val="17"/>
+          <w:szCs w:val="17"/>
+        </w:rPr>
+        <w:t xml:space="preserve">PURPOSE</w:t>
+      </w:r>
+    </w:p>
+    <w:p>
+      <w:pPr>
+        <w:spacing w:after="80"/>
+      </w:pPr>
+      <w:r>
+        <w:rPr>
+          <w:sz w:val="21"/>
+          <w:szCs w:val="21"/>
+        </w:rPr>
+        <w:t xml:space="preserve">Give the student a repository link and a live website link.</w:t>
+      </w:r>
+    </w:p>
+    <w:p>
+      <w:pPr>
+        <w:spacing w:after="60" w:before="160"/>
+      </w:pPr>
+      <w:r>
+        <w:rPr>
+          <w:b/>
+          <w:bCs/>
+          <w:color w:val="4F46E5"/>
+          <w:spacing w:val="20"/>
+          <w:sz w:val="17"/>
+          <w:szCs w:val="17"/>
+        </w:rPr>
+        <w:t xml:space="preserve">FILES</w:t>
+      </w:r>
+    </w:p>
+    <w:p>
+      <w:pPr>
+        <w:pStyle w:val="ListParagraph"/>
+        <w:numPr>
+          <w:ilvl w:val="0"/>
+          <w:numId w:val="2"/>
+        </w:numPr>
+      </w:pPr>
+      <w:r>
+        <w:rPr>
+          <w:rFonts w:ascii="Consolas" w:cs="Consolas" w:eastAsia="Consolas" w:hAnsi="Consolas"/>
+          <w:sz w:val="19"/>
+          <w:szCs w:val="19"/>
+        </w:rPr>
+        <w:t xml:space="preserve">.github/workflows/pages.yml</w:t>
+      </w:r>
+    </w:p>
+    <w:p>
+      <w:pPr>
+        <w:pStyle w:val="ListParagraph"/>
+        <w:numPr>
+          <w:ilvl w:val="0"/>
+          <w:numId w:val="2"/>
+        </w:numPr>
+      </w:pPr>
+      <w:r>
+        <w:rPr>
+          <w:rFonts w:ascii="Consolas" w:cs="Consolas" w:eastAsia="Consolas" w:hAnsi="Consolas"/>
+          <w:sz w:val="19"/>
+          <w:szCs w:val="19"/>
+        </w:rPr>
+        <w:t xml:space="preserve">README.md</w:t>
+      </w:r>
+    </w:p>
+    <w:p>
+      <w:pPr>
+        <w:spacing w:after="60" w:before="160"/>
+      </w:pPr>
+      <w:r>
+        <w:rPr>
+          <w:b/>
+          <w:bCs/>
+          <w:color w:val="4F46E5"/>
+          <w:spacing w:val="20"/>
+          <w:sz w:val="17"/>
+          <w:szCs w:val="17"/>
+        </w:rPr>
+        <w:t xml:space="preserve">RESULT</w:t>
+      </w:r>
+    </w:p>
+    <w:p>
+      <w:pPr>
+        <w:spacing w:after="80"/>
+      </w:pPr>
+      <w:r>
+        <w:rPr>
+          <w:sz w:val="21"/>
+          <w:szCs w:val="21"/>
+        </w:rPr>
+        <w:t xml:space="preserve">Repository: https://github.com/MahaprabhuK/SplitStack - Website: https://mahaprabhuk.github.io/SplitStack/</w:t>
+      </w:r>
+    </w:p>
+    <w:p>
+      <w:pPr>
+        <w:spacing w:after="60" w:before="160"/>
+      </w:pPr>
+      <w:r>
+        <w:rPr>
+          <w:b/>
+          <w:bCs/>
+          <w:color w:val="4F46E5"/>
+          <w:spacing w:val="20"/>
+          <w:sz w:val="17"/>
+          <w:szCs w:val="17"/>
+        </w:rPr>
+        <w:t xml:space="preserve">VERIFICATION</w:t>
+      </w:r>
+    </w:p>
+    <w:p>
+      <w:pPr>
+        <w:spacing w:after="80"/>
+      </w:pPr>
+      <w:r>
+        <w:rPr>
+          <w:sz w:val="21"/>
+          <w:szCs w:val="21"/>
+        </w:rPr>
+        <w:t xml:space="preserve">gh repo view; Pages workflow run; HTTP check of the live URL.</w:t>
+      </w:r>
+    </w:p>
+    <w:p>
+      <w:pPr>
+        <w:pBdr>
+          <w:bottom w:val="single" w:color="D9DBE5" w:sz="4" w:space="4"/>
+        </w:pBdr>
+        <w:spacing w:after="200"/>
+      </w:pPr>
+      <w:r>
+        <w:t xml:space="preserve"/>
+      </w:r>
+    </w:p>
+    <w:p>
+      <w:r>
+        <w:br w:type="page"/>
+      </w:r>
+    </w:p>
+    <w:p>
+      <w:pPr>
+        <w:pStyle w:val="Heading1"/>
+      </w:pPr>
+      <w:r>
+        <w:t xml:space="preserve">Planned prompts to complete the project</w:t>
+      </w:r>
+    </w:p>
+    <w:p>
+      <w:pPr>
+        <w:spacing w:after="80"/>
+      </w:pPr>
+      <w:r>
+        <w:rPr>
+          <w:sz w:val="21"/>
+          <w:szCs w:val="21"/>
+        </w:rPr>
+        <w:t xml:space="preserve">These prompts have not been run yet. Run them in order; after each one, move it into the log above with its result.</w:t>
+      </w:r>
+    </w:p>
+    <w:p>
+      <w:pPr>
+        <w:pStyle w:val="Heading3"/>
+        <w:keepNext/>
+      </w:pPr>
+      <w:r>
+        <w:t xml:space="preserve">P1  JavaScript architecture and app shell</w:t>
+      </w:r>
+    </w:p>
+    <w:p>
+      <w:pPr>
+        <w:keepNext/>
+        <w:spacing w:after="60"/>
+      </w:pPr>
+      <w:r>
+        <w:rPr>
+          <w:color w:val="5B6475"/>
+          <w:sz w:val="18"/>
+          <w:szCs w:val="18"/>
+        </w:rPr>
+        <w:t xml:space="preserve">Review 2  |  Planned prompt</w:t>
+      </w:r>
+    </w:p>
+    <w:p>
+      <w:pPr>
+        <w:spacing w:after="60" w:before="160"/>
+      </w:pPr>
+      <w:r>
+        <w:rPr>
+          <w:b/>
+          <w:bCs/>
+          <w:color w:val="4F46E5"/>
+          <w:spacing w:val="20"/>
+          <w:sz w:val="17"/>
+          <w:szCs w:val="17"/>
+        </w:rPr>
+        <w:t xml:space="preserve">PROMPT</w:t>
+      </w:r>
+    </w:p>
+    <w:p>
+      <w:pPr>
+        <w:pBdr>
+          <w:left w:val="single" w:color="4F46E5" w:sz="18" w:space="8"/>
+        </w:pBdr>
+        <w:shd w:fill="F1F2F8" w:color="auto" w:val="clear"/>
+        <w:spacing w:after="120" w:before="40" w:line="276"/>
+        <w:ind w:left="160" w:right="160"/>
+      </w:pPr>
+      <w:r>
+        <w:rPr>
+          <w:rFonts w:ascii="Consolas" w:cs="Consolas" w:eastAsia="Consolas" w:hAnsi="Consolas"/>
+          <w:sz w:val="19"/>
+          <w:szCs w:val="19"/>
+        </w:rPr>
+        <w:t xml:space="preserve">Add vanilla JavaScript to the Review 1 pages as native ES modules loaded with &lt;script type="module" src="../js/app.js"&gt;. Create client/js/ with: app.js (entry; detects the page from &lt;body data-page&gt; and calls that page's init), core/dom.js (qs, qsa, on, delegate, createEl helpers), core/format.js (formatINR with Intl.NumberFormat("en-IN", {style: "currency", currency: "INR"}), date formatting), ui/theme.js (dark/light/system toggle stored in localStorage and applied to &lt;html data-theme&gt; by a tiny inline script in &lt;head&gt; so there is no flash), ui/nav.js (replace the CSS checkbox drawer with a real &lt;button aria-expanded aria-controls&gt;, close on Escape, scrim click and link click, keep focus inside while open), ui/toast.js (accessible role=status toasts) and ui/confirm.js (a &lt;dialog&gt; element replacing window.confirm for every delete form). No jQuery and no frameworks.</w:t>
+      </w:r>
+    </w:p>
+    <w:p>
+      <w:pPr>
+        <w:spacing w:after="60" w:before="160"/>
+      </w:pPr>
+      <w:r>
+        <w:rPr>
+          <w:b/>
+          <w:bCs/>
+          <w:color w:val="4F46E5"/>
+          <w:spacing w:val="20"/>
+          <w:sz w:val="17"/>
+          <w:szCs w:val="17"/>
+        </w:rPr>
+        <w:t xml:space="preserve">PURPOSE</w:t>
+      </w:r>
+    </w:p>
+    <w:p>
+      <w:pPr>
+        <w:spacing w:after="80"/>
+      </w:pPr>
+      <w:r>
+        <w:rPr>
+          <w:sz w:val="21"/>
+          <w:szCs w:val="21"/>
+        </w:rPr>
+        <w:t xml:space="preserve">Lay the foundation for Review 2 with a clean module structure.</w:t>
+      </w:r>
+    </w:p>
+    <w:p>
+      <w:pPr>
+        <w:spacing w:after="60" w:before="160"/>
+      </w:pPr>
+      <w:r>
+        <w:rPr>
+          <w:b/>
+          <w:bCs/>
+          <w:color w:val="4F46E5"/>
+          <w:spacing w:val="20"/>
+          <w:sz w:val="17"/>
+          <w:szCs w:val="17"/>
+        </w:rPr>
+        <w:t xml:space="preserve">FILES</w:t>
+      </w:r>
+    </w:p>
+    <w:p>
+      <w:pPr>
+        <w:spacing w:after="80"/>
+      </w:pPr>
+      <w:r>
+        <w:rPr>
+          <w:sz w:val="21"/>
+          <w:szCs w:val="21"/>
+        </w:rPr>
+        <w:t xml:space="preserve">client/js/app.js, client/js/core/*.js, client/js/ui/*.js, client/pages/*.html</w:t>
+      </w:r>
+    </w:p>
+    <w:p>
+      <w:pPr>
+        <w:pStyle w:val="Heading3"/>
+        <w:keepNext/>
+      </w:pPr>
+      <w:r>
+        <w:t xml:space="preserve">P2  Client data layer backed by localStorage</w:t>
+      </w:r>
+    </w:p>
+    <w:p>
+      <w:pPr>
+        <w:keepNext/>
+        <w:spacing w:after="60"/>
+      </w:pPr>
+      <w:r>
+        <w:rPr>
+          <w:color w:val="5B6475"/>
+          <w:sz w:val="18"/>
+          <w:szCs w:val="18"/>
+        </w:rPr>
+        <w:t xml:space="preserve">Review 2  |  Planned prompt</w:t>
+      </w:r>
+    </w:p>
+    <w:p>
+      <w:pPr>
+        <w:spacing w:after="60" w:before="160"/>
+      </w:pPr>
+      <w:r>
+        <w:rPr>
+          <w:b/>
+          <w:bCs/>
+          <w:color w:val="4F46E5"/>
+          <w:spacing w:val="20"/>
+          <w:sz w:val="17"/>
+          <w:szCs w:val="17"/>
+        </w:rPr>
+        <w:t xml:space="preserve">PROMPT</w:t>
+      </w:r>
+    </w:p>
+    <w:p>
+      <w:pPr>
+        <w:pBdr>
+          <w:left w:val="single" w:color="4F46E5" w:sz="18" w:space="8"/>
+        </w:pBdr>
+        <w:shd w:fill="F1F2F8" w:color="auto" w:val="clear"/>
+        <w:spacing w:after="120" w:before="40" w:line="276"/>
+        <w:ind w:left="160" w:right="160"/>
+      </w:pPr>
+      <w:r>
+        <w:rPr>
+          <w:rFonts w:ascii="Consolas" w:cs="Consolas" w:eastAsia="Consolas" w:hAnsi="Consolas"/>
+          <w:sz w:val="19"/>
+          <w:szCs w:val="19"/>
+        </w:rPr>
+        <w:t xml:space="preserve">Create client/js/data/api.js exposing async functions with the same shape the future REST API will have: auth (register, login, logout, currentUser), expenses and income CRUD with filtering, sorting and pagination, categories, budgets, recurring payments, groups (members, shared expenses, balances, settlements), shopping lists and items, and analytics summaries. Back it with client/js/data/store.js, which keeps collections in localStorage under a versioned key, generates ids, and seeds the same sample data used in Review 1 (Priya Raman, October 2026) on first run. Every function returns a Promise and validates its input, throwing errors with a field and a message, so Review 3 can swap the implementation to fetch() without touching page code.</w:t>
+      </w:r>
+    </w:p>
+    <w:p>
+      <w:pPr>
+        <w:spacing w:after="60" w:before="160"/>
+      </w:pPr>
+      <w:r>
+        <w:rPr>
+          <w:b/>
+          <w:bCs/>
+          <w:color w:val="4F46E5"/>
+          <w:spacing w:val="20"/>
+          <w:sz w:val="17"/>
+          <w:szCs w:val="17"/>
+        </w:rPr>
+        <w:t xml:space="preserve">PURPOSE</w:t>
+      </w:r>
+    </w:p>
+    <w:p>
+      <w:pPr>
+        <w:spacing w:after="80"/>
+      </w:pPr>
+      <w:r>
+        <w:rPr>
+          <w:sz w:val="21"/>
+          <w:szCs w:val="21"/>
+        </w:rPr>
+        <w:t xml:space="preserve">Make the whole app genuinely interactive before a backend exists.</w:t>
+      </w:r>
+    </w:p>
+    <w:p>
+      <w:pPr>
+        <w:spacing w:after="60" w:before="160"/>
+      </w:pPr>
+      <w:r>
+        <w:rPr>
+          <w:b/>
+          <w:bCs/>
+          <w:color w:val="4F46E5"/>
+          <w:spacing w:val="20"/>
+          <w:sz w:val="17"/>
+          <w:szCs w:val="17"/>
+        </w:rPr>
+        <w:t xml:space="preserve">FILES</w:t>
+      </w:r>
+    </w:p>
+    <w:p>
+      <w:pPr>
+        <w:spacing w:after="80"/>
+      </w:pPr>
+      <w:r>
+        <w:rPr>
+          <w:sz w:val="21"/>
+          <w:szCs w:val="21"/>
+        </w:rPr>
+        <w:t xml:space="preserve">client/js/data/api.js, client/js/data/store.js, client/js/data/seed.js</w:t>
+      </w:r>
+    </w:p>
+    <w:p>
+      <w:pPr>
+        <w:pStyle w:val="Heading3"/>
+        <w:keepNext/>
+      </w:pPr>
+      <w:r>
+        <w:t xml:space="preserve">P3  Render pages from data</w:t>
+      </w:r>
+    </w:p>
+    <w:p>
+      <w:pPr>
+        <w:keepNext/>
+        <w:spacing w:after="60"/>
+      </w:pPr>
+      <w:r>
+        <w:rPr>
+          <w:color w:val="5B6475"/>
+          <w:sz w:val="18"/>
+          <w:szCs w:val="18"/>
+        </w:rPr>
+        <w:t xml:space="preserve">Review 2  |  Planned prompt</w:t>
+      </w:r>
+    </w:p>
+    <w:p>
+      <w:pPr>
+        <w:spacing w:after="60" w:before="160"/>
+      </w:pPr>
+      <w:r>
+        <w:rPr>
+          <w:b/>
+          <w:bCs/>
+          <w:color w:val="4F46E5"/>
+          <w:spacing w:val="20"/>
+          <w:sz w:val="17"/>
+          <w:szCs w:val="17"/>
+        </w:rPr>
+        <w:t xml:space="preserve">PROMPT</w:t>
+      </w:r>
+    </w:p>
+    <w:p>
+      <w:pPr>
+        <w:pBdr>
+          <w:left w:val="single" w:color="4F46E5" w:sz="18" w:space="8"/>
+        </w:pBdr>
+        <w:shd w:fill="F1F2F8" w:color="auto" w:val="clear"/>
+        <w:spacing w:after="120" w:before="40" w:line="276"/>
+        <w:ind w:left="160" w:right="160"/>
+      </w:pPr>
+      <w:r>
+        <w:rPr>
+          <w:rFonts w:ascii="Consolas" w:cs="Consolas" w:eastAsia="Consolas" w:hAnsi="Consolas"/>
+          <w:sz w:val="19"/>
+          <w:szCs w:val="19"/>
+        </w:rPr>
+        <w:t xml:space="preserve">Replace the hard-coded sample rows in the dashboard, expenses, income, budgets, recurring, categories, groups, group detail, settlements, shopping and profile pages with markup rendered by JavaScript from api.js, using &lt;template&gt; elements and textContent (never innerHTML with user data). Keep the static markup as the no-JavaScript fallback. Implement the expenses filter bar (search, category, method, date range, sort) with debounced live filtering and query-string sync, pagination, and empty states.</w:t>
+      </w:r>
+    </w:p>
+    <w:p>
+      <w:pPr>
+        <w:spacing w:after="60" w:before="160"/>
+      </w:pPr>
+      <w:r>
+        <w:rPr>
+          <w:b/>
+          <w:bCs/>
+          <w:color w:val="4F46E5"/>
+          <w:spacing w:val="20"/>
+          <w:sz w:val="17"/>
+          <w:szCs w:val="17"/>
+        </w:rPr>
+        <w:t xml:space="preserve">PURPOSE</w:t>
+      </w:r>
+    </w:p>
+    <w:p>
+      <w:pPr>
+        <w:spacing w:after="80"/>
+      </w:pPr>
+      <w:r>
+        <w:rPr>
+          <w:sz w:val="21"/>
+          <w:szCs w:val="21"/>
+        </w:rPr>
+        <w:t xml:space="preserve">Turn the static pages into working screens.</w:t>
+      </w:r>
+    </w:p>
+    <w:p>
+      <w:pPr>
+        <w:spacing w:after="60" w:before="160"/>
+      </w:pPr>
+      <w:r>
+        <w:rPr>
+          <w:b/>
+          <w:bCs/>
+          <w:color w:val="4F46E5"/>
+          <w:spacing w:val="20"/>
+          <w:sz w:val="17"/>
+          <w:szCs w:val="17"/>
+        </w:rPr>
+        <w:t xml:space="preserve">FILES</w:t>
+      </w:r>
+    </w:p>
+    <w:p>
+      <w:pPr>
+        <w:spacing w:after="80"/>
+      </w:pPr>
+      <w:r>
+        <w:rPr>
+          <w:sz w:val="21"/>
+          <w:szCs w:val="21"/>
+        </w:rPr>
+        <w:t xml:space="preserve">client/js/pages/*.js, client/pages/*.html</w:t>
+      </w:r>
+    </w:p>
+    <w:p>
+      <w:pPr>
+        <w:pStyle w:val="Heading3"/>
+        <w:keepNext/>
+      </w:pPr>
+      <w:r>
+        <w:t xml:space="preserve">P4  Forms, validation and CRUD flows</w:t>
+      </w:r>
+    </w:p>
+    <w:p>
+      <w:pPr>
+        <w:keepNext/>
+        <w:spacing w:after="60"/>
+      </w:pPr>
+      <w:r>
+        <w:rPr>
+          <w:color w:val="5B6475"/>
+          <w:sz w:val="18"/>
+          <w:szCs w:val="18"/>
+        </w:rPr>
+        <w:t xml:space="preserve">Review 2  |  Planned prompt</w:t>
+      </w:r>
+    </w:p>
+    <w:p>
+      <w:pPr>
+        <w:spacing w:after="60" w:before="160"/>
+      </w:pPr>
+      <w:r>
+        <w:rPr>
+          <w:b/>
+          <w:bCs/>
+          <w:color w:val="4F46E5"/>
+          <w:spacing w:val="20"/>
+          <w:sz w:val="17"/>
+          <w:szCs w:val="17"/>
+        </w:rPr>
+        <w:t xml:space="preserve">PROMPT</w:t>
+      </w:r>
+    </w:p>
+    <w:p>
+      <w:pPr>
+        <w:pBdr>
+          <w:left w:val="single" w:color="4F46E5" w:sz="18" w:space="8"/>
+        </w:pBdr>
+        <w:shd w:fill="F1F2F8" w:color="auto" w:val="clear"/>
+        <w:spacing w:after="120" w:before="40" w:line="276"/>
+        <w:ind w:left="160" w:right="160"/>
+      </w:pPr>
+      <w:r>
+        <w:rPr>
+          <w:rFonts w:ascii="Consolas" w:cs="Consolas" w:eastAsia="Consolas" w:hAnsi="Consolas"/>
+          <w:sz w:val="19"/>
+          <w:szCs w:val="19"/>
+        </w:rPr>
+        <w:t xml:space="preserve">Wire every form (register, login, expense add/edit, income, budget, recurring, category, group create, add member, shared expense, shopping list and item, profile, change password) to api.js. Use the Constraint Validation API plus custom rules (passwords match, date not in the future, budget greater than zero) with inline error messages linked by aria-describedby, and move focus to the first invalid field. Show a toast after each save and redirect afterwards (Post/Redirect/Get). Add password show/hide toggles with aria-pressed. Protect app pages: redirect to login.html when nobody is signed in.</w:t>
+      </w:r>
+    </w:p>
+    <w:p>
+      <w:pPr>
+        <w:spacing w:after="60" w:before="160"/>
+      </w:pPr>
+      <w:r>
+        <w:rPr>
+          <w:b/>
+          <w:bCs/>
+          <w:color w:val="4F46E5"/>
+          <w:spacing w:val="20"/>
+          <w:sz w:val="17"/>
+          <w:szCs w:val="17"/>
+        </w:rPr>
+        <w:t xml:space="preserve">PURPOSE</w:t>
+      </w:r>
+    </w:p>
+    <w:p>
+      <w:pPr>
+        <w:spacing w:after="80"/>
+      </w:pPr>
+      <w:r>
+        <w:rPr>
+          <w:sz w:val="21"/>
+          <w:szCs w:val="21"/>
+        </w:rPr>
+        <w:t xml:space="preserve">Cover the core JavaScript skills examiners look for: events, DOM manipulation, validation.</w:t>
+      </w:r>
+    </w:p>
+    <w:p>
+      <w:pPr>
+        <w:spacing w:after="60" w:before="160"/>
+      </w:pPr>
+      <w:r>
+        <w:rPr>
+          <w:b/>
+          <w:bCs/>
+          <w:color w:val="4F46E5"/>
+          <w:spacing w:val="20"/>
+          <w:sz w:val="17"/>
+          <w:szCs w:val="17"/>
+        </w:rPr>
+        <w:t xml:space="preserve">FILES</w:t>
+      </w:r>
+    </w:p>
+    <w:p>
+      <w:pPr>
+        <w:spacing w:after="80"/>
+      </w:pPr>
+      <w:r>
+        <w:rPr>
+          <w:sz w:val="21"/>
+          <w:szCs w:val="21"/>
+        </w:rPr>
+        <w:t xml:space="preserve">client/js/pages/*.js, client/js/ui/forms.js</w:t>
+      </w:r>
+    </w:p>
+    <w:p>
+      <w:pPr>
+        <w:pStyle w:val="Heading3"/>
+        <w:keepNext/>
+      </w:pPr>
+      <w:r>
+        <w:t xml:space="preserve">P5  Group splitting and the debt-simplification algorithm</w:t>
+      </w:r>
+    </w:p>
+    <w:p>
+      <w:pPr>
+        <w:keepNext/>
+        <w:spacing w:after="60"/>
+      </w:pPr>
+      <w:r>
+        <w:rPr>
+          <w:color w:val="5B6475"/>
+          <w:sz w:val="18"/>
+          <w:szCs w:val="18"/>
+        </w:rPr>
+        <w:t xml:space="preserve">Review 2  |  Planned prompt</w:t>
+      </w:r>
+    </w:p>
+    <w:p>
+      <w:pPr>
+        <w:spacing w:after="60" w:before="160"/>
+      </w:pPr>
+      <w:r>
+        <w:rPr>
+          <w:b/>
+          <w:bCs/>
+          <w:color w:val="4F46E5"/>
+          <w:spacing w:val="20"/>
+          <w:sz w:val="17"/>
+          <w:szCs w:val="17"/>
+        </w:rPr>
+        <w:t xml:space="preserve">PROMPT</w:t>
+      </w:r>
+    </w:p>
+    <w:p>
+      <w:pPr>
+        <w:pBdr>
+          <w:left w:val="single" w:color="4F46E5" w:sz="18" w:space="8"/>
+        </w:pBdr>
+        <w:shd w:fill="F1F2F8" w:color="auto" w:val="clear"/>
+        <w:spacing w:after="120" w:before="40" w:line="276"/>
+        <w:ind w:left="160" w:right="160"/>
+      </w:pPr>
+      <w:r>
+        <w:rPr>
+          <w:rFonts w:ascii="Consolas" w:cs="Consolas" w:eastAsia="Consolas" w:hAnsi="Consolas"/>
+          <w:sz w:val="19"/>
+          <w:szCs w:val="19"/>
+        </w:rPr>
+        <w:t xml:space="preserve">In client/js/domain/splits.js implement equal splits in integer paise with the leftover paise assigned to the payer, and custom splits that must sum exactly to the total. On the shared-expense form show a live "remaining to assign" counter and disable submit until it reaches zero. In client/js/domain/settle.js implement net balances (paid minus share) and the greedy minimum-cash-flow algorithm: repeatedly match the largest debtor with the largest creditor and transfer min(debt, credit) until every balance is within one paisa; return the transfer list and the number of original pairwise debts. Render the settle-up page from it, and make "Mark paid" record a settlement and recompute balances. Add unit tests runnable with node --test using the Goa Trip example (balances +1700, -2500, +5700, -4900 give 3 transfers).</w:t>
+      </w:r>
+    </w:p>
+    <w:p>
+      <w:pPr>
+        <w:spacing w:after="60" w:before="160"/>
+      </w:pPr>
+      <w:r>
+        <w:rPr>
+          <w:b/>
+          <w:bCs/>
+          <w:color w:val="4F46E5"/>
+          <w:spacing w:val="20"/>
+          <w:sz w:val="17"/>
+          <w:szCs w:val="17"/>
+        </w:rPr>
+        <w:t xml:space="preserve">PURPOSE</w:t>
+      </w:r>
+    </w:p>
+    <w:p>
+      <w:pPr>
+        <w:spacing w:after="80"/>
+      </w:pPr>
+      <w:r>
+        <w:rPr>
+          <w:sz w:val="21"/>
+          <w:szCs w:val="21"/>
+        </w:rPr>
+        <w:t xml:space="preserve">Show algorithmic JavaScript, the core idea of SplitStack.</w:t>
+      </w:r>
+    </w:p>
+    <w:p>
+      <w:pPr>
+        <w:spacing w:after="60" w:before="160"/>
+      </w:pPr>
+      <w:r>
+        <w:rPr>
+          <w:b/>
+          <w:bCs/>
+          <w:color w:val="4F46E5"/>
+          <w:spacing w:val="20"/>
+          <w:sz w:val="17"/>
+          <w:szCs w:val="17"/>
+        </w:rPr>
+        <w:t xml:space="preserve">FILES</w:t>
+      </w:r>
+    </w:p>
+    <w:p>
+      <w:pPr>
+        <w:spacing w:after="80"/>
+      </w:pPr>
+      <w:r>
+        <w:rPr>
+          <w:sz w:val="21"/>
+          <w:szCs w:val="21"/>
+        </w:rPr>
+        <w:t xml:space="preserve">client/js/domain/splits.js, client/js/domain/settle.js, tests/client/*.test.js</w:t>
+      </w:r>
+    </w:p>
+    <w:p>
+      <w:pPr>
+        <w:pStyle w:val="Heading3"/>
+        <w:keepNext/>
+      </w:pPr>
+      <w:r>
+        <w:t xml:space="preserve">P6  Charts, budgets, forecast, insights, search and notifications</w:t>
+      </w:r>
+    </w:p>
+    <w:p>
+      <w:pPr>
+        <w:keepNext/>
+        <w:spacing w:after="60"/>
+      </w:pPr>
+      <w:r>
+        <w:rPr>
+          <w:color w:val="5B6475"/>
+          <w:sz w:val="18"/>
+          <w:szCs w:val="18"/>
+        </w:rPr>
+        <w:t xml:space="preserve">Review 2  |  Planned prompt</w:t>
+      </w:r>
+    </w:p>
+    <w:p>
+      <w:pPr>
+        <w:spacing w:after="60" w:before="160"/>
+      </w:pPr>
+      <w:r>
+        <w:rPr>
+          <w:b/>
+          <w:bCs/>
+          <w:color w:val="4F46E5"/>
+          <w:spacing w:val="20"/>
+          <w:sz w:val="17"/>
+          <w:szCs w:val="17"/>
+        </w:rPr>
+        <w:t xml:space="preserve">PROMPT</w:t>
+      </w:r>
+    </w:p>
+    <w:p>
+      <w:pPr>
+        <w:pBdr>
+          <w:left w:val="single" w:color="4F46E5" w:sz="18" w:space="8"/>
+        </w:pBdr>
+        <w:shd w:fill="F1F2F8" w:color="auto" w:val="clear"/>
+        <w:spacing w:after="120" w:before="40" w:line="276"/>
+        <w:ind w:left="160" w:right="160"/>
+      </w:pPr>
+      <w:r>
+        <w:rPr>
+          <w:rFonts w:ascii="Consolas" w:cs="Consolas" w:eastAsia="Consolas" w:hAnsi="Consolas"/>
+          <w:sz w:val="19"/>
+          <w:szCs w:val="19"/>
+        </w:rPr>
+        <w:t xml:space="preserve">Render the dashboard and analytics charts with Chart.js 4 loaded from a pinned CDN URL, reading colours from the CSS custom properties so both themes work, and keep the CSS charts as a fallback. Compute budget status (ok under 75%, caution 75-90%, warning 90-100%, danger over 100%) and update the meters. Port the spending forecast (average daily spend multiplied by the days in the month) to client/js/domain/forecast.js. Generate smart insights from the data (over-budget categories, month-over-month change, upcoming recurring bills). Make the topbar search show live results across expenses, groups and lists in a listbox with keyboard navigation, and make the bell open a notifications panel built from the insights with an unread count.</w:t>
+      </w:r>
+    </w:p>
+    <w:p>
+      <w:pPr>
+        <w:spacing w:after="60" w:before="160"/>
+      </w:pPr>
+      <w:r>
+        <w:rPr>
+          <w:b/>
+          <w:bCs/>
+          <w:color w:val="4F46E5"/>
+          <w:spacing w:val="20"/>
+          <w:sz w:val="17"/>
+          <w:szCs w:val="17"/>
+        </w:rPr>
+        <w:t xml:space="preserve">PURPOSE</w:t>
+      </w:r>
+    </w:p>
+    <w:p>
+      <w:pPr>
+        <w:spacing w:after="80"/>
+      </w:pPr>
+      <w:r>
+        <w:rPr>
+          <w:sz w:val="21"/>
+          <w:szCs w:val="21"/>
+        </w:rPr>
+        <w:t xml:space="preserve">Finish the interactive features that were disconnected in the original app.</w:t>
+      </w:r>
+    </w:p>
+    <w:p>
+      <w:pPr>
+        <w:spacing w:after="60" w:before="160"/>
+      </w:pPr>
+      <w:r>
+        <w:rPr>
+          <w:b/>
+          <w:bCs/>
+          <w:color w:val="4F46E5"/>
+          <w:spacing w:val="20"/>
+          <w:sz w:val="17"/>
+          <w:szCs w:val="17"/>
+        </w:rPr>
+        <w:t xml:space="preserve">FILES</w:t>
+      </w:r>
+    </w:p>
+    <w:p>
+      <w:pPr>
+        <w:spacing w:after="80"/>
+      </w:pPr>
+      <w:r>
+        <w:rPr>
+          <w:sz w:val="21"/>
+          <w:szCs w:val="21"/>
+        </w:rPr>
+        <w:t xml:space="preserve">client/js/pages/dashboard.js, client/js/pages/analytics.js, client/js/domain/forecast.js, client/js/ui/search.js, client/js/ui/notifications.js</w:t>
+      </w:r>
+    </w:p>
+    <w:p>
+      <w:pPr>
+        <w:pStyle w:val="Heading3"/>
+        <w:keepNext/>
+      </w:pPr>
+      <w:r>
+        <w:t xml:space="preserve">P7  Shopping checklist and receipt scan preview</w:t>
+      </w:r>
+    </w:p>
+    <w:p>
+      <w:pPr>
+        <w:keepNext/>
+        <w:spacing w:after="60"/>
+      </w:pPr>
+      <w:r>
+        <w:rPr>
+          <w:color w:val="5B6475"/>
+          <w:sz w:val="18"/>
+          <w:szCs w:val="18"/>
+        </w:rPr>
+        <w:t xml:space="preserve">Review 2  |  Planned prompt</w:t>
+      </w:r>
+    </w:p>
+    <w:p>
+      <w:pPr>
+        <w:spacing w:after="60" w:before="160"/>
+      </w:pPr>
+      <w:r>
+        <w:rPr>
+          <w:b/>
+          <w:bCs/>
+          <w:color w:val="4F46E5"/>
+          <w:spacing w:val="20"/>
+          <w:sz w:val="17"/>
+          <w:szCs w:val="17"/>
+        </w:rPr>
+        <w:t xml:space="preserve">PROMPT</w:t>
+      </w:r>
+    </w:p>
+    <w:p>
+      <w:pPr>
+        <w:pBdr>
+          <w:left w:val="single" w:color="4F46E5" w:sz="18" w:space="8"/>
+        </w:pBdr>
+        <w:shd w:fill="F1F2F8" w:color="auto" w:val="clear"/>
+        <w:spacing w:after="120" w:before="40" w:line="276"/>
+        <w:ind w:left="160" w:right="160"/>
+      </w:pPr>
+      <w:r>
+        <w:rPr>
+          <w:rFonts w:ascii="Consolas" w:cs="Consolas" w:eastAsia="Consolas" w:hAnsi="Consolas"/>
+          <w:sz w:val="19"/>
+          <w:szCs w:val="19"/>
+        </w:rPr>
+        <w:t xml:space="preserve">Make the shopping checklist toggle items with optimistic UI, edit actual prices inline, recompute the estimated, actual and variance totals live, and convert the list to an expense only once (prevent duplicates). On the receipt scan page add drag-and-drop with dragenter/dragleave styling, client-side checks (PNG, JPEG or WEBP, up to 5 MB) and an image preview via URL.createObjectURL. Until the backend exists, run OCR in the browser with tesseract.js from a pinned CDN, parse the merchant, date and total with regular expressions (prefer the line containing TOTAL), show progress, and pre-fill the confirm form.</w:t>
+      </w:r>
+    </w:p>
+    <w:p>
+      <w:pPr>
+        <w:spacing w:after="60" w:before="160"/>
+      </w:pPr>
+      <w:r>
+        <w:rPr>
+          <w:b/>
+          <w:bCs/>
+          <w:color w:val="4F46E5"/>
+          <w:spacing w:val="20"/>
+          <w:sz w:val="17"/>
+          <w:szCs w:val="17"/>
+        </w:rPr>
+        <w:t xml:space="preserve">PURPOSE</w:t>
+      </w:r>
+    </w:p>
+    <w:p>
+      <w:pPr>
+        <w:spacing w:after="80"/>
+      </w:pPr>
+      <w:r>
+        <w:rPr>
+          <w:sz w:val="21"/>
+          <w:szCs w:val="21"/>
+        </w:rPr>
+        <w:t xml:space="preserve">Complete the remaining interactive flows.</w:t>
+      </w:r>
+    </w:p>
+    <w:p>
+      <w:pPr>
+        <w:spacing w:after="60" w:before="160"/>
+      </w:pPr>
+      <w:r>
+        <w:rPr>
+          <w:b/>
+          <w:bCs/>
+          <w:color w:val="4F46E5"/>
+          <w:spacing w:val="20"/>
+          <w:sz w:val="17"/>
+          <w:szCs w:val="17"/>
+        </w:rPr>
+        <w:t xml:space="preserve">FILES</w:t>
+      </w:r>
+    </w:p>
+    <w:p>
+      <w:pPr>
+        <w:spacing w:after="80"/>
+      </w:pPr>
+      <w:r>
+        <w:rPr>
+          <w:sz w:val="21"/>
+          <w:szCs w:val="21"/>
+        </w:rPr>
+        <w:t xml:space="preserve">client/js/pages/shopping-detail.js, client/js/pages/receipt-scan.js, client/js/domain/receipt-parser.js</w:t>
+      </w:r>
+    </w:p>
+    <w:p>
+      <w:pPr>
+        <w:pStyle w:val="Heading3"/>
+        <w:keepNext/>
+      </w:pPr>
+      <w:r>
+        <w:t xml:space="preserve">P8  Review 2 QA, log and commit</w:t>
+      </w:r>
+    </w:p>
+    <w:p>
+      <w:pPr>
+        <w:keepNext/>
+        <w:spacing w:after="60"/>
+      </w:pPr>
+      <w:r>
+        <w:rPr>
+          <w:color w:val="5B6475"/>
+          <w:sz w:val="18"/>
+          <w:szCs w:val="18"/>
+        </w:rPr>
+        <w:t xml:space="preserve">Review 2  |  Planned prompt</w:t>
+      </w:r>
+    </w:p>
+    <w:p>
+      <w:pPr>
+        <w:spacing w:after="60" w:before="160"/>
+      </w:pPr>
+      <w:r>
+        <w:rPr>
+          <w:b/>
+          <w:bCs/>
+          <w:color w:val="4F46E5"/>
+          <w:spacing w:val="20"/>
+          <w:sz w:val="17"/>
+          <w:szCs w:val="17"/>
+        </w:rPr>
+        <w:t xml:space="preserve">PROMPT</w:t>
+      </w:r>
+    </w:p>
+    <w:p>
+      <w:pPr>
+        <w:pBdr>
+          <w:left w:val="single" w:color="4F46E5" w:sz="18" w:space="8"/>
+        </w:pBdr>
+        <w:shd w:fill="F1F2F8" w:color="auto" w:val="clear"/>
+        <w:spacing w:after="120" w:before="40" w:line="276"/>
+        <w:ind w:left="160" w:right="160"/>
+      </w:pPr>
+      <w:r>
+        <w:rPr>
+          <w:rFonts w:ascii="Consolas" w:cs="Consolas" w:eastAsia="Consolas" w:hAnsi="Consolas"/>
+          <w:sz w:val="19"/>
+          <w:szCs w:val="19"/>
+        </w:rPr>
+        <w:t xml:space="preserve">Run ESLint (recommended rules, browser globals, ES2023 modules) over client/js and fix every finding; run the domain unit tests; test every page manually at 1366px and 375px in dark and light themes, using only the keyboard, and with JavaScript disabled (pages must still show their static content). Update client/README.md with the JavaScript architecture and a table of the JS concepts used and where. Add each step to docs/prompt_log.json, rebuild the Word and PDF logs, and commit "Review 2".</w:t>
+      </w:r>
+    </w:p>
+    <w:p>
+      <w:pPr>
+        <w:spacing w:after="60" w:before="160"/>
+      </w:pPr>
+      <w:r>
+        <w:rPr>
+          <w:b/>
+          <w:bCs/>
+          <w:color w:val="4F46E5"/>
+          <w:spacing w:val="20"/>
+          <w:sz w:val="17"/>
+          <w:szCs w:val="17"/>
+        </w:rPr>
+        <w:t xml:space="preserve">PURPOSE</w:t>
+      </w:r>
+    </w:p>
+    <w:p>
+      <w:pPr>
+        <w:spacing w:after="80"/>
+      </w:pPr>
+      <w:r>
+        <w:rPr>
+          <w:sz w:val="21"/>
+          <w:szCs w:val="21"/>
+        </w:rPr>
+        <w:t xml:space="preserve">Close Review 2 with evidence.</w:t>
+      </w:r>
+    </w:p>
+    <w:p>
+      <w:pPr>
+        <w:spacing w:after="60" w:before="160"/>
+      </w:pPr>
+      <w:r>
+        <w:rPr>
+          <w:b/>
+          <w:bCs/>
+          <w:color w:val="4F46E5"/>
+          <w:spacing w:val="20"/>
+          <w:sz w:val="17"/>
+          <w:szCs w:val="17"/>
+        </w:rPr>
+        <w:t xml:space="preserve">FILES</w:t>
+      </w:r>
+    </w:p>
+    <w:p>
+      <w:pPr>
+        <w:spacing w:after="80"/>
+      </w:pPr>
+      <w:r>
+        <w:rPr>
+          <w:sz w:val="21"/>
+          <w:szCs w:val="21"/>
+        </w:rPr>
+        <w:t xml:space="preserve">eslint.config.js, client/README.md, docs/*</w:t>
+      </w:r>
+    </w:p>
+    <w:p>
+      <w:pPr>
+        <w:pStyle w:val="Heading3"/>
+        <w:keepNext/>
+      </w:pPr>
+      <w:r>
+        <w:t xml:space="preserve">P9  Express server and MongoDB connection</w:t>
+      </w:r>
+    </w:p>
+    <w:p>
+      <w:pPr>
+        <w:keepNext/>
+        <w:spacing w:after="60"/>
+      </w:pPr>
+      <w:r>
+        <w:rPr>
+          <w:color w:val="5B6475"/>
+          <w:sz w:val="18"/>
+          <w:szCs w:val="18"/>
+        </w:rPr>
+        <w:t xml:space="preserve">Review 3  |  Planned prompt</w:t>
+      </w:r>
+    </w:p>
+    <w:p>
+      <w:pPr>
+        <w:spacing w:after="60" w:before="160"/>
+      </w:pPr>
+      <w:r>
+        <w:rPr>
+          <w:b/>
+          <w:bCs/>
+          <w:color w:val="4F46E5"/>
+          <w:spacing w:val="20"/>
+          <w:sz w:val="17"/>
+          <w:szCs w:val="17"/>
+        </w:rPr>
+        <w:t xml:space="preserve">PROMPT</w:t>
+      </w:r>
+    </w:p>
+    <w:p>
+      <w:pPr>
+        <w:pBdr>
+          <w:left w:val="single" w:color="4F46E5" w:sz="18" w:space="8"/>
+        </w:pBdr>
+        <w:shd w:fill="F1F2F8" w:color="auto" w:val="clear"/>
+        <w:spacing w:after="120" w:before="40" w:line="276"/>
+        <w:ind w:left="160" w:right="160"/>
+      </w:pPr>
+      <w:r>
+        <w:rPr>
+          <w:rFonts w:ascii="Consolas" w:cs="Consolas" w:eastAsia="Consolas" w:hAnsi="Consolas"/>
+          <w:sz w:val="19"/>
+          <w:szCs w:val="19"/>
+        </w:rPr>
+        <w:t xml:space="preserve">Create server/ as a Node.js 20+ project (ES modules) with Express: server/src/app.js (helmet with a Content Security Policy that allows only the CDNs in use, compression, express.json, express-session stored with connect-mongo, express-rate-limit on auth and upload routes, a CSRF token check on state-changing requests, and a central error handler returning JSON {error, fields}), server/src/index.js (connect to MongoDB Atlas with Mongoose using MONGODB_URI from server/.env, then listen), and static serving of client/. Add server/.env.example (MONGODB_URI, SESSION_SECRET of at least 32 characters, PORT) and npm scripts dev (node --watch) and start. Never commit .env.</w:t>
+      </w:r>
+    </w:p>
+    <w:p>
+      <w:pPr>
+        <w:spacing w:after="60" w:before="160"/>
+      </w:pPr>
+      <w:r>
+        <w:rPr>
+          <w:b/>
+          <w:bCs/>
+          <w:color w:val="4F46E5"/>
+          <w:spacing w:val="20"/>
+          <w:sz w:val="17"/>
+          <w:szCs w:val="17"/>
+        </w:rPr>
+        <w:t xml:space="preserve">PURPOSE</w:t>
+      </w:r>
+    </w:p>
+    <w:p>
+      <w:pPr>
+        <w:spacing w:after="80"/>
+      </w:pPr>
+      <w:r>
+        <w:rPr>
+          <w:sz w:val="21"/>
+          <w:szCs w:val="21"/>
+        </w:rPr>
+        <w:t xml:space="preserve">Start Review 3 with a secure, conventional Express setup.</w:t>
+      </w:r>
+    </w:p>
+    <w:p>
+      <w:pPr>
+        <w:spacing w:after="60" w:before="160"/>
+      </w:pPr>
+      <w:r>
+        <w:rPr>
+          <w:b/>
+          <w:bCs/>
+          <w:color w:val="4F46E5"/>
+          <w:spacing w:val="20"/>
+          <w:sz w:val="17"/>
+          <w:szCs w:val="17"/>
+        </w:rPr>
+        <w:t xml:space="preserve">FILES</w:t>
+      </w:r>
+    </w:p>
+    <w:p>
+      <w:pPr>
+        <w:spacing w:after="80"/>
+      </w:pPr>
+      <w:r>
+        <w:rPr>
+          <w:sz w:val="21"/>
+          <w:szCs w:val="21"/>
+        </w:rPr>
+        <w:t xml:space="preserve">server/package.json, server/src/app.js, server/src/index.js, server/.env.example</w:t>
+      </w:r>
+    </w:p>
+    <w:p>
+      <w:pPr>
+        <w:pStyle w:val="Heading3"/>
+        <w:keepNext/>
+      </w:pPr>
+      <w:r>
+        <w:t xml:space="preserve">P10  Mongoose data models</w:t>
+      </w:r>
+    </w:p>
+    <w:p>
+      <w:pPr>
+        <w:keepNext/>
+        <w:spacing w:after="60"/>
+      </w:pPr>
+      <w:r>
+        <w:rPr>
+          <w:color w:val="5B6475"/>
+          <w:sz w:val="18"/>
+          <w:szCs w:val="18"/>
+        </w:rPr>
+        <w:t xml:space="preserve">Review 3  |  Planned prompt</w:t>
+      </w:r>
+    </w:p>
+    <w:p>
+      <w:pPr>
+        <w:spacing w:after="60" w:before="160"/>
+      </w:pPr>
+      <w:r>
+        <w:rPr>
+          <w:b/>
+          <w:bCs/>
+          <w:color w:val="4F46E5"/>
+          <w:spacing w:val="20"/>
+          <w:sz w:val="17"/>
+          <w:szCs w:val="17"/>
+        </w:rPr>
+        <w:t xml:space="preserve">PROMPT</w:t>
+      </w:r>
+    </w:p>
+    <w:p>
+      <w:pPr>
+        <w:pBdr>
+          <w:left w:val="single" w:color="4F46E5" w:sz="18" w:space="8"/>
+        </w:pBdr>
+        <w:shd w:fill="F1F2F8" w:color="auto" w:val="clear"/>
+        <w:spacing w:after="120" w:before="40" w:line="276"/>
+        <w:ind w:left="160" w:right="160"/>
+      </w:pPr>
+      <w:r>
+        <w:rPr>
+          <w:rFonts w:ascii="Consolas" w:cs="Consolas" w:eastAsia="Consolas" w:hAnsi="Consolas"/>
+          <w:sz w:val="19"/>
+          <w:szCs w:val="19"/>
+        </w:rPr>
+        <w:t xml:space="preserve">Design Mongoose schemas with validation and indexes to replace the 15 SQLite tables: User (name, email unique and lowercase, passwordHash, preferences), Category (user, or null for defaults; name; type expense or income; icon; color), Expense and Income (user, category, amount stored as integer paise, date, description or source, paymentMethod), Budget (user, category or null, month, year, limit; unique on user+category+month+year), Recurring (name, amount, frequency, startDate, nextDueDate, active), Group (name, description, createdBy, members [{user, role admin|member, joinedAt}]), SharedExpense (group, title, amount, paidBy, category, date, splitType, shares [{user, amount}] with a validator that the shares sum to the amount), Settlement (group, payer, payee, amount, status, completedAt), ShoppingList (owner, optional group, name, budget, items [{name, quantity, estimatedPrice, actualPrice, purchased, assignedTo}], convertedExpense), Receipt (user, file reference, merchant, date, amount, rawText, confidence) and Insight (user, kind, message, read). Explain in comments which data is embedded and which is referenced, and why.</w:t>
+      </w:r>
+    </w:p>
+    <w:p>
+      <w:pPr>
+        <w:spacing w:after="60" w:before="160"/>
+      </w:pPr>
+      <w:r>
+        <w:rPr>
+          <w:b/>
+          <w:bCs/>
+          <w:color w:val="4F46E5"/>
+          <w:spacing w:val="20"/>
+          <w:sz w:val="17"/>
+          <w:szCs w:val="17"/>
+        </w:rPr>
+        <w:t xml:space="preserve">PURPOSE</w:t>
+      </w:r>
+    </w:p>
+    <w:p>
+      <w:pPr>
+        <w:spacing w:after="80"/>
+      </w:pPr>
+      <w:r>
+        <w:rPr>
+          <w:sz w:val="21"/>
+          <w:szCs w:val="21"/>
+        </w:rPr>
+        <w:t xml:space="preserve">Show MongoDB data modelling, the core of Review 3.</w:t>
+      </w:r>
+    </w:p>
+    <w:p>
+      <w:pPr>
+        <w:spacing w:after="60" w:before="160"/>
+      </w:pPr>
+      <w:r>
+        <w:rPr>
+          <w:b/>
+          <w:bCs/>
+          <w:color w:val="4F46E5"/>
+          <w:spacing w:val="20"/>
+          <w:sz w:val="17"/>
+          <w:szCs w:val="17"/>
+        </w:rPr>
+        <w:t xml:space="preserve">FILES</w:t>
+      </w:r>
+    </w:p>
+    <w:p>
+      <w:pPr>
+        <w:spacing w:after="80"/>
+      </w:pPr>
+      <w:r>
+        <w:rPr>
+          <w:sz w:val="21"/>
+          <w:szCs w:val="21"/>
+        </w:rPr>
+        <w:t xml:space="preserve">server/src/models/*.js</w:t>
+      </w:r>
+    </w:p>
+    <w:p>
+      <w:pPr>
+        <w:pStyle w:val="Heading3"/>
+        <w:keepNext/>
+      </w:pPr>
+      <w:r>
+        <w:t xml:space="preserve">P11  Authentication and REST API</w:t>
+      </w:r>
+    </w:p>
+    <w:p>
+      <w:pPr>
+        <w:keepNext/>
+        <w:spacing w:after="60"/>
+      </w:pPr>
+      <w:r>
+        <w:rPr>
+          <w:color w:val="5B6475"/>
+          <w:sz w:val="18"/>
+          <w:szCs w:val="18"/>
+        </w:rPr>
+        <w:t xml:space="preserve">Review 3  |  Planned prompt</w:t>
+      </w:r>
+    </w:p>
+    <w:p>
+      <w:pPr>
+        <w:spacing w:after="60" w:before="160"/>
+      </w:pPr>
+      <w:r>
+        <w:rPr>
+          <w:b/>
+          <w:bCs/>
+          <w:color w:val="4F46E5"/>
+          <w:spacing w:val="20"/>
+          <w:sz w:val="17"/>
+          <w:szCs w:val="17"/>
+        </w:rPr>
+        <w:t xml:space="preserve">PROMPT</w:t>
+      </w:r>
+    </w:p>
+    <w:p>
+      <w:pPr>
+        <w:pBdr>
+          <w:left w:val="single" w:color="4F46E5" w:sz="18" w:space="8"/>
+        </w:pBdr>
+        <w:shd w:fill="F1F2F8" w:color="auto" w:val="clear"/>
+        <w:spacing w:after="120" w:before="40" w:line="276"/>
+        <w:ind w:left="160" w:right="160"/>
+      </w:pPr>
+      <w:r>
+        <w:rPr>
+          <w:rFonts w:ascii="Consolas" w:cs="Consolas" w:eastAsia="Consolas" w:hAnsi="Consolas"/>
+          <w:sz w:val="19"/>
+          <w:szCs w:val="19"/>
+        </w:rPr>
+        <w:t xml:space="preserve">Implement the REST API under /api with one express.Router per module, mirroring the 48 legacy Flask routes: /api/auth (register with bcrypt cost 12, login, logout, me), /api/expenses, /api/income, /api/categories, /api/budgets, /api/recurring (including toggle), /api/groups (members, shared expenses, balances, settlements, leave), /api/shopping (lists, items, toggle, convert to expense), /api/analytics (monthly, categories, forecast, insights) and /api/search. Validate every input with a schema (zod or express-validator), check ownership or group membership on every request, use MongoDB transactions for multi-document writes (recording a settlement, converting a list), and reuse the Review 2 settle.js and splits.js modules on the server so the algorithm has a single implementation.</w:t>
+      </w:r>
+    </w:p>
+    <w:p>
+      <w:pPr>
+        <w:spacing w:after="60" w:before="160"/>
+      </w:pPr>
+      <w:r>
+        <w:rPr>
+          <w:b/>
+          <w:bCs/>
+          <w:color w:val="4F46E5"/>
+          <w:spacing w:val="20"/>
+          <w:sz w:val="17"/>
+          <w:szCs w:val="17"/>
+        </w:rPr>
+        <w:t xml:space="preserve">PURPOSE</w:t>
+      </w:r>
+    </w:p>
+    <w:p>
+      <w:pPr>
+        <w:spacing w:after="80"/>
+      </w:pPr>
+      <w:r>
+        <w:rPr>
+          <w:sz w:val="21"/>
+          <w:szCs w:val="21"/>
+        </w:rPr>
+        <w:t xml:space="preserve">Deliver the Node.js back end with a complete, secure API.</w:t>
+      </w:r>
+    </w:p>
+    <w:p>
+      <w:pPr>
+        <w:spacing w:after="60" w:before="160"/>
+      </w:pPr>
+      <w:r>
+        <w:rPr>
+          <w:b/>
+          <w:bCs/>
+          <w:color w:val="4F46E5"/>
+          <w:spacing w:val="20"/>
+          <w:sz w:val="17"/>
+          <w:szCs w:val="17"/>
+        </w:rPr>
+        <w:t xml:space="preserve">FILES</w:t>
+      </w:r>
+    </w:p>
+    <w:p>
+      <w:pPr>
+        <w:spacing w:after="80"/>
+      </w:pPr>
+      <w:r>
+        <w:rPr>
+          <w:sz w:val="21"/>
+          <w:szCs w:val="21"/>
+        </w:rPr>
+        <w:t xml:space="preserve">server/src/routes/*.js, server/src/services/*.js, server/src/middleware/*.js</w:t>
+      </w:r>
+    </w:p>
+    <w:p>
+      <w:pPr>
+        <w:pStyle w:val="Heading3"/>
+        <w:keepNext/>
+      </w:pPr>
+      <w:r>
+        <w:t xml:space="preserve">P12  Receipt upload and server-side OCR</w:t>
+      </w:r>
+    </w:p>
+    <w:p>
+      <w:pPr>
+        <w:keepNext/>
+        <w:spacing w:after="60"/>
+      </w:pPr>
+      <w:r>
+        <w:rPr>
+          <w:color w:val="5B6475"/>
+          <w:sz w:val="18"/>
+          <w:szCs w:val="18"/>
+        </w:rPr>
+        <w:t xml:space="preserve">Review 3  |  Planned prompt</w:t>
+      </w:r>
+    </w:p>
+    <w:p>
+      <w:pPr>
+        <w:spacing w:after="60" w:before="160"/>
+      </w:pPr>
+      <w:r>
+        <w:rPr>
+          <w:b/>
+          <w:bCs/>
+          <w:color w:val="4F46E5"/>
+          <w:spacing w:val="20"/>
+          <w:sz w:val="17"/>
+          <w:szCs w:val="17"/>
+        </w:rPr>
+        <w:t xml:space="preserve">PROMPT</w:t>
+      </w:r>
+    </w:p>
+    <w:p>
+      <w:pPr>
+        <w:pBdr>
+          <w:left w:val="single" w:color="4F46E5" w:sz="18" w:space="8"/>
+        </w:pBdr>
+        <w:shd w:fill="F1F2F8" w:color="auto" w:val="clear"/>
+        <w:spacing w:after="120" w:before="40" w:line="276"/>
+        <w:ind w:left="160" w:right="160"/>
+      </w:pPr>
+      <w:r>
+        <w:rPr>
+          <w:rFonts w:ascii="Consolas" w:cs="Consolas" w:eastAsia="Consolas" w:hAnsi="Consolas"/>
+          <w:sz w:val="19"/>
+          <w:szCs w:val="19"/>
+        </w:rPr>
+        <w:t xml:space="preserve">Add POST /api/receipts using multer with memory storage, a 5 MB limit and magic-byte checks for PNG, JPEG and WEBP; preprocess with sharp (rotate from EXIF, greyscale, upscale small images, normalise); run tesseract.js with one shared worker; parse the merchant, date and total with the Review 2 parser; store the image in MongoDB GridFS (so it survives redeploys on free hosting) and the parsed fields in Receipt. GET /api/receipts/:id/image streams the image only to its owner. Confirming creates the expense; nothing becomes an expense without confirmation.</w:t>
+      </w:r>
+    </w:p>
+    <w:p>
+      <w:pPr>
+        <w:spacing w:after="60" w:before="160"/>
+      </w:pPr>
+      <w:r>
+        <w:rPr>
+          <w:b/>
+          <w:bCs/>
+          <w:color w:val="4F46E5"/>
+          <w:spacing w:val="20"/>
+          <w:sz w:val="17"/>
+          <w:szCs w:val="17"/>
+        </w:rPr>
+        <w:t xml:space="preserve">PURPOSE</w:t>
+      </w:r>
+    </w:p>
+    <w:p>
+      <w:pPr>
+        <w:spacing w:after="80"/>
+      </w:pPr>
+      <w:r>
+        <w:rPr>
+          <w:sz w:val="21"/>
+          <w:szCs w:val="21"/>
+        </w:rPr>
+        <w:t xml:space="preserve">Port the OCR feature to Node with persistent storage.</w:t>
+      </w:r>
+    </w:p>
+    <w:p>
+      <w:pPr>
+        <w:spacing w:after="60" w:before="160"/>
+      </w:pPr>
+      <w:r>
+        <w:rPr>
+          <w:b/>
+          <w:bCs/>
+          <w:color w:val="4F46E5"/>
+          <w:spacing w:val="20"/>
+          <w:sz w:val="17"/>
+          <w:szCs w:val="17"/>
+        </w:rPr>
+        <w:t xml:space="preserve">FILES</w:t>
+      </w:r>
+    </w:p>
+    <w:p>
+      <w:pPr>
+        <w:spacing w:after="80"/>
+      </w:pPr>
+      <w:r>
+        <w:rPr>
+          <w:sz w:val="21"/>
+          <w:szCs w:val="21"/>
+        </w:rPr>
+        <w:t xml:space="preserve">server/src/routes/receipts.js, server/src/services/ocr.js</w:t>
+      </w:r>
+    </w:p>
+    <w:p>
+      <w:pPr>
+        <w:pStyle w:val="Heading3"/>
+        <w:keepNext/>
+      </w:pPr>
+      <w:r>
+        <w:t xml:space="preserve">P13  Connect the client to the API</w:t>
+      </w:r>
+    </w:p>
+    <w:p>
+      <w:pPr>
+        <w:keepNext/>
+        <w:spacing w:after="60"/>
+      </w:pPr>
+      <w:r>
+        <w:rPr>
+          <w:color w:val="5B6475"/>
+          <w:sz w:val="18"/>
+          <w:szCs w:val="18"/>
+        </w:rPr>
+        <w:t xml:space="preserve">Review 3  |  Planned prompt</w:t>
+      </w:r>
+    </w:p>
+    <w:p>
+      <w:pPr>
+        <w:spacing w:after="60" w:before="160"/>
+      </w:pPr>
+      <w:r>
+        <w:rPr>
+          <w:b/>
+          <w:bCs/>
+          <w:color w:val="4F46E5"/>
+          <w:spacing w:val="20"/>
+          <w:sz w:val="17"/>
+          <w:szCs w:val="17"/>
+        </w:rPr>
+        <w:t xml:space="preserve">PROMPT</w:t>
+      </w:r>
+    </w:p>
+    <w:p>
+      <w:pPr>
+        <w:pBdr>
+          <w:left w:val="single" w:color="4F46E5" w:sz="18" w:space="8"/>
+        </w:pBdr>
+        <w:shd w:fill="F1F2F8" w:color="auto" w:val="clear"/>
+        <w:spacing w:after="120" w:before="40" w:line="276"/>
+        <w:ind w:left="160" w:right="160"/>
+      </w:pPr>
+      <w:r>
+        <w:rPr>
+          <w:rFonts w:ascii="Consolas" w:cs="Consolas" w:eastAsia="Consolas" w:hAnsi="Consolas"/>
+          <w:sz w:val="19"/>
+          <w:szCs w:val="19"/>
+        </w:rPr>
+        <w:t xml:space="preserve">Re-implement client/js/data/api.js with fetch() against /api, sending credentials and the CSRF token header, mapping HTTP errors to the same {field, message} errors the pages already handle, and showing a toast when offline. Remove the localStorage store except for the theme preference. Because the page code depends only on api.js, no page module should need changes; confirm this by running every flow end to end against a local server connected to Atlas.</w:t>
+      </w:r>
+    </w:p>
+    <w:p>
+      <w:pPr>
+        <w:spacing w:after="60" w:before="160"/>
+      </w:pPr>
+      <w:r>
+        <w:rPr>
+          <w:b/>
+          <w:bCs/>
+          <w:color w:val="4F46E5"/>
+          <w:spacing w:val="20"/>
+          <w:sz w:val="17"/>
+          <w:szCs w:val="17"/>
+        </w:rPr>
+        <w:t xml:space="preserve">PURPOSE</w:t>
+      </w:r>
+    </w:p>
+    <w:p>
+      <w:pPr>
+        <w:spacing w:after="80"/>
+      </w:pPr>
+      <w:r>
+        <w:rPr>
+          <w:sz w:val="21"/>
+          <w:szCs w:val="21"/>
+        </w:rPr>
+        <w:t xml:space="preserve">Finish the full-stack integration.</w:t>
+      </w:r>
+    </w:p>
+    <w:p>
+      <w:pPr>
+        <w:spacing w:after="60" w:before="160"/>
+      </w:pPr>
+      <w:r>
+        <w:rPr>
+          <w:b/>
+          <w:bCs/>
+          <w:color w:val="4F46E5"/>
+          <w:spacing w:val="20"/>
+          <w:sz w:val="17"/>
+          <w:szCs w:val="17"/>
+        </w:rPr>
+        <w:t xml:space="preserve">FILES</w:t>
+      </w:r>
+    </w:p>
+    <w:p>
+      <w:pPr>
+        <w:spacing w:after="80"/>
+      </w:pPr>
+      <w:r>
+        <w:rPr>
+          <w:sz w:val="21"/>
+          <w:szCs w:val="21"/>
+        </w:rPr>
+        <w:t xml:space="preserve">client/js/data/api.js</w:t>
+      </w:r>
+    </w:p>
+    <w:p>
+      <w:pPr>
+        <w:pStyle w:val="Heading3"/>
+        <w:keepNext/>
+      </w:pPr>
+      <w:r>
+        <w:t xml:space="preserve">P14  Seed data and automated tests</w:t>
+      </w:r>
+    </w:p>
+    <w:p>
+      <w:pPr>
+        <w:keepNext/>
+        <w:spacing w:after="60"/>
+      </w:pPr>
+      <w:r>
+        <w:rPr>
+          <w:color w:val="5B6475"/>
+          <w:sz w:val="18"/>
+          <w:szCs w:val="18"/>
+        </w:rPr>
+        <w:t xml:space="preserve">Review 3  |  Planned prompt</w:t>
+      </w:r>
+    </w:p>
+    <w:p>
+      <w:pPr>
+        <w:spacing w:after="60" w:before="160"/>
+      </w:pPr>
+      <w:r>
+        <w:rPr>
+          <w:b/>
+          <w:bCs/>
+          <w:color w:val="4F46E5"/>
+          <w:spacing w:val="20"/>
+          <w:sz w:val="17"/>
+          <w:szCs w:val="17"/>
+        </w:rPr>
+        <w:t xml:space="preserve">PROMPT</w:t>
+      </w:r>
+    </w:p>
+    <w:p>
+      <w:pPr>
+        <w:pBdr>
+          <w:left w:val="single" w:color="4F46E5" w:sz="18" w:space="8"/>
+        </w:pBdr>
+        <w:shd w:fill="F1F2F8" w:color="auto" w:val="clear"/>
+        <w:spacing w:after="120" w:before="40" w:line="276"/>
+        <w:ind w:left="160" w:right="160"/>
+      </w:pPr>
+      <w:r>
+        <w:rPr>
+          <w:rFonts w:ascii="Consolas" w:cs="Consolas" w:eastAsia="Consolas" w:hAnsi="Consolas"/>
+          <w:sz w:val="19"/>
+          <w:szCs w:val="19"/>
+        </w:rPr>
+        <w:t xml:space="preserve">Add server/scripts/seed.js that creates the demo user, categories, six months of expenses and income, budgets, recurring payments, the three groups with shared expenses, and shopping lists. It must be idempotent and must refuse to run against a database whose name does not end in -dev or -test unless --force is passed. Write Jest + Supertest tests using mongodb-memory-server for auth, ownership checks, CSRF rejection, rate limiting, split validation, the settlement algorithm, budget status, convert-to-expense duplicate prevention and receipt upload validation, covering what the 47 legacy Python tests checked. Add an npm test script and a GitHub Actions workflow that runs lint and tests on every push.</w:t>
+      </w:r>
+    </w:p>
+    <w:p>
+      <w:pPr>
+        <w:spacing w:after="60" w:before="160"/>
+      </w:pPr>
+      <w:r>
+        <w:rPr>
+          <w:b/>
+          <w:bCs/>
+          <w:color w:val="4F46E5"/>
+          <w:spacing w:val="20"/>
+          <w:sz w:val="17"/>
+          <w:szCs w:val="17"/>
+        </w:rPr>
+        <w:t xml:space="preserve">PURPOSE</w:t>
+      </w:r>
+    </w:p>
+    <w:p>
+      <w:pPr>
+        <w:spacing w:after="80"/>
+      </w:pPr>
+      <w:r>
+        <w:rPr>
+          <w:sz w:val="21"/>
+          <w:szCs w:val="21"/>
+        </w:rPr>
+        <w:t xml:space="preserve">Prove the back end works and keep it working.</w:t>
+      </w:r>
+    </w:p>
+    <w:p>
+      <w:pPr>
+        <w:spacing w:after="60" w:before="160"/>
+      </w:pPr>
+      <w:r>
+        <w:rPr>
+          <w:b/>
+          <w:bCs/>
+          <w:color w:val="4F46E5"/>
+          <w:spacing w:val="20"/>
+          <w:sz w:val="17"/>
+          <w:szCs w:val="17"/>
+        </w:rPr>
+        <w:t xml:space="preserve">FILES</w:t>
+      </w:r>
+    </w:p>
+    <w:p>
+      <w:pPr>
+        <w:spacing w:after="80"/>
+      </w:pPr>
+      <w:r>
+        <w:rPr>
+          <w:sz w:val="21"/>
+          <w:szCs w:val="21"/>
+        </w:rPr>
+        <w:t xml:space="preserve">server/scripts/seed.js, server/tests/*.test.js, .github/workflows/ci.yml</w:t>
+      </w:r>
+    </w:p>
+    <w:p>
+      <w:pPr>
+        <w:pStyle w:val="Heading3"/>
+        <w:keepNext/>
+      </w:pPr>
+      <w:r>
+        <w:t xml:space="preserve">P15  Remove legacy code, document and deploy</w:t>
+      </w:r>
+    </w:p>
+    <w:p>
+      <w:pPr>
+        <w:keepNext/>
+        <w:spacing w:after="60"/>
+      </w:pPr>
+      <w:r>
+        <w:rPr>
+          <w:color w:val="5B6475"/>
+          <w:sz w:val="18"/>
+          <w:szCs w:val="18"/>
+        </w:rPr>
+        <w:t xml:space="preserve">Wrap-up  |  Planned prompt</w:t>
+      </w:r>
+    </w:p>
+    <w:p>
+      <w:pPr>
+        <w:spacing w:after="60" w:before="160"/>
+      </w:pPr>
+      <w:r>
+        <w:rPr>
+          <w:b/>
+          <w:bCs/>
+          <w:color w:val="4F46E5"/>
+          <w:spacing w:val="20"/>
+          <w:sz w:val="17"/>
+          <w:szCs w:val="17"/>
+        </w:rPr>
+        <w:t xml:space="preserve">PROMPT</w:t>
+      </w:r>
+    </w:p>
+    <w:p>
+      <w:pPr>
+        <w:pBdr>
+          <w:left w:val="single" w:color="4F46E5" w:sz="18" w:space="8"/>
+        </w:pBdr>
+        <w:shd w:fill="F1F2F8" w:color="auto" w:val="clear"/>
+        <w:spacing w:after="120" w:before="40" w:line="276"/>
+        <w:ind w:left="160" w:right="160"/>
+      </w:pPr>
+      <w:r>
+        <w:rPr>
+          <w:rFonts w:ascii="Consolas" w:cs="Consolas" w:eastAsia="Consolas" w:hAnsi="Consolas"/>
+          <w:sz w:val="19"/>
+          <w:szCs w:val="19"/>
+        </w:rPr>
+        <w:t xml:space="preserve">Delete the Flask app (app.py, config.py, database/, modules/, templates/, static/, ml/, tests/*.py, requirements.txt, Procfile) from main, since it is kept on the legacy branch. Rewrite README.md: features, the stack per review (HTML+CSS, JavaScript, Node.js+MongoDB), setup steps, environment variables, a data-model diagram, the API table and screenshots. Deploy the full app to Render as a Node web service (build: npm ci; start: npm start; environment: MONGODB_URI, SESSION_SECRET, NODE_ENV=production) with MongoDB Atlas network access configured, and keep the static site on GitHub Pages. Finish the prompt log, export it to Word and PDF, and tag the release v3.0.0.</w:t>
+      </w:r>
+    </w:p>
+    <w:p>
+      <w:pPr>
+        <w:spacing w:after="60" w:before="160"/>
+      </w:pPr>
+      <w:r>
+        <w:rPr>
+          <w:b/>
+          <w:bCs/>
+          <w:color w:val="4F46E5"/>
+          <w:spacing w:val="20"/>
+          <w:sz w:val="17"/>
+          <w:szCs w:val="17"/>
+        </w:rPr>
+        <w:t xml:space="preserve">PURPOSE</w:t>
+      </w:r>
+    </w:p>
+    <w:p>
+      <w:pPr>
+        <w:spacing w:after="80"/>
+      </w:pPr>
+      <w:r>
+        <w:rPr>
+          <w:sz w:val="21"/>
+          <w:szCs w:val="21"/>
+        </w:rPr>
+        <w:t xml:space="preserve">Deliver a clean, documented, deployed project.</w:t>
+      </w:r>
+    </w:p>
+    <w:p>
+      <w:pPr>
+        <w:spacing w:after="60" w:before="160"/>
+      </w:pPr>
+      <w:r>
+        <w:rPr>
+          <w:b/>
+          <w:bCs/>
+          <w:color w:val="4F46E5"/>
+          <w:spacing w:val="20"/>
+          <w:sz w:val="17"/>
+          <w:szCs w:val="17"/>
+        </w:rPr>
+        <w:t xml:space="preserve">FILES</w:t>
+      </w:r>
+    </w:p>
+    <w:p>
+      <w:pPr>
+        <w:spacing w:after="80"/>
+      </w:pPr>
+      <w:r>
+        <w:rPr>
+          <w:sz w:val="21"/>
+          <w:szCs w:val="21"/>
+        </w:rPr>
+        <w:t xml:space="preserve">README.md, render.yaml, docs/*</w:t>
       </w:r>
     </w:p>
     <w:sectPr>

--- a/docs/SplitStack_Prompt_Log.docx
+++ b/docs/SplitStack_Prompt_Log.docx
@@ -132,7 +132,7 @@
           <w:sz w:val="21"/>
           <w:szCs w:val="21"/>
         </w:rPr>
-        <w:t xml:space="preserve">15</w:t>
+        <w:t xml:space="preserve">17</w:t>
       </w:r>
     </w:p>
     <w:p>
@@ -713,7 +713,7 @@
                 <w:sz w:val="18"/>
                 <w:szCs w:val="18"/>
               </w:rPr>
-              <w:t xml:space="preserve">3</w:t>
+              <w:t xml:space="preserve">5</w:t>
             </w:r>
           </w:p>
         </w:tc>
@@ -2611,7 +2611,246 @@
                 <w:sz w:val="18"/>
                 <w:szCs w:val="18"/>
               </w:rPr>
-              <w:t xml:space="preserve">Create the GitHub repository and publish the site</w:t>
+              <w:t xml:space="preserve">Create the GitHub repository and push the code</w:t>
+            </w:r>
+          </w:p>
+        </w:tc>
+        <w:tc>
+          <w:tcPr>
+            <w:tcW w:type="dxa" w:w="1500"/>
+            <w:tcMar>
+              <w:top w:type="dxa" w:w="60"/>
+              <w:left w:type="dxa" w:w="100"/>
+              <w:bottom w:type="dxa" w:w="60"/>
+              <w:right w:type="dxa" w:w="100"/>
+            </w:tcMar>
+          </w:tcPr>
+          <w:p>
+            <w:r>
+              <w:rPr>
+                <w:b w:val="false"/>
+                <w:bCs w:val="false"/>
+                <w:color w:val="222222"/>
+                <w:sz w:val="18"/>
+                <w:szCs w:val="18"/>
+              </w:rPr>
+              <w:t xml:space="preserve">Working prompt</w:t>
+            </w:r>
+          </w:p>
+        </w:tc>
+        <w:tc>
+          <w:tcPr>
+            <w:tcW w:type="dxa" w:w="1400"/>
+            <w:tcMar>
+              <w:top w:type="dxa" w:w="60"/>
+              <w:left w:type="dxa" w:w="100"/>
+              <w:bottom w:type="dxa" w:w="60"/>
+              <w:right w:type="dxa" w:w="100"/>
+            </w:tcMar>
+          </w:tcPr>
+          <w:p>
+            <w:r>
+              <w:rPr>
+                <w:b w:val="false"/>
+                <w:bCs w:val="false"/>
+                <w:color w:val="222222"/>
+                <w:sz w:val="18"/>
+                <w:szCs w:val="18"/>
+              </w:rPr>
+              <w:t xml:space="preserve">2026-10-15</w:t>
+            </w:r>
+          </w:p>
+        </w:tc>
+      </w:tr>
+      <w:tr>
+        <w:tc>
+          <w:tcPr>
+            <w:tcW w:type="dxa" w:w="700"/>
+            <w:shd w:fill="F7F7FB" w:color="auto" w:val="clear"/>
+            <w:tcMar>
+              <w:top w:type="dxa" w:w="60"/>
+              <w:left w:type="dxa" w:w="100"/>
+              <w:bottom w:type="dxa" w:w="60"/>
+              <w:right w:type="dxa" w:w="100"/>
+            </w:tcMar>
+          </w:tcPr>
+          <w:p>
+            <w:r>
+              <w:rPr>
+                <w:b w:val="false"/>
+                <w:bCs w:val="false"/>
+                <w:color w:val="222222"/>
+                <w:sz w:val="18"/>
+                <w:szCs w:val="18"/>
+              </w:rPr>
+              <w:t xml:space="preserve">16</w:t>
+            </w:r>
+          </w:p>
+        </w:tc>
+        <w:tc>
+          <w:tcPr>
+            <w:tcW w:type="dxa" w:w="1500"/>
+            <w:shd w:fill="F7F7FB" w:color="auto" w:val="clear"/>
+            <w:tcMar>
+              <w:top w:type="dxa" w:w="60"/>
+              <w:left w:type="dxa" w:w="100"/>
+              <w:bottom w:type="dxa" w:w="60"/>
+              <w:right w:type="dxa" w:w="100"/>
+            </w:tcMar>
+          </w:tcPr>
+          <w:p>
+            <w:r>
+              <w:rPr>
+                <w:b w:val="false"/>
+                <w:bCs w:val="false"/>
+                <w:color w:val="222222"/>
+                <w:sz w:val="18"/>
+                <w:szCs w:val="18"/>
+              </w:rPr>
+              <w:t xml:space="preserve">Wrap-up</w:t>
+            </w:r>
+          </w:p>
+        </w:tc>
+        <w:tc>
+          <w:tcPr>
+            <w:tcW w:type="dxa" w:w="4538"/>
+            <w:shd w:fill="F7F7FB" w:color="auto" w:val="clear"/>
+            <w:tcMar>
+              <w:top w:type="dxa" w:w="60"/>
+              <w:left w:type="dxa" w:w="100"/>
+              <w:bottom w:type="dxa" w:w="60"/>
+              <w:right w:type="dxa" w:w="100"/>
+            </w:tcMar>
+          </w:tcPr>
+          <w:p>
+            <w:r>
+              <w:rPr>
+                <w:b w:val="false"/>
+                <w:bCs w:val="false"/>
+                <w:color w:val="222222"/>
+                <w:sz w:val="18"/>
+                <w:szCs w:val="18"/>
+              </w:rPr>
+              <w:t xml:space="preserve">Request: hand the project over to a teammate's agent</w:t>
+            </w:r>
+          </w:p>
+        </w:tc>
+        <w:tc>
+          <w:tcPr>
+            <w:tcW w:type="dxa" w:w="1500"/>
+            <w:shd w:fill="F7F7FB" w:color="auto" w:val="clear"/>
+            <w:tcMar>
+              <w:top w:type="dxa" w:w="60"/>
+              <w:left w:type="dxa" w:w="100"/>
+              <w:bottom w:type="dxa" w:w="60"/>
+              <w:right w:type="dxa" w:w="100"/>
+            </w:tcMar>
+          </w:tcPr>
+          <w:p>
+            <w:r>
+              <w:rPr>
+                <w:b w:val="false"/>
+                <w:bCs w:val="false"/>
+                <w:color w:val="222222"/>
+                <w:sz w:val="18"/>
+                <w:szCs w:val="18"/>
+              </w:rPr>
+              <w:t xml:space="preserve">User prompt</w:t>
+            </w:r>
+          </w:p>
+        </w:tc>
+        <w:tc>
+          <w:tcPr>
+            <w:tcW w:type="dxa" w:w="1400"/>
+            <w:shd w:fill="F7F7FB" w:color="auto" w:val="clear"/>
+            <w:tcMar>
+              <w:top w:type="dxa" w:w="60"/>
+              <w:left w:type="dxa" w:w="100"/>
+              <w:bottom w:type="dxa" w:w="60"/>
+              <w:right w:type="dxa" w:w="100"/>
+            </w:tcMar>
+          </w:tcPr>
+          <w:p>
+            <w:r>
+              <w:rPr>
+                <w:b w:val="false"/>
+                <w:bCs w:val="false"/>
+                <w:color w:val="222222"/>
+                <w:sz w:val="18"/>
+                <w:szCs w:val="18"/>
+              </w:rPr>
+              <w:t xml:space="preserve">2026-10-15</w:t>
+            </w:r>
+          </w:p>
+        </w:tc>
+      </w:tr>
+      <w:tr>
+        <w:tc>
+          <w:tcPr>
+            <w:tcW w:type="dxa" w:w="700"/>
+            <w:tcMar>
+              <w:top w:type="dxa" w:w="60"/>
+              <w:left w:type="dxa" w:w="100"/>
+              <w:bottom w:type="dxa" w:w="60"/>
+              <w:right w:type="dxa" w:w="100"/>
+            </w:tcMar>
+          </w:tcPr>
+          <w:p>
+            <w:r>
+              <w:rPr>
+                <w:b w:val="false"/>
+                <w:bCs w:val="false"/>
+                <w:color w:val="222222"/>
+                <w:sz w:val="18"/>
+                <w:szCs w:val="18"/>
+              </w:rPr>
+              <w:t xml:space="preserve">17</w:t>
+            </w:r>
+          </w:p>
+        </w:tc>
+        <w:tc>
+          <w:tcPr>
+            <w:tcW w:type="dxa" w:w="1500"/>
+            <w:tcMar>
+              <w:top w:type="dxa" w:w="60"/>
+              <w:left w:type="dxa" w:w="100"/>
+              <w:bottom w:type="dxa" w:w="60"/>
+              <w:right w:type="dxa" w:w="100"/>
+            </w:tcMar>
+          </w:tcPr>
+          <w:p>
+            <w:r>
+              <w:rPr>
+                <w:b w:val="false"/>
+                <w:bCs w:val="false"/>
+                <w:color w:val="222222"/>
+                <w:sz w:val="18"/>
+                <w:szCs w:val="18"/>
+              </w:rPr>
+              <w:t xml:space="preserve">Wrap-up</w:t>
+            </w:r>
+          </w:p>
+        </w:tc>
+        <w:tc>
+          <w:tcPr>
+            <w:tcW w:type="dxa" w:w="4538"/>
+            <w:tcMar>
+              <w:top w:type="dxa" w:w="60"/>
+              <w:left w:type="dxa" w:w="100"/>
+              <w:bottom w:type="dxa" w:w="60"/>
+              <w:right w:type="dxa" w:w="100"/>
+            </w:tcMar>
+          </w:tcPr>
+          <w:p>
+            <w:r>
+              <w:rPr>
+                <w:b w:val="false"/>
+                <w:bCs w:val="false"/>
+                <w:color w:val="222222"/>
+                <w:sz w:val="18"/>
+                <w:szCs w:val="18"/>
+              </w:rPr>
+              <w:t xml:space="preserve">Push the refurbished code to GitHub main</w:t>
             </w:r>
           </w:p>
         </w:tc>
@@ -5835,7 +6074,7 @@
         <w:keepNext/>
       </w:pPr>
       <w:r>
-        <w:t xml:space="preserve">#15  Create the GitHub repository and publish the site</w:t>
+        <w:t xml:space="preserve">#15  Create the GitHub repository and push the code</w:t>
       </w:r>
     </w:p>
     <w:p>
@@ -5944,7 +6183,175 @@
           <w:sz w:val="19"/>
           <w:szCs w:val="19"/>
         </w:rPr>
-        <w:t xml:space="preserve">.github/workflows/pages.yml</w:t>
+        <w:t xml:space="preserve">README.md</w:t>
+      </w:r>
+    </w:p>
+    <w:p>
+      <w:pPr>
+        <w:spacing w:after="60" w:before="160"/>
+      </w:pPr>
+      <w:r>
+        <w:rPr>
+          <w:b/>
+          <w:bCs/>
+          <w:color w:val="4F46E5"/>
+          <w:spacing w:val="20"/>
+          <w:sz w:val="17"/>
+          <w:szCs w:val="17"/>
+        </w:rPr>
+        <w:t xml:space="preserve">RESULT</w:t>
+      </w:r>
+    </w:p>
+    <w:p>
+      <w:pPr>
+        <w:spacing w:after="80"/>
+      </w:pPr>
+      <w:r>
+        <w:rPr>
+          <w:sz w:val="21"/>
+          <w:szCs w:val="21"/>
+        </w:rPr>
+        <w:t xml:space="preserve">Public repository https://github.com/MahaprabhuK/SplitStack created and the legacy branch pushed. The first push of main was rejected because it added a GitHub Actions workflow (.github/workflows/pages.yml) and the gh token lacked the "workflow" scope; the workflow file was removed and main was pushed in the next step. GitHub Pages is not set up yet (planned for the wrap-up; needs "gh auth refresh -s workflow" or a gh-pages branch).</w:t>
+      </w:r>
+    </w:p>
+    <w:p>
+      <w:pPr>
+        <w:spacing w:after="60" w:before="160"/>
+      </w:pPr>
+      <w:r>
+        <w:rPr>
+          <w:b/>
+          <w:bCs/>
+          <w:color w:val="4F46E5"/>
+          <w:spacing w:val="20"/>
+          <w:sz w:val="17"/>
+          <w:szCs w:val="17"/>
+        </w:rPr>
+        <w:t xml:space="preserve">VERIFICATION</w:t>
+      </w:r>
+    </w:p>
+    <w:p>
+      <w:pPr>
+        <w:spacing w:after="80"/>
+      </w:pPr>
+      <w:r>
+        <w:rPr>
+          <w:sz w:val="21"/>
+          <w:szCs w:val="21"/>
+        </w:rPr>
+        <w:t xml:space="preserve">gh repo view; git push output.</w:t>
+      </w:r>
+    </w:p>
+    <w:p>
+      <w:pPr>
+        <w:pBdr>
+          <w:bottom w:val="single" w:color="D9DBE5" w:sz="4" w:space="4"/>
+        </w:pBdr>
+        <w:spacing w:after="200"/>
+      </w:pPr>
+      <w:r>
+        <w:t xml:space="preserve"/>
+      </w:r>
+    </w:p>
+    <w:p>
+      <w:pPr>
+        <w:pStyle w:val="Heading3"/>
+        <w:keepNext/>
+      </w:pPr>
+      <w:r>
+        <w:t xml:space="preserve">#16  Request: hand the project over to a teammate's agent</w:t>
+      </w:r>
+    </w:p>
+    <w:p>
+      <w:pPr>
+        <w:keepNext/>
+        <w:spacing w:after="60"/>
+      </w:pPr>
+      <w:r>
+        <w:rPr>
+          <w:color w:val="5B6475"/>
+          <w:sz w:val="18"/>
+          <w:szCs w:val="18"/>
+        </w:rPr>
+        <w:t xml:space="preserve">User prompt  |  2026-10-15</w:t>
+      </w:r>
+    </w:p>
+    <w:p>
+      <w:pPr>
+        <w:spacing w:after="60" w:before="160"/>
+      </w:pPr>
+      <w:r>
+        <w:rPr>
+          <w:b/>
+          <w:bCs/>
+          <w:color w:val="4F46E5"/>
+          <w:spacing w:val="20"/>
+          <w:sz w:val="17"/>
+          <w:szCs w:val="17"/>
+        </w:rPr>
+        <w:t xml:space="preserve">PROMPT</w:t>
+      </w:r>
+    </w:p>
+    <w:p>
+      <w:pPr>
+        <w:pBdr>
+          <w:left w:val="single" w:color="4F46E5" w:sz="18" w:space="8"/>
+        </w:pBdr>
+        <w:shd w:fill="F1F2F8" w:color="auto" w:val="clear"/>
+        <w:spacing w:after="120" w:before="40" w:line="276"/>
+        <w:ind w:left="160" w:right="160"/>
+      </w:pPr>
+      <w:r>
+        <w:rPr>
+          <w:rFonts w:ascii="Consolas" w:cs="Consolas" w:eastAsia="Consolas" w:hAnsi="Consolas"/>
+          <w:sz w:val="19"/>
+          <w:szCs w:val="19"/>
+        </w:rPr>
+        <w:t xml:space="preserve">ACTUALLY I GONNA HANDOVER THE PROJECT TO MY TEAMMATES AGENT SO HE'LL BE PULLING THE CODE AND RUNNING IN HIS SYSTEM SO GIVE PROMPT FOR THAT</w:t>
+      </w:r>
+    </w:p>
+    <w:p>
+      <w:pPr>
+        <w:spacing w:after="60" w:before="160"/>
+      </w:pPr>
+      <w:r>
+        <w:rPr>
+          <w:b/>
+          <w:bCs/>
+          <w:color w:val="4F46E5"/>
+          <w:spacing w:val="20"/>
+          <w:sz w:val="17"/>
+          <w:szCs w:val="17"/>
+        </w:rPr>
+        <w:t xml:space="preserve">PURPOSE</w:t>
+      </w:r>
+    </w:p>
+    <w:p>
+      <w:pPr>
+        <w:spacing w:after="80"/>
+      </w:pPr>
+      <w:r>
+        <w:rPr>
+          <w:sz w:val="21"/>
+          <w:szCs w:val="21"/>
+        </w:rPr>
+        <w:t xml:space="preserve">Let a teammate's AI agent clone, run and continue the project.</w:t>
+      </w:r>
+    </w:p>
+    <w:p>
+      <w:pPr>
+        <w:spacing w:after="60" w:before="160"/>
+      </w:pPr>
+      <w:r>
+        <w:rPr>
+          <w:b/>
+          <w:bCs/>
+          <w:color w:val="4F46E5"/>
+          <w:spacing w:val="20"/>
+          <w:sz w:val="17"/>
+          <w:szCs w:val="17"/>
+        </w:rPr>
+        <w:t xml:space="preserve">FILES</w:t>
       </w:r>
     </w:p>
     <w:p>
@@ -5961,11 +6368,264 @@
           <w:sz w:val="19"/>
           <w:szCs w:val="19"/>
         </w:rPr>
+        <w:t xml:space="preserve">-</w:t>
+      </w:r>
+    </w:p>
+    <w:p>
+      <w:pPr>
+        <w:spacing w:after="60" w:before="160"/>
+      </w:pPr>
+      <w:r>
+        <w:rPr>
+          <w:b/>
+          <w:bCs/>
+          <w:color w:val="4F46E5"/>
+          <w:spacing w:val="20"/>
+          <w:sz w:val="17"/>
+          <w:szCs w:val="17"/>
+        </w:rPr>
+        <w:t xml:space="preserve">RESULT</w:t>
+      </w:r>
+    </w:p>
+    <w:p>
+      <w:pPr>
+        <w:spacing w:after="80"/>
+      </w:pPr>
+      <w:r>
+        <w:rPr>
+          <w:sz w:val="21"/>
+          <w:szCs w:val="21"/>
+        </w:rPr>
+        <w:t xml:space="preserve">A handover prompt was written covering: requirements per review, clone and branch, prerequisites, install/run/verify commands, repository map, known traps, the mandatory logging rule, the ordered remaining work (planned prompts P1-P15) and working rules. Noted that the new work had to be pushed to GitHub first.</w:t>
+      </w:r>
+    </w:p>
+    <w:p>
+      <w:pPr>
+        <w:spacing w:after="60" w:before="160"/>
+      </w:pPr>
+      <w:r>
+        <w:rPr>
+          <w:b/>
+          <w:bCs/>
+          <w:color w:val="4F46E5"/>
+          <w:spacing w:val="20"/>
+          <w:sz w:val="17"/>
+          <w:szCs w:val="17"/>
+        </w:rPr>
+        <w:t xml:space="preserve">VERIFICATION</w:t>
+      </w:r>
+    </w:p>
+    <w:p>
+      <w:pPr>
+        <w:spacing w:after="80"/>
+      </w:pPr>
+      <w:r>
+        <w:rPr>
+          <w:sz w:val="21"/>
+          <w:szCs w:val="21"/>
+        </w:rPr>
+        <w:t xml:space="preserve">-</w:t>
+      </w:r>
+    </w:p>
+    <w:p>
+      <w:pPr>
+        <w:pBdr>
+          <w:bottom w:val="single" w:color="D9DBE5" w:sz="4" w:space="4"/>
+        </w:pBdr>
+        <w:spacing w:after="200"/>
+      </w:pPr>
+      <w:r>
+        <w:t xml:space="preserve"/>
+      </w:r>
+    </w:p>
+    <w:p>
+      <w:pPr>
+        <w:pStyle w:val="Heading3"/>
+        <w:keepNext/>
+      </w:pPr>
+      <w:r>
+        <w:t xml:space="preserve">#17  Push the refurbished code to GitHub main</w:t>
+      </w:r>
+    </w:p>
+    <w:p>
+      <w:pPr>
+        <w:keepNext/>
+        <w:spacing w:after="60"/>
+      </w:pPr>
+      <w:r>
+        <w:rPr>
+          <w:color w:val="5B6475"/>
+          <w:sz w:val="18"/>
+          <w:szCs w:val="18"/>
+        </w:rPr>
+        <w:t xml:space="preserve">Working prompt  |  2026-10-15</w:t>
+      </w:r>
+    </w:p>
+    <w:p>
+      <w:pPr>
+        <w:spacing w:after="60" w:before="160"/>
+      </w:pPr>
+      <w:r>
+        <w:rPr>
+          <w:b/>
+          <w:bCs/>
+          <w:color w:val="4F46E5"/>
+          <w:spacing w:val="20"/>
+          <w:sz w:val="17"/>
+          <w:szCs w:val="17"/>
+        </w:rPr>
+        <w:t xml:space="preserve">PROMPT</w:t>
+      </w:r>
+    </w:p>
+    <w:p>
+      <w:pPr>
+        <w:pBdr>
+          <w:left w:val="single" w:color="4F46E5" w:sz="18" w:space="8"/>
+        </w:pBdr>
+        <w:shd w:fill="F1F2F8" w:color="auto" w:val="clear"/>
+        <w:spacing w:after="120" w:before="40" w:line="276"/>
+        <w:ind w:left="160" w:right="160"/>
+      </w:pPr>
+      <w:r>
+        <w:rPr>
+          <w:rFonts w:ascii="Consolas" w:cs="Consolas" w:eastAsia="Consolas" w:hAnsi="Consolas"/>
+          <w:sz w:val="19"/>
+          <w:szCs w:val="19"/>
+        </w:rPr>
+        <w:t xml:space="preserve">push it  (user prompt). Executed as: remove .github/workflows/pages.yml (the token lacks the workflow scope), replace the not-yet-existing live-site link in README.md with local run instructions, correct the earlier log entry about publishing, log the handover, rebuild the prompt logs, commit, and push the refurbish branch to main on https://github.com/MahaprabhuK/SplitStack so the teammate can clone it.</w:t>
+      </w:r>
+    </w:p>
+    <w:p>
+      <w:pPr>
+        <w:spacing w:after="60" w:before="160"/>
+      </w:pPr>
+      <w:r>
+        <w:rPr>
+          <w:b/>
+          <w:bCs/>
+          <w:color w:val="4F46E5"/>
+          <w:spacing w:val="20"/>
+          <w:sz w:val="17"/>
+          <w:szCs w:val="17"/>
+        </w:rPr>
+        <w:t xml:space="preserve">PURPOSE</w:t>
+      </w:r>
+    </w:p>
+    <w:p>
+      <w:pPr>
+        <w:spacing w:after="80"/>
+      </w:pPr>
+      <w:r>
+        <w:rPr>
+          <w:sz w:val="21"/>
+          <w:szCs w:val="21"/>
+        </w:rPr>
+        <w:t xml:space="preserve">Make the current work available to the teammate.</w:t>
+      </w:r>
+    </w:p>
+    <w:p>
+      <w:pPr>
+        <w:spacing w:after="60" w:before="160"/>
+      </w:pPr>
+      <w:r>
+        <w:rPr>
+          <w:b/>
+          <w:bCs/>
+          <w:color w:val="4F46E5"/>
+          <w:spacing w:val="20"/>
+          <w:sz w:val="17"/>
+          <w:szCs w:val="17"/>
+        </w:rPr>
+        <w:t xml:space="preserve">FILES</w:t>
+      </w:r>
+    </w:p>
+    <w:p>
+      <w:pPr>
+        <w:pStyle w:val="ListParagraph"/>
+        <w:numPr>
+          <w:ilvl w:val="0"/>
+          <w:numId w:val="2"/>
+        </w:numPr>
+      </w:pPr>
+      <w:r>
+        <w:rPr>
+          <w:rFonts w:ascii="Consolas" w:cs="Consolas" w:eastAsia="Consolas" w:hAnsi="Consolas"/>
+          <w:sz w:val="19"/>
+          <w:szCs w:val="19"/>
+        </w:rPr>
+        <w:t xml:space="preserve">.github/workflows/pages.yml (removed)</w:t>
+      </w:r>
+    </w:p>
+    <w:p>
+      <w:pPr>
+        <w:pStyle w:val="ListParagraph"/>
+        <w:numPr>
+          <w:ilvl w:val="0"/>
+          <w:numId w:val="2"/>
+        </w:numPr>
+      </w:pPr>
+      <w:r>
+        <w:rPr>
+          <w:rFonts w:ascii="Consolas" w:cs="Consolas" w:eastAsia="Consolas" w:hAnsi="Consolas"/>
+          <w:sz w:val="19"/>
+          <w:szCs w:val="19"/>
+        </w:rPr>
         <w:t xml:space="preserve">README.md</w:t>
       </w:r>
     </w:p>
     <w:p>
       <w:pPr>
+        <w:pStyle w:val="ListParagraph"/>
+        <w:numPr>
+          <w:ilvl w:val="0"/>
+          <w:numId w:val="2"/>
+        </w:numPr>
+      </w:pPr>
+      <w:r>
+        <w:rPr>
+          <w:rFonts w:ascii="Consolas" w:cs="Consolas" w:eastAsia="Consolas" w:hAnsi="Consolas"/>
+          <w:sz w:val="19"/>
+          <w:szCs w:val="19"/>
+        </w:rPr>
+        <w:t xml:space="preserve">docs/prompt_log.json</w:t>
+      </w:r>
+    </w:p>
+    <w:p>
+      <w:pPr>
+        <w:pStyle w:val="ListParagraph"/>
+        <w:numPr>
+          <w:ilvl w:val="0"/>
+          <w:numId w:val="2"/>
+        </w:numPr>
+      </w:pPr>
+      <w:r>
+        <w:rPr>
+          <w:rFonts w:ascii="Consolas" w:cs="Consolas" w:eastAsia="Consolas" w:hAnsi="Consolas"/>
+          <w:sz w:val="19"/>
+          <w:szCs w:val="19"/>
+        </w:rPr>
+        <w:t xml:space="preserve">docs/SplitStack_Prompt_Log.docx</w:t>
+      </w:r>
+    </w:p>
+    <w:p>
+      <w:pPr>
+        <w:pStyle w:val="ListParagraph"/>
+        <w:numPr>
+          <w:ilvl w:val="0"/>
+          <w:numId w:val="2"/>
+        </w:numPr>
+      </w:pPr>
+      <w:r>
+        <w:rPr>
+          <w:rFonts w:ascii="Consolas" w:cs="Consolas" w:eastAsia="Consolas" w:hAnsi="Consolas"/>
+          <w:sz w:val="19"/>
+          <w:szCs w:val="19"/>
+        </w:rPr>
+        <w:t xml:space="preserve">docs/SplitStack_Prompt_Log.pdf</w:t>
+      </w:r>
+    </w:p>
+    <w:p>
+      <w:pPr>
         <w:spacing w:after="60" w:before="160"/>
       </w:pPr>
       <w:r>
@@ -5989,7 +6649,7 @@
           <w:sz w:val="21"/>
           <w:szCs w:val="21"/>
         </w:rPr>
-        <w:t xml:space="preserve">Repository: https://github.com/MahaprabhuK/SplitStack - Website: https://mahaprabhuk.github.io/SplitStack/</w:t>
+        <w:t xml:space="preserve">main pushed to GitHub; branches on GitHub: main (refurbished work) and legacy (original Flask app).</w:t>
       </w:r>
     </w:p>
     <w:p>
@@ -6017,7 +6677,7 @@
           <w:sz w:val="21"/>
           <w:szCs w:val="21"/>
         </w:rPr>
-        <w:t xml:space="preserve">gh repo view; Pages workflow run; HTTP check of the live URL.</w:t>
+        <w:t xml:space="preserve">git ls-remote shows main and legacy at the expected commits.</w:t>
       </w:r>
     </w:p>
     <w:p>

--- a/docs/SplitStack_Prompt_Log.docx
+++ b/docs/SplitStack_Prompt_Log.docx
@@ -132,7 +132,7 @@
           <w:sz w:val="21"/>
           <w:szCs w:val="21"/>
         </w:rPr>
-        <w:t xml:space="preserve">17</w:t>
+        <w:t xml:space="preserve">19</w:t>
       </w:r>
     </w:p>
     <w:p>
@@ -713,7 +713,7 @@
                 <w:sz w:val="18"/>
                 <w:szCs w:val="18"/>
               </w:rPr>
-              <w:t xml:space="preserve">5</w:t>
+              <w:t xml:space="preserve">7</w:t>
             </w:r>
           </w:p>
         </w:tc>
@@ -2901,6 +2901,245 @@
           </w:p>
         </w:tc>
       </w:tr>
+      <w:tr>
+        <w:tc>
+          <w:tcPr>
+            <w:tcW w:type="dxa" w:w="700"/>
+            <w:shd w:fill="F7F7FB" w:color="auto" w:val="clear"/>
+            <w:tcMar>
+              <w:top w:type="dxa" w:w="60"/>
+              <w:left w:type="dxa" w:w="100"/>
+              <w:bottom w:type="dxa" w:w="60"/>
+              <w:right w:type="dxa" w:w="100"/>
+            </w:tcMar>
+          </w:tcPr>
+          <w:p>
+            <w:r>
+              <w:rPr>
+                <w:b w:val="false"/>
+                <w:bCs w:val="false"/>
+                <w:color w:val="222222"/>
+                <w:sz w:val="18"/>
+                <w:szCs w:val="18"/>
+              </w:rPr>
+              <w:t xml:space="preserve">18</w:t>
+            </w:r>
+          </w:p>
+        </w:tc>
+        <w:tc>
+          <w:tcPr>
+            <w:tcW w:type="dxa" w:w="1500"/>
+            <w:shd w:fill="F7F7FB" w:color="auto" w:val="clear"/>
+            <w:tcMar>
+              <w:top w:type="dxa" w:w="60"/>
+              <w:left w:type="dxa" w:w="100"/>
+              <w:bottom w:type="dxa" w:w="60"/>
+              <w:right w:type="dxa" w:w="100"/>
+            </w:tcMar>
+          </w:tcPr>
+          <w:p>
+            <w:r>
+              <w:rPr>
+                <w:b w:val="false"/>
+                <w:bCs w:val="false"/>
+                <w:color w:val="222222"/>
+                <w:sz w:val="18"/>
+                <w:szCs w:val="18"/>
+              </w:rPr>
+              <w:t xml:space="preserve">Wrap-up</w:t>
+            </w:r>
+          </w:p>
+        </w:tc>
+        <w:tc>
+          <w:tcPr>
+            <w:tcW w:type="dxa" w:w="4538"/>
+            <w:shd w:fill="F7F7FB" w:color="auto" w:val="clear"/>
+            <w:tcMar>
+              <w:top w:type="dxa" w:w="60"/>
+              <w:left w:type="dxa" w:w="100"/>
+              <w:bottom w:type="dxa" w:w="60"/>
+              <w:right w:type="dxa" w:w="100"/>
+            </w:tcMar>
+          </w:tcPr>
+          <w:p>
+            <w:r>
+              <w:rPr>
+                <w:b w:val="false"/>
+                <w:bCs w:val="false"/>
+                <w:color w:val="222222"/>
+                <w:sz w:val="18"/>
+                <w:szCs w:val="18"/>
+              </w:rPr>
+              <w:t xml:space="preserve">Request: push the code and deploy the website</w:t>
+            </w:r>
+          </w:p>
+        </w:tc>
+        <w:tc>
+          <w:tcPr>
+            <w:tcW w:type="dxa" w:w="1500"/>
+            <w:shd w:fill="F7F7FB" w:color="auto" w:val="clear"/>
+            <w:tcMar>
+              <w:top w:type="dxa" w:w="60"/>
+              <w:left w:type="dxa" w:w="100"/>
+              <w:bottom w:type="dxa" w:w="60"/>
+              <w:right w:type="dxa" w:w="100"/>
+            </w:tcMar>
+          </w:tcPr>
+          <w:p>
+            <w:r>
+              <w:rPr>
+                <w:b w:val="false"/>
+                <w:bCs w:val="false"/>
+                <w:color w:val="222222"/>
+                <w:sz w:val="18"/>
+                <w:szCs w:val="18"/>
+              </w:rPr>
+              <w:t xml:space="preserve">User prompt</w:t>
+            </w:r>
+          </w:p>
+        </w:tc>
+        <w:tc>
+          <w:tcPr>
+            <w:tcW w:type="dxa" w:w="1400"/>
+            <w:shd w:fill="F7F7FB" w:color="auto" w:val="clear"/>
+            <w:tcMar>
+              <w:top w:type="dxa" w:w="60"/>
+              <w:left w:type="dxa" w:w="100"/>
+              <w:bottom w:type="dxa" w:w="60"/>
+              <w:right w:type="dxa" w:w="100"/>
+            </w:tcMar>
+          </w:tcPr>
+          <w:p>
+            <w:r>
+              <w:rPr>
+                <w:b w:val="false"/>
+                <w:bCs w:val="false"/>
+                <w:color w:val="222222"/>
+                <w:sz w:val="18"/>
+                <w:szCs w:val="18"/>
+              </w:rPr>
+              <w:t xml:space="preserve">2026-10-15</w:t>
+            </w:r>
+          </w:p>
+        </w:tc>
+      </w:tr>
+      <w:tr>
+        <w:tc>
+          <w:tcPr>
+            <w:tcW w:type="dxa" w:w="700"/>
+            <w:tcMar>
+              <w:top w:type="dxa" w:w="60"/>
+              <w:left w:type="dxa" w:w="100"/>
+              <w:bottom w:type="dxa" w:w="60"/>
+              <w:right w:type="dxa" w:w="100"/>
+            </w:tcMar>
+          </w:tcPr>
+          <w:p>
+            <w:r>
+              <w:rPr>
+                <w:b w:val="false"/>
+                <w:bCs w:val="false"/>
+                <w:color w:val="222222"/>
+                <w:sz w:val="18"/>
+                <w:szCs w:val="18"/>
+              </w:rPr>
+              <w:t xml:space="preserve">19</w:t>
+            </w:r>
+          </w:p>
+        </w:tc>
+        <w:tc>
+          <w:tcPr>
+            <w:tcW w:type="dxa" w:w="1500"/>
+            <w:tcMar>
+              <w:top w:type="dxa" w:w="60"/>
+              <w:left w:type="dxa" w:w="100"/>
+              <w:bottom w:type="dxa" w:w="60"/>
+              <w:right w:type="dxa" w:w="100"/>
+            </w:tcMar>
+          </w:tcPr>
+          <w:p>
+            <w:r>
+              <w:rPr>
+                <w:b w:val="false"/>
+                <w:bCs w:val="false"/>
+                <w:color w:val="222222"/>
+                <w:sz w:val="18"/>
+                <w:szCs w:val="18"/>
+              </w:rPr>
+              <w:t xml:space="preserve">Wrap-up</w:t>
+            </w:r>
+          </w:p>
+        </w:tc>
+        <w:tc>
+          <w:tcPr>
+            <w:tcW w:type="dxa" w:w="4538"/>
+            <w:tcMar>
+              <w:top w:type="dxa" w:w="60"/>
+              <w:left w:type="dxa" w:w="100"/>
+              <w:bottom w:type="dxa" w:w="60"/>
+              <w:right w:type="dxa" w:w="100"/>
+            </w:tcMar>
+          </w:tcPr>
+          <w:p>
+            <w:r>
+              <w:rPr>
+                <w:b w:val="false"/>
+                <w:bCs w:val="false"/>
+                <w:color w:val="222222"/>
+                <w:sz w:val="18"/>
+                <w:szCs w:val="18"/>
+              </w:rPr>
+              <w:t xml:space="preserve">Deploy the client to GitHub Pages from a gh-pages branch</w:t>
+            </w:r>
+          </w:p>
+        </w:tc>
+        <w:tc>
+          <w:tcPr>
+            <w:tcW w:type="dxa" w:w="1500"/>
+            <w:tcMar>
+              <w:top w:type="dxa" w:w="60"/>
+              <w:left w:type="dxa" w:w="100"/>
+              <w:bottom w:type="dxa" w:w="60"/>
+              <w:right w:type="dxa" w:w="100"/>
+            </w:tcMar>
+          </w:tcPr>
+          <w:p>
+            <w:r>
+              <w:rPr>
+                <w:b w:val="false"/>
+                <w:bCs w:val="false"/>
+                <w:color w:val="222222"/>
+                <w:sz w:val="18"/>
+                <w:szCs w:val="18"/>
+              </w:rPr>
+              <w:t xml:space="preserve">Working prompt</w:t>
+            </w:r>
+          </w:p>
+        </w:tc>
+        <w:tc>
+          <w:tcPr>
+            <w:tcW w:type="dxa" w:w="1400"/>
+            <w:tcMar>
+              <w:top w:type="dxa" w:w="60"/>
+              <w:left w:type="dxa" w:w="100"/>
+              <w:bottom w:type="dxa" w:w="60"/>
+              <w:right w:type="dxa" w:w="100"/>
+            </w:tcMar>
+          </w:tcPr>
+          <w:p>
+            <w:r>
+              <w:rPr>
+                <w:b w:val="false"/>
+                <w:bCs w:val="false"/>
+                <w:color w:val="222222"/>
+                <w:sz w:val="18"/>
+                <w:szCs w:val="18"/>
+              </w:rPr>
+              <w:t xml:space="preserve">2026-10-15</w:t>
+            </w:r>
+          </w:p>
+        </w:tc>
+      </w:tr>
     </w:tbl>
     <w:p>
       <w:r>
@@ -6678,6 +6917,393 @@
           <w:szCs w:val="21"/>
         </w:rPr>
         <w:t xml:space="preserve">git ls-remote shows main and legacy at the expected commits.</w:t>
+      </w:r>
+    </w:p>
+    <w:p>
+      <w:pPr>
+        <w:pBdr>
+          <w:bottom w:val="single" w:color="D9DBE5" w:sz="4" w:space="4"/>
+        </w:pBdr>
+        <w:spacing w:after="200"/>
+      </w:pPr>
+      <w:r>
+        <w:t xml:space="preserve"/>
+      </w:r>
+    </w:p>
+    <w:p>
+      <w:pPr>
+        <w:pStyle w:val="Heading3"/>
+        <w:keepNext/>
+      </w:pPr>
+      <w:r>
+        <w:t xml:space="preserve">#18  Request: push the code and deploy the website</w:t>
+      </w:r>
+    </w:p>
+    <w:p>
+      <w:pPr>
+        <w:keepNext/>
+        <w:spacing w:after="60"/>
+      </w:pPr>
+      <w:r>
+        <w:rPr>
+          <w:color w:val="5B6475"/>
+          <w:sz w:val="18"/>
+          <w:szCs w:val="18"/>
+        </w:rPr>
+        <w:t xml:space="preserve">User prompt  |  2026-10-15</w:t>
+      </w:r>
+    </w:p>
+    <w:p>
+      <w:pPr>
+        <w:spacing w:after="60" w:before="160"/>
+      </w:pPr>
+      <w:r>
+        <w:rPr>
+          <w:b/>
+          <w:bCs/>
+          <w:color w:val="4F46E5"/>
+          <w:spacing w:val="20"/>
+          <w:sz w:val="17"/>
+          <w:szCs w:val="17"/>
+        </w:rPr>
+        <w:t xml:space="preserve">PROMPT</w:t>
+      </w:r>
+    </w:p>
+    <w:p>
+      <w:pPr>
+        <w:pBdr>
+          <w:left w:val="single" w:color="4F46E5" w:sz="18" w:space="8"/>
+        </w:pBdr>
+        <w:shd w:fill="F1F2F8" w:color="auto" w:val="clear"/>
+        <w:spacing w:after="120" w:before="40" w:line="276"/>
+        <w:ind w:left="160" w:right="160"/>
+      </w:pPr>
+      <w:r>
+        <w:rPr>
+          <w:rFonts w:ascii="Consolas" w:cs="Consolas" w:eastAsia="Consolas" w:hAnsi="Consolas"/>
+          <w:sz w:val="19"/>
+          <w:szCs w:val="19"/>
+        </w:rPr>
+        <w:t xml:space="preserve">first push the code and deploy it</w:t>
+      </w:r>
+    </w:p>
+    <w:p>
+      <w:pPr>
+        <w:spacing w:after="60" w:before="160"/>
+      </w:pPr>
+      <w:r>
+        <w:rPr>
+          <w:b/>
+          <w:bCs/>
+          <w:color w:val="4F46E5"/>
+          <w:spacing w:val="20"/>
+          <w:sz w:val="17"/>
+          <w:szCs w:val="17"/>
+        </w:rPr>
+        <w:t xml:space="preserve">PURPOSE</w:t>
+      </w:r>
+    </w:p>
+    <w:p>
+      <w:pPr>
+        <w:spacing w:after="80"/>
+      </w:pPr>
+      <w:r>
+        <w:rPr>
+          <w:sz w:val="21"/>
+          <w:szCs w:val="21"/>
+        </w:rPr>
+        <w:t xml:space="preserve">Get the code on GitHub and the Review 1 site online.</w:t>
+      </w:r>
+    </w:p>
+    <w:p>
+      <w:pPr>
+        <w:spacing w:after="60" w:before="160"/>
+      </w:pPr>
+      <w:r>
+        <w:rPr>
+          <w:b/>
+          <w:bCs/>
+          <w:color w:val="4F46E5"/>
+          <w:spacing w:val="20"/>
+          <w:sz w:val="17"/>
+          <w:szCs w:val="17"/>
+        </w:rPr>
+        <w:t xml:space="preserve">FILES</w:t>
+      </w:r>
+    </w:p>
+    <w:p>
+      <w:pPr>
+        <w:pStyle w:val="ListParagraph"/>
+        <w:numPr>
+          <w:ilvl w:val="0"/>
+          <w:numId w:val="2"/>
+        </w:numPr>
+      </w:pPr>
+      <w:r>
+        <w:rPr>
+          <w:rFonts w:ascii="Consolas" w:cs="Consolas" w:eastAsia="Consolas" w:hAnsi="Consolas"/>
+          <w:sz w:val="19"/>
+          <w:szCs w:val="19"/>
+        </w:rPr>
+        <w:t xml:space="preserve">-</w:t>
+      </w:r>
+    </w:p>
+    <w:p>
+      <w:pPr>
+        <w:spacing w:after="60" w:before="160"/>
+      </w:pPr>
+      <w:r>
+        <w:rPr>
+          <w:b/>
+          <w:bCs/>
+          <w:color w:val="4F46E5"/>
+          <w:spacing w:val="20"/>
+          <w:sz w:val="17"/>
+          <w:szCs w:val="17"/>
+        </w:rPr>
+        <w:t xml:space="preserve">RESULT</w:t>
+      </w:r>
+    </w:p>
+    <w:p>
+      <w:pPr>
+        <w:spacing w:after="80"/>
+      </w:pPr>
+      <w:r>
+        <w:rPr>
+          <w:sz w:val="21"/>
+          <w:szCs w:val="21"/>
+        </w:rPr>
+        <w:t xml:space="preserve">Handled in the next step.</w:t>
+      </w:r>
+    </w:p>
+    <w:p>
+      <w:pPr>
+        <w:spacing w:after="60" w:before="160"/>
+      </w:pPr>
+      <w:r>
+        <w:rPr>
+          <w:b/>
+          <w:bCs/>
+          <w:color w:val="4F46E5"/>
+          <w:spacing w:val="20"/>
+          <w:sz w:val="17"/>
+          <w:szCs w:val="17"/>
+        </w:rPr>
+        <w:t xml:space="preserve">VERIFICATION</w:t>
+      </w:r>
+    </w:p>
+    <w:p>
+      <w:pPr>
+        <w:spacing w:after="80"/>
+      </w:pPr>
+      <w:r>
+        <w:rPr>
+          <w:sz w:val="21"/>
+          <w:szCs w:val="21"/>
+        </w:rPr>
+        <w:t xml:space="preserve">-</w:t>
+      </w:r>
+    </w:p>
+    <w:p>
+      <w:pPr>
+        <w:pBdr>
+          <w:bottom w:val="single" w:color="D9DBE5" w:sz="4" w:space="4"/>
+        </w:pBdr>
+        <w:spacing w:after="200"/>
+      </w:pPr>
+      <w:r>
+        <w:t xml:space="preserve"/>
+      </w:r>
+    </w:p>
+    <w:p>
+      <w:pPr>
+        <w:pStyle w:val="Heading3"/>
+        <w:keepNext/>
+      </w:pPr>
+      <w:r>
+        <w:t xml:space="preserve">#19  Deploy the client to GitHub Pages from a gh-pages branch</w:t>
+      </w:r>
+    </w:p>
+    <w:p>
+      <w:pPr>
+        <w:keepNext/>
+        <w:spacing w:after="60"/>
+      </w:pPr>
+      <w:r>
+        <w:rPr>
+          <w:color w:val="5B6475"/>
+          <w:sz w:val="18"/>
+          <w:szCs w:val="18"/>
+        </w:rPr>
+        <w:t xml:space="preserve">Working prompt  |  2026-10-15</w:t>
+      </w:r>
+    </w:p>
+    <w:p>
+      <w:pPr>
+        <w:spacing w:after="60" w:before="160"/>
+      </w:pPr>
+      <w:r>
+        <w:rPr>
+          <w:b/>
+          <w:bCs/>
+          <w:color w:val="4F46E5"/>
+          <w:spacing w:val="20"/>
+          <w:sz w:val="17"/>
+          <w:szCs w:val="17"/>
+        </w:rPr>
+        <w:t xml:space="preserve">PROMPT</w:t>
+      </w:r>
+    </w:p>
+    <w:p>
+      <w:pPr>
+        <w:pBdr>
+          <w:left w:val="single" w:color="4F46E5" w:sz="18" w:space="8"/>
+        </w:pBdr>
+        <w:shd w:fill="F1F2F8" w:color="auto" w:val="clear"/>
+        <w:spacing w:after="120" w:before="40" w:line="276"/>
+        <w:ind w:left="160" w:right="160"/>
+      </w:pPr>
+      <w:r>
+        <w:rPr>
+          <w:rFonts w:ascii="Consolas" w:cs="Consolas" w:eastAsia="Consolas" w:hAnsi="Consolas"/>
+          <w:sz w:val="19"/>
+          <w:szCs w:val="19"/>
+        </w:rPr>
+        <w:t xml:space="preserve">Push refurbish to main and refurbish on MahaprabhuK/SplitStack. Because the token cannot push workflow files, deploy without GitHub Actions: check that client/ uses only relative links, split client/ into its own history with git subtree split, push it as the gh-pages branch, wait for GitHub Pages to publish it, then put the live link back in README.md and log the step.</w:t>
+      </w:r>
+    </w:p>
+    <w:p>
+      <w:pPr>
+        <w:spacing w:after="60" w:before="160"/>
+      </w:pPr>
+      <w:r>
+        <w:rPr>
+          <w:b/>
+          <w:bCs/>
+          <w:color w:val="4F46E5"/>
+          <w:spacing w:val="20"/>
+          <w:sz w:val="17"/>
+          <w:szCs w:val="17"/>
+        </w:rPr>
+        <w:t xml:space="preserve">PURPOSE</w:t>
+      </w:r>
+    </w:p>
+    <w:p>
+      <w:pPr>
+        <w:spacing w:after="80"/>
+      </w:pPr>
+      <w:r>
+        <w:rPr>
+          <w:sz w:val="21"/>
+          <w:szCs w:val="21"/>
+        </w:rPr>
+        <w:t xml:space="preserve">Publish the Review 1 site at a public URL without needing the workflow scope.</w:t>
+      </w:r>
+    </w:p>
+    <w:p>
+      <w:pPr>
+        <w:spacing w:after="60" w:before="160"/>
+      </w:pPr>
+      <w:r>
+        <w:rPr>
+          <w:b/>
+          <w:bCs/>
+          <w:color w:val="4F46E5"/>
+          <w:spacing w:val="20"/>
+          <w:sz w:val="17"/>
+          <w:szCs w:val="17"/>
+        </w:rPr>
+        <w:t xml:space="preserve">FILES</w:t>
+      </w:r>
+    </w:p>
+    <w:p>
+      <w:pPr>
+        <w:pStyle w:val="ListParagraph"/>
+        <w:numPr>
+          <w:ilvl w:val="0"/>
+          <w:numId w:val="2"/>
+        </w:numPr>
+      </w:pPr>
+      <w:r>
+        <w:rPr>
+          <w:rFonts w:ascii="Consolas" w:cs="Consolas" w:eastAsia="Consolas" w:hAnsi="Consolas"/>
+          <w:sz w:val="19"/>
+          <w:szCs w:val="19"/>
+        </w:rPr>
+        <w:t xml:space="preserve">README.md</w:t>
+      </w:r>
+    </w:p>
+    <w:p>
+      <w:pPr>
+        <w:pStyle w:val="ListParagraph"/>
+        <w:numPr>
+          <w:ilvl w:val="0"/>
+          <w:numId w:val="2"/>
+        </w:numPr>
+      </w:pPr>
+      <w:r>
+        <w:rPr>
+          <w:rFonts w:ascii="Consolas" w:cs="Consolas" w:eastAsia="Consolas" w:hAnsi="Consolas"/>
+          <w:sz w:val="19"/>
+          <w:szCs w:val="19"/>
+        </w:rPr>
+        <w:t xml:space="preserve">docs/prompt_log.json</w:t>
+      </w:r>
+    </w:p>
+    <w:p>
+      <w:pPr>
+        <w:spacing w:after="60" w:before="160"/>
+      </w:pPr>
+      <w:r>
+        <w:rPr>
+          <w:b/>
+          <w:bCs/>
+          <w:color w:val="4F46E5"/>
+          <w:spacing w:val="20"/>
+          <w:sz w:val="17"/>
+          <w:szCs w:val="17"/>
+        </w:rPr>
+        <w:t xml:space="preserve">RESULT</w:t>
+      </w:r>
+    </w:p>
+    <w:p>
+      <w:pPr>
+        <w:spacing w:after="80"/>
+      </w:pPr>
+      <w:r>
+        <w:rPr>
+          <w:sz w:val="21"/>
+          <w:szCs w:val="21"/>
+        </w:rPr>
+        <w:t xml:space="preserve">main and refurbish are on GitHub. The client/ folder is published from the gh-pages branch at https://mahaprabhuk.github.io/SplitStack/ (GitHub enabled Pages automatically). To redeploy after client changes: git subtree split --prefix client refurbish, then push that commit to gh-pages.</w:t>
+      </w:r>
+    </w:p>
+    <w:p>
+      <w:pPr>
+        <w:spacing w:after="60" w:before="160"/>
+      </w:pPr>
+      <w:r>
+        <w:rPr>
+          <w:b/>
+          <w:bCs/>
+          <w:color w:val="4F46E5"/>
+          <w:spacing w:val="20"/>
+          <w:sz w:val="17"/>
+          <w:szCs w:val="17"/>
+        </w:rPr>
+        <w:t xml:space="preserve">VERIFICATION</w:t>
+      </w:r>
+    </w:p>
+    <w:p>
+      <w:pPr>
+        <w:spacing w:after="80"/>
+      </w:pPr>
+      <w:r>
+        <w:rPr>
+          <w:sz w:val="21"/>
+          <w:szCs w:val="21"/>
+        </w:rPr>
+        <w:t xml:space="preserve">git ls-remote; curl returned 200 for the home page, pages/404.html and css/base.css on the live site.</w:t>
       </w:r>
     </w:p>
     <w:p>

--- a/docs/SplitStack_Prompt_Log.docx
+++ b/docs/SplitStack_Prompt_Log.docx
@@ -132,7 +132,7 @@
           <w:sz w:val="21"/>
           <w:szCs w:val="21"/>
         </w:rPr>
-        <w:t xml:space="preserve">19</w:t>
+        <w:t xml:space="preserve">21</w:t>
       </w:r>
     </w:p>
     <w:p>
@@ -713,7 +713,7 @@
                 <w:sz w:val="18"/>
                 <w:szCs w:val="18"/>
               </w:rPr>
-              <w:t xml:space="preserve">7</w:t>
+              <w:t xml:space="preserve">9</w:t>
             </w:r>
           </w:p>
         </w:tc>
@@ -3140,6 +3140,245 @@
           </w:p>
         </w:tc>
       </w:tr>
+      <w:tr>
+        <w:tc>
+          <w:tcPr>
+            <w:tcW w:type="dxa" w:w="700"/>
+            <w:shd w:fill="F7F7FB" w:color="auto" w:val="clear"/>
+            <w:tcMar>
+              <w:top w:type="dxa" w:w="60"/>
+              <w:left w:type="dxa" w:w="100"/>
+              <w:bottom w:type="dxa" w:w="60"/>
+              <w:right w:type="dxa" w:w="100"/>
+            </w:tcMar>
+          </w:tcPr>
+          <w:p>
+            <w:r>
+              <w:rPr>
+                <w:b w:val="false"/>
+                <w:bCs w:val="false"/>
+                <w:color w:val="222222"/>
+                <w:sz w:val="18"/>
+                <w:szCs w:val="18"/>
+              </w:rPr>
+              <w:t xml:space="preserve">20</w:t>
+            </w:r>
+          </w:p>
+        </w:tc>
+        <w:tc>
+          <w:tcPr>
+            <w:tcW w:type="dxa" w:w="1500"/>
+            <w:shd w:fill="F7F7FB" w:color="auto" w:val="clear"/>
+            <w:tcMar>
+              <w:top w:type="dxa" w:w="60"/>
+              <w:left w:type="dxa" w:w="100"/>
+              <w:bottom w:type="dxa" w:w="60"/>
+              <w:right w:type="dxa" w:w="100"/>
+            </w:tcMar>
+          </w:tcPr>
+          <w:p>
+            <w:r>
+              <w:rPr>
+                <w:b w:val="false"/>
+                <w:bCs w:val="false"/>
+                <w:color w:val="222222"/>
+                <w:sz w:val="18"/>
+                <w:szCs w:val="18"/>
+              </w:rPr>
+              <w:t xml:space="preserve">Wrap-up</w:t>
+            </w:r>
+          </w:p>
+        </w:tc>
+        <w:tc>
+          <w:tcPr>
+            <w:tcW w:type="dxa" w:w="4538"/>
+            <w:shd w:fill="F7F7FB" w:color="auto" w:val="clear"/>
+            <w:tcMar>
+              <w:top w:type="dxa" w:w="60"/>
+              <w:left w:type="dxa" w:w="100"/>
+              <w:bottom w:type="dxa" w:w="60"/>
+              <w:right w:type="dxa" w:w="100"/>
+            </w:tcMar>
+          </w:tcPr>
+          <w:p>
+            <w:r>
+              <w:rPr>
+                <w:b w:val="false"/>
+                <w:bCs w:val="false"/>
+                <w:color w:val="222222"/>
+                <w:sz w:val="18"/>
+                <w:szCs w:val="18"/>
+              </w:rPr>
+              <w:t xml:space="preserve">Request: handover prompt PDF for a teammate's agent</w:t>
+            </w:r>
+          </w:p>
+        </w:tc>
+        <w:tc>
+          <w:tcPr>
+            <w:tcW w:type="dxa" w:w="1500"/>
+            <w:shd w:fill="F7F7FB" w:color="auto" w:val="clear"/>
+            <w:tcMar>
+              <w:top w:type="dxa" w:w="60"/>
+              <w:left w:type="dxa" w:w="100"/>
+              <w:bottom w:type="dxa" w:w="60"/>
+              <w:right w:type="dxa" w:w="100"/>
+            </w:tcMar>
+          </w:tcPr>
+          <w:p>
+            <w:r>
+              <w:rPr>
+                <w:b w:val="false"/>
+                <w:bCs w:val="false"/>
+                <w:color w:val="222222"/>
+                <w:sz w:val="18"/>
+                <w:szCs w:val="18"/>
+              </w:rPr>
+              <w:t xml:space="preserve">User prompt</w:t>
+            </w:r>
+          </w:p>
+        </w:tc>
+        <w:tc>
+          <w:tcPr>
+            <w:tcW w:type="dxa" w:w="1400"/>
+            <w:shd w:fill="F7F7FB" w:color="auto" w:val="clear"/>
+            <w:tcMar>
+              <w:top w:type="dxa" w:w="60"/>
+              <w:left w:type="dxa" w:w="100"/>
+              <w:bottom w:type="dxa" w:w="60"/>
+              <w:right w:type="dxa" w:w="100"/>
+            </w:tcMar>
+          </w:tcPr>
+          <w:p>
+            <w:r>
+              <w:rPr>
+                <w:b w:val="false"/>
+                <w:bCs w:val="false"/>
+                <w:color w:val="222222"/>
+                <w:sz w:val="18"/>
+                <w:szCs w:val="18"/>
+              </w:rPr>
+              <w:t xml:space="preserve">2026-10-15</w:t>
+            </w:r>
+          </w:p>
+        </w:tc>
+      </w:tr>
+      <w:tr>
+        <w:tc>
+          <w:tcPr>
+            <w:tcW w:type="dxa" w:w="700"/>
+            <w:tcMar>
+              <w:top w:type="dxa" w:w="60"/>
+              <w:left w:type="dxa" w:w="100"/>
+              <w:bottom w:type="dxa" w:w="60"/>
+              <w:right w:type="dxa" w:w="100"/>
+            </w:tcMar>
+          </w:tcPr>
+          <w:p>
+            <w:r>
+              <w:rPr>
+                <w:b w:val="false"/>
+                <w:bCs w:val="false"/>
+                <w:color w:val="222222"/>
+                <w:sz w:val="18"/>
+                <w:szCs w:val="18"/>
+              </w:rPr>
+              <w:t xml:space="preserve">21</w:t>
+            </w:r>
+          </w:p>
+        </w:tc>
+        <w:tc>
+          <w:tcPr>
+            <w:tcW w:type="dxa" w:w="1500"/>
+            <w:tcMar>
+              <w:top w:type="dxa" w:w="60"/>
+              <w:left w:type="dxa" w:w="100"/>
+              <w:bottom w:type="dxa" w:w="60"/>
+              <w:right w:type="dxa" w:w="100"/>
+            </w:tcMar>
+          </w:tcPr>
+          <w:p>
+            <w:r>
+              <w:rPr>
+                <w:b w:val="false"/>
+                <w:bCs w:val="false"/>
+                <w:color w:val="222222"/>
+                <w:sz w:val="18"/>
+                <w:szCs w:val="18"/>
+              </w:rPr>
+              <w:t xml:space="preserve">Wrap-up</w:t>
+            </w:r>
+          </w:p>
+        </w:tc>
+        <w:tc>
+          <w:tcPr>
+            <w:tcW w:type="dxa" w:w="4538"/>
+            <w:tcMar>
+              <w:top w:type="dxa" w:w="60"/>
+              <w:left w:type="dxa" w:w="100"/>
+              <w:bottom w:type="dxa" w:w="60"/>
+              <w:right w:type="dxa" w:w="100"/>
+            </w:tcMar>
+          </w:tcPr>
+          <w:p>
+            <w:r>
+              <w:rPr>
+                <w:b w:val="false"/>
+                <w:bCs w:val="false"/>
+                <w:color w:val="222222"/>
+                <w:sz w:val="18"/>
+                <w:szCs w:val="18"/>
+              </w:rPr>
+              <w:t xml:space="preserve">Handover prompts PDF</w:t>
+            </w:r>
+          </w:p>
+        </w:tc>
+        <w:tc>
+          <w:tcPr>
+            <w:tcW w:type="dxa" w:w="1500"/>
+            <w:tcMar>
+              <w:top w:type="dxa" w:w="60"/>
+              <w:left w:type="dxa" w:w="100"/>
+              <w:bottom w:type="dxa" w:w="60"/>
+              <w:right w:type="dxa" w:w="100"/>
+            </w:tcMar>
+          </w:tcPr>
+          <w:p>
+            <w:r>
+              <w:rPr>
+                <w:b w:val="false"/>
+                <w:bCs w:val="false"/>
+                <w:color w:val="222222"/>
+                <w:sz w:val="18"/>
+                <w:szCs w:val="18"/>
+              </w:rPr>
+              <w:t xml:space="preserve">Working prompt</w:t>
+            </w:r>
+          </w:p>
+        </w:tc>
+        <w:tc>
+          <w:tcPr>
+            <w:tcW w:type="dxa" w:w="1400"/>
+            <w:tcMar>
+              <w:top w:type="dxa" w:w="60"/>
+              <w:left w:type="dxa" w:w="100"/>
+              <w:bottom w:type="dxa" w:w="60"/>
+              <w:right w:type="dxa" w:w="100"/>
+            </w:tcMar>
+          </w:tcPr>
+          <w:p>
+            <w:r>
+              <w:rPr>
+                <w:b w:val="false"/>
+                <w:bCs w:val="false"/>
+                <w:color w:val="222222"/>
+                <w:sz w:val="18"/>
+                <w:szCs w:val="18"/>
+              </w:rPr>
+              <w:t xml:space="preserve">2026-10-15</w:t>
+            </w:r>
+          </w:p>
+        </w:tc>
+      </w:tr>
     </w:tbl>
     <w:p>
       <w:r>
@@ -7304,6 +7543,393 @@
           <w:szCs w:val="21"/>
         </w:rPr>
         <w:t xml:space="preserve">git ls-remote; curl returned 200 for the home page, pages/404.html and css/base.css on the live site.</w:t>
+      </w:r>
+    </w:p>
+    <w:p>
+      <w:pPr>
+        <w:pBdr>
+          <w:bottom w:val="single" w:color="D9DBE5" w:sz="4" w:space="4"/>
+        </w:pBdr>
+        <w:spacing w:after="200"/>
+      </w:pPr>
+      <w:r>
+        <w:t xml:space="preserve"/>
+      </w:r>
+    </w:p>
+    <w:p>
+      <w:pPr>
+        <w:pStyle w:val="Heading3"/>
+        <w:keepNext/>
+      </w:pPr>
+      <w:r>
+        <w:t xml:space="preserve">#20  Request: handover prompt PDF for a teammate's agent</w:t>
+      </w:r>
+    </w:p>
+    <w:p>
+      <w:pPr>
+        <w:keepNext/>
+        <w:spacing w:after="60"/>
+      </w:pPr>
+      <w:r>
+        <w:rPr>
+          <w:color w:val="5B6475"/>
+          <w:sz w:val="18"/>
+          <w:szCs w:val="18"/>
+        </w:rPr>
+        <w:t xml:space="preserve">User prompt  |  2026-10-15</w:t>
+      </w:r>
+    </w:p>
+    <w:p>
+      <w:pPr>
+        <w:spacing w:after="60" w:before="160"/>
+      </w:pPr>
+      <w:r>
+        <w:rPr>
+          <w:b/>
+          <w:bCs/>
+          <w:color w:val="4F46E5"/>
+          <w:spacing w:val="20"/>
+          <w:sz w:val="17"/>
+          <w:szCs w:val="17"/>
+        </w:rPr>
+        <w:t xml:space="preserve">PROMPT</w:t>
+      </w:r>
+    </w:p>
+    <w:p>
+      <w:pPr>
+        <w:pBdr>
+          <w:left w:val="single" w:color="4F46E5" w:sz="18" w:space="8"/>
+        </w:pBdr>
+        <w:shd w:fill="F1F2F8" w:color="auto" w:val="clear"/>
+        <w:spacing w:after="120" w:before="40" w:line="276"/>
+        <w:ind w:left="160" w:right="160"/>
+      </w:pPr>
+      <w:r>
+        <w:rPr>
+          <w:rFonts w:ascii="Consolas" w:cs="Consolas" w:eastAsia="Consolas" w:hAnsi="Consolas"/>
+          <w:sz w:val="19"/>
+          <w:szCs w:val="19"/>
+        </w:rPr>
+        <w:t xml:space="preserve">imma handover the project to my teammate i want you to create a detailed prompt for his agent most prolly he'll use anti gravity so i want a pdf containing prompts to complete the rest of the work in the project. so create a pdf and mention its path once its created then i'll share it to him</w:t>
+      </w:r>
+    </w:p>
+    <w:p>
+      <w:pPr>
+        <w:spacing w:after="60" w:before="160"/>
+      </w:pPr>
+      <w:r>
+        <w:rPr>
+          <w:b/>
+          <w:bCs/>
+          <w:color w:val="4F46E5"/>
+          <w:spacing w:val="20"/>
+          <w:sz w:val="17"/>
+          <w:szCs w:val="17"/>
+        </w:rPr>
+        <w:t xml:space="preserve">PURPOSE</w:t>
+      </w:r>
+    </w:p>
+    <w:p>
+      <w:pPr>
+        <w:spacing w:after="80"/>
+      </w:pPr>
+      <w:r>
+        <w:rPr>
+          <w:sz w:val="21"/>
+          <w:szCs w:val="21"/>
+        </w:rPr>
+        <w:t xml:space="preserve">Let a teammate's AI agent (Antigravity) finish Review 2, Review 3 and the wrap-up.</w:t>
+      </w:r>
+    </w:p>
+    <w:p>
+      <w:pPr>
+        <w:spacing w:after="60" w:before="160"/>
+      </w:pPr>
+      <w:r>
+        <w:rPr>
+          <w:b/>
+          <w:bCs/>
+          <w:color w:val="4F46E5"/>
+          <w:spacing w:val="20"/>
+          <w:sz w:val="17"/>
+          <w:szCs w:val="17"/>
+        </w:rPr>
+        <w:t xml:space="preserve">FILES</w:t>
+      </w:r>
+    </w:p>
+    <w:p>
+      <w:pPr>
+        <w:pStyle w:val="ListParagraph"/>
+        <w:numPr>
+          <w:ilvl w:val="0"/>
+          <w:numId w:val="2"/>
+        </w:numPr>
+      </w:pPr>
+      <w:r>
+        <w:rPr>
+          <w:rFonts w:ascii="Consolas" w:cs="Consolas" w:eastAsia="Consolas" w:hAnsi="Consolas"/>
+          <w:sz w:val="19"/>
+          <w:szCs w:val="19"/>
+        </w:rPr>
+        <w:t xml:space="preserve">-</w:t>
+      </w:r>
+    </w:p>
+    <w:p>
+      <w:pPr>
+        <w:spacing w:after="60" w:before="160"/>
+      </w:pPr>
+      <w:r>
+        <w:rPr>
+          <w:b/>
+          <w:bCs/>
+          <w:color w:val="4F46E5"/>
+          <w:spacing w:val="20"/>
+          <w:sz w:val="17"/>
+          <w:szCs w:val="17"/>
+        </w:rPr>
+        <w:t xml:space="preserve">RESULT</w:t>
+      </w:r>
+    </w:p>
+    <w:p>
+      <w:pPr>
+        <w:spacing w:after="80"/>
+      </w:pPr>
+      <w:r>
+        <w:rPr>
+          <w:sz w:val="21"/>
+          <w:szCs w:val="21"/>
+        </w:rPr>
+        <w:t xml:space="preserve">Handled in the next step.</w:t>
+      </w:r>
+    </w:p>
+    <w:p>
+      <w:pPr>
+        <w:spacing w:after="60" w:before="160"/>
+      </w:pPr>
+      <w:r>
+        <w:rPr>
+          <w:b/>
+          <w:bCs/>
+          <w:color w:val="4F46E5"/>
+          <w:spacing w:val="20"/>
+          <w:sz w:val="17"/>
+          <w:szCs w:val="17"/>
+        </w:rPr>
+        <w:t xml:space="preserve">VERIFICATION</w:t>
+      </w:r>
+    </w:p>
+    <w:p>
+      <w:pPr>
+        <w:spacing w:after="80"/>
+      </w:pPr>
+      <w:r>
+        <w:rPr>
+          <w:sz w:val="21"/>
+          <w:szCs w:val="21"/>
+        </w:rPr>
+        <w:t xml:space="preserve">-</w:t>
+      </w:r>
+    </w:p>
+    <w:p>
+      <w:pPr>
+        <w:pBdr>
+          <w:bottom w:val="single" w:color="D9DBE5" w:sz="4" w:space="4"/>
+        </w:pBdr>
+        <w:spacing w:after="200"/>
+      </w:pPr>
+      <w:r>
+        <w:t xml:space="preserve"/>
+      </w:r>
+    </w:p>
+    <w:p>
+      <w:pPr>
+        <w:pStyle w:val="Heading3"/>
+        <w:keepNext/>
+      </w:pPr>
+      <w:r>
+        <w:t xml:space="preserve">#21  Handover prompts PDF</w:t>
+      </w:r>
+    </w:p>
+    <w:p>
+      <w:pPr>
+        <w:keepNext/>
+        <w:spacing w:after="60"/>
+      </w:pPr>
+      <w:r>
+        <w:rPr>
+          <w:color w:val="5B6475"/>
+          <w:sz w:val="18"/>
+          <w:szCs w:val="18"/>
+        </w:rPr>
+        <w:t xml:space="preserve">Working prompt  |  2026-10-15</w:t>
+      </w:r>
+    </w:p>
+    <w:p>
+      <w:pPr>
+        <w:spacing w:after="60" w:before="160"/>
+      </w:pPr>
+      <w:r>
+        <w:rPr>
+          <w:b/>
+          <w:bCs/>
+          <w:color w:val="4F46E5"/>
+          <w:spacing w:val="20"/>
+          <w:sz w:val="17"/>
+          <w:szCs w:val="17"/>
+        </w:rPr>
+        <w:t xml:space="preserve">PROMPT</w:t>
+      </w:r>
+    </w:p>
+    <w:p>
+      <w:pPr>
+        <w:pBdr>
+          <w:left w:val="single" w:color="4F46E5" w:sz="18" w:space="8"/>
+        </w:pBdr>
+        <w:shd w:fill="F1F2F8" w:color="auto" w:val="clear"/>
+        <w:spacing w:after="120" w:before="40" w:line="276"/>
+        <w:ind w:left="160" w:right="160"/>
+      </w:pPr>
+      <w:r>
+        <w:rPr>
+          <w:rFonts w:ascii="Consolas" w:cs="Consolas" w:eastAsia="Consolas" w:hAnsi="Consolas"/>
+          <w:sz w:val="19"/>
+          <w:szCs w:val="19"/>
+        </w:rPr>
+        <w:t xml:space="preserve">Write docs/tools/build_handover_pdf.py (reusing the styles of build_prompt_pdf.py) to produce docs/SplitStack_Handover_Prompts.pdf: how to use it with Antigravity, one-time setup (tools, collaborator access, MongoDB Atlas, workflow token scope), a roadmap, Prompt 0 with the full project context, rules, logging, commit/push and gh-pages redeploy procedure, the 15 planned prompts P1-P15 expanded with concrete checks and commit messages, utility prompts (status, recovery, review rehearsal) and common problems. Render pages to check the layout.</w:t>
+      </w:r>
+    </w:p>
+    <w:p>
+      <w:pPr>
+        <w:spacing w:after="60" w:before="160"/>
+      </w:pPr>
+      <w:r>
+        <w:rPr>
+          <w:b/>
+          <w:bCs/>
+          <w:color w:val="4F46E5"/>
+          <w:spacing w:val="20"/>
+          <w:sz w:val="17"/>
+          <w:szCs w:val="17"/>
+        </w:rPr>
+        <w:t xml:space="preserve">PURPOSE</w:t>
+      </w:r>
+    </w:p>
+    <w:p>
+      <w:pPr>
+        <w:spacing w:after="80"/>
+      </w:pPr>
+      <w:r>
+        <w:rPr>
+          <w:sz w:val="21"/>
+          <w:szCs w:val="21"/>
+        </w:rPr>
+        <w:t xml:space="preserve">Give the teammate a self-contained, ordered set of prompts.</w:t>
+      </w:r>
+    </w:p>
+    <w:p>
+      <w:pPr>
+        <w:spacing w:after="60" w:before="160"/>
+      </w:pPr>
+      <w:r>
+        <w:rPr>
+          <w:b/>
+          <w:bCs/>
+          <w:color w:val="4F46E5"/>
+          <w:spacing w:val="20"/>
+          <w:sz w:val="17"/>
+          <w:szCs w:val="17"/>
+        </w:rPr>
+        <w:t xml:space="preserve">FILES</w:t>
+      </w:r>
+    </w:p>
+    <w:p>
+      <w:pPr>
+        <w:pStyle w:val="ListParagraph"/>
+        <w:numPr>
+          <w:ilvl w:val="0"/>
+          <w:numId w:val="2"/>
+        </w:numPr>
+      </w:pPr>
+      <w:r>
+        <w:rPr>
+          <w:rFonts w:ascii="Consolas" w:cs="Consolas" w:eastAsia="Consolas" w:hAnsi="Consolas"/>
+          <w:sz w:val="19"/>
+          <w:szCs w:val="19"/>
+        </w:rPr>
+        <w:t xml:space="preserve">docs/tools/build_handover_pdf.py</w:t>
+      </w:r>
+    </w:p>
+    <w:p>
+      <w:pPr>
+        <w:pStyle w:val="ListParagraph"/>
+        <w:numPr>
+          <w:ilvl w:val="0"/>
+          <w:numId w:val="2"/>
+        </w:numPr>
+      </w:pPr>
+      <w:r>
+        <w:rPr>
+          <w:rFonts w:ascii="Consolas" w:cs="Consolas" w:eastAsia="Consolas" w:hAnsi="Consolas"/>
+          <w:sz w:val="19"/>
+          <w:szCs w:val="19"/>
+        </w:rPr>
+        <w:t xml:space="preserve">docs/SplitStack_Handover_Prompts.pdf</w:t>
+      </w:r>
+    </w:p>
+    <w:p>
+      <w:pPr>
+        <w:spacing w:after="60" w:before="160"/>
+      </w:pPr>
+      <w:r>
+        <w:rPr>
+          <w:b/>
+          <w:bCs/>
+          <w:color w:val="4F46E5"/>
+          <w:spacing w:val="20"/>
+          <w:sz w:val="17"/>
+          <w:szCs w:val="17"/>
+        </w:rPr>
+        <w:t xml:space="preserve">RESULT</w:t>
+      </w:r>
+    </w:p>
+    <w:p>
+      <w:pPr>
+        <w:spacing w:after="80"/>
+      </w:pPr>
+      <w:r>
+        <w:rPr>
+          <w:sz w:val="21"/>
+          <w:szCs w:val="21"/>
+        </w:rPr>
+        <w:t xml:space="preserve">14-page PDF created. Changes against the planned prompts: P1 adds data-page attributes and client/js/package.json (type module) for node --test; P13 keeps the localStorage implementation as a demo mode (api-local.js chosen when /api/health does not answer) so the GitHub Pages site keeps working, instead of deleting it; P9 replaces deprecated csurf with a synchronizer token; P14 uses MongoMemoryReplSet because the API uses transactions; P15 asks for confirmation before deleting the Flask files and leaves Render account steps to the student.</w:t>
+      </w:r>
+    </w:p>
+    <w:p>
+      <w:pPr>
+        <w:spacing w:after="60" w:before="160"/>
+      </w:pPr>
+      <w:r>
+        <w:rPr>
+          <w:b/>
+          <w:bCs/>
+          <w:color w:val="4F46E5"/>
+          <w:spacing w:val="20"/>
+          <w:sz w:val="17"/>
+          <w:szCs w:val="17"/>
+        </w:rPr>
+        <w:t xml:space="preserve">VERIFICATION</w:t>
+      </w:r>
+    </w:p>
+    <w:p>
+      <w:pPr>
+        <w:spacing w:after="80"/>
+      </w:pPr>
+      <w:r>
+        <w:rPr>
+          <w:sz w:val="21"/>
+          <w:szCs w:val="21"/>
+        </w:rPr>
+        <w:t xml:space="preserve">Rendered pages with PyMuPDF and checked the layout of the setup, Prompt 0, step and utility pages.</w:t>
       </w:r>
     </w:p>
     <w:p>
